--- a/TI 3B_2341720169_Dimas Adi Bayu Samudra_JOBSHEET PRAKTIKUM 5.docx
+++ b/TI 3B_2341720169_Dimas Adi Bayu Samudra_JOBSHEET PRAKTIKUM 5.docx
@@ -621,7 +621,7 @@
                 <w:szCs w:val="24"/>
                 <w:lang w:val="en-US" w:eastAsia="en-ID"/>
               </w:rPr>
-              <w:t>3</w:t>
+              <w:t>5</w:t>
             </w:r>
           </w:p>
         </w:tc>
@@ -5001,7 +5001,7 @@
                 <w:sz w:val="20"/>
                 <w:szCs w:val="20"/>
               </w:rPr>
-              <w:t>3</w:t>
+              <w:t>5</w:t>
             </w:r>
             <w:r>
               <w:rPr>

--- a/TI 3B_2341720169_Dimas Adi Bayu Samudra_JOBSHEET PRAKTIKUM 5.docx
+++ b/TI 3B_2341720169_Dimas Adi Bayu Samudra_JOBSHEET PRAKTIKUM 5.docx
@@ -851,6 +851,69 @@
                 <w:lang w:eastAsia="en-ID"/>
               </w:rPr>
             </w:pPr>
+            <w:r>
+              <w:rPr>
+                <w:rFonts w:eastAsia="Times New Roman" w:cs="Times New Roman"/>
+                <w:szCs w:val="24"/>
+                <w:lang w:eastAsia="en-ID"/>
+              </w:rPr>
+              <w:t>Modifikasi file global.css</w:t>
+            </w:r>
+          </w:p>
+          <w:p>
+            <w:pPr>
+              <w:spacing w:before="60" w:line="360" w:lineRule="auto"/>
+              <w:ind w:firstLine="0"/>
+              <w:jc w:val="left"/>
+              <w:rPr>
+                <w:rFonts w:eastAsia="Times New Roman" w:cs="Times New Roman"/>
+                <w:szCs w:val="24"/>
+                <w:lang w:eastAsia="en-ID"/>
+              </w:rPr>
+            </w:pPr>
+            <w:r>
+              <w:rPr>
+                <w:rFonts w:eastAsia="Times New Roman" w:cs="Times New Roman"/>
+                <w:noProof/>
+                <w:szCs w:val="24"/>
+                <w:lang w:eastAsia="en-ID"/>
+              </w:rPr>
+              <w:drawing>
+                <wp:inline distT="0" distB="0" distL="0" distR="0" wp14:anchorId="2C8DF448" wp14:editId="67A5CCB3">
+                  <wp:extent cx="3297382" cy="4745183"/>
+                  <wp:effectExtent l="0" t="0" r="0" b="0"/>
+                  <wp:docPr id="273954085" name="Picture 1"/>
+                  <wp:cNvGraphicFramePr>
+                    <a:graphicFrameLocks xmlns:a="http://schemas.openxmlformats.org/drawingml/2006/main" noChangeAspect="1"/>
+                  </wp:cNvGraphicFramePr>
+                  <a:graphic xmlns:a="http://schemas.openxmlformats.org/drawingml/2006/main">
+                    <a:graphicData uri="http://schemas.openxmlformats.org/drawingml/2006/picture">
+                      <pic:pic xmlns:pic="http://schemas.openxmlformats.org/drawingml/2006/picture">
+                        <pic:nvPicPr>
+                          <pic:cNvPr id="273954085" name=""/>
+                          <pic:cNvPicPr/>
+                        </pic:nvPicPr>
+                        <pic:blipFill>
+                          <a:blip r:embed="rId7"/>
+                          <a:stretch>
+                            <a:fillRect/>
+                          </a:stretch>
+                        </pic:blipFill>
+                        <pic:spPr>
+                          <a:xfrm>
+                            <a:off x="0" y="0"/>
+                            <a:ext cx="3310665" cy="4764298"/>
+                          </a:xfrm>
+                          <a:prstGeom prst="rect">
+                            <a:avLst/>
+                          </a:prstGeom>
+                        </pic:spPr>
+                      </pic:pic>
+                    </a:graphicData>
+                  </a:graphic>
+                </wp:inline>
+              </w:drawing>
+            </w:r>
           </w:p>
         </w:tc>
       </w:tr>
@@ -876,6 +939,7 @@
                 <w:szCs w:val="24"/>
                 <w:lang w:val="en-US" w:eastAsia="en-ID"/>
               </w:rPr>
+              <w:lastRenderedPageBreak/>
               <w:t>2</w:t>
             </w:r>
           </w:p>
@@ -895,10 +959,69 @@
                 <w:lang w:val="it-IT" w:eastAsia="en-ID"/>
               </w:rPr>
             </w:pPr>
+            <w:r>
+              <w:rPr>
+                <w:rFonts w:eastAsia="Times New Roman" w:cs="Times New Roman"/>
+                <w:noProof/>
+                <w:szCs w:val="24"/>
+                <w:lang w:val="it-IT" w:eastAsia="en-ID"/>
+              </w:rPr>
+              <w:drawing>
+                <wp:inline distT="0" distB="0" distL="0" distR="0" wp14:anchorId="005ACC7A" wp14:editId="529FB5BD">
+                  <wp:extent cx="5114150" cy="2618509"/>
+                  <wp:effectExtent l="0" t="0" r="0" b="0"/>
+                  <wp:docPr id="184729728" name="Picture 1"/>
+                  <wp:cNvGraphicFramePr>
+                    <a:graphicFrameLocks xmlns:a="http://schemas.openxmlformats.org/drawingml/2006/main" noChangeAspect="1"/>
+                  </wp:cNvGraphicFramePr>
+                  <a:graphic xmlns:a="http://schemas.openxmlformats.org/drawingml/2006/main">
+                    <a:graphicData uri="http://schemas.openxmlformats.org/drawingml/2006/picture">
+                      <pic:pic xmlns:pic="http://schemas.openxmlformats.org/drawingml/2006/picture">
+                        <pic:nvPicPr>
+                          <pic:cNvPr id="184729728" name=""/>
+                          <pic:cNvPicPr/>
+                        </pic:nvPicPr>
+                        <pic:blipFill>
+                          <a:blip r:embed="rId8"/>
+                          <a:stretch>
+                            <a:fillRect/>
+                          </a:stretch>
+                        </pic:blipFill>
+                        <pic:spPr>
+                          <a:xfrm>
+                            <a:off x="0" y="0"/>
+                            <a:ext cx="5129982" cy="2626615"/>
+                          </a:xfrm>
+                          <a:prstGeom prst="rect">
+                            <a:avLst/>
+                          </a:prstGeom>
+                        </pic:spPr>
+                      </pic:pic>
+                    </a:graphicData>
+                  </a:graphic>
+                </wp:inline>
+              </w:drawing>
+            </w:r>
           </w:p>
         </w:tc>
       </w:tr>
     </w:tbl>
+    <w:p>
+      <w:pPr>
+        <w:spacing w:before="60" w:line="360" w:lineRule="auto"/>
+        <w:ind w:firstLine="0"/>
+        <w:jc w:val="left"/>
+        <w:rPr>
+          <w:rFonts w:eastAsia="Times New Roman" w:cs="Times New Roman"/>
+          <w:b/>
+          <w:bCs/>
+          <w:kern w:val="0"/>
+          <w:szCs w:val="24"/>
+          <w:lang w:eastAsia="en-ID"/>
+          <w14:ligatures w14:val="none"/>
+        </w:rPr>
+      </w:pPr>
+    </w:p>
     <w:p>
       <w:pPr>
         <w:spacing w:before="60" w:line="360" w:lineRule="auto"/>
@@ -1053,6 +1176,111 @@
               </w:rPr>
               <w:t xml:space="preserve"> </w:t>
             </w:r>
+            <w:proofErr w:type="spellStart"/>
+            <w:r>
+              <w:rPr>
+                <w:rFonts w:eastAsia="Times New Roman" w:cs="Times New Roman"/>
+                <w:szCs w:val="24"/>
+                <w:lang w:val="en-US" w:eastAsia="en-ID"/>
+              </w:rPr>
+              <w:t>Membuat</w:t>
+            </w:r>
+            <w:proofErr w:type="spellEnd"/>
+            <w:r>
+              <w:rPr>
+                <w:rFonts w:eastAsia="Times New Roman" w:cs="Times New Roman"/>
+                <w:szCs w:val="24"/>
+                <w:lang w:val="en-US" w:eastAsia="en-ID"/>
+              </w:rPr>
+              <w:t xml:space="preserve"> file </w:t>
+            </w:r>
+            <w:proofErr w:type="spellStart"/>
+            <w:r>
+              <w:rPr>
+                <w:rFonts w:eastAsia="Times New Roman" w:cs="Times New Roman"/>
+                <w:szCs w:val="24"/>
+                <w:lang w:val="en-US" w:eastAsia="en-ID"/>
+              </w:rPr>
+              <w:t>baru</w:t>
+            </w:r>
+            <w:proofErr w:type="spellEnd"/>
+            <w:r>
+              <w:rPr>
+                <w:rFonts w:eastAsia="Times New Roman" w:cs="Times New Roman"/>
+                <w:szCs w:val="24"/>
+                <w:lang w:val="en-US" w:eastAsia="en-ID"/>
+              </w:rPr>
+              <w:t xml:space="preserve"> di </w:t>
+            </w:r>
+            <w:proofErr w:type="spellStart"/>
+            <w:r>
+              <w:rPr>
+                <w:rFonts w:eastAsia="Times New Roman" w:cs="Times New Roman"/>
+                <w:szCs w:val="24"/>
+                <w:lang w:val="en-US" w:eastAsia="en-ID"/>
+              </w:rPr>
+              <w:t>dalam</w:t>
+            </w:r>
+            <w:proofErr w:type="spellEnd"/>
+            <w:r>
+              <w:rPr>
+                <w:rFonts w:eastAsia="Times New Roman" w:cs="Times New Roman"/>
+                <w:szCs w:val="24"/>
+                <w:lang w:val="en-US" w:eastAsia="en-ID"/>
+              </w:rPr>
+              <w:t xml:space="preserve"> folder navbar</w:t>
+            </w:r>
+            <w:r>
+              <w:rPr>
+                <w:rFonts w:eastAsia="Times New Roman" w:cs="Times New Roman"/>
+                <w:szCs w:val="24"/>
+                <w:lang w:val="en-US" w:eastAsia="en-ID"/>
+              </w:rPr>
+              <w:br/>
+            </w:r>
+            <w:r>
+              <w:rPr>
+                <w:rFonts w:eastAsia="Times New Roman" w:cs="Times New Roman"/>
+                <w:noProof/>
+                <w:szCs w:val="24"/>
+                <w:lang w:val="en-US" w:eastAsia="en-ID"/>
+              </w:rPr>
+              <w:drawing>
+                <wp:inline distT="0" distB="0" distL="0" distR="0" wp14:anchorId="2816BFEA" wp14:editId="0BCD46E2">
+                  <wp:extent cx="2343477" cy="1695687"/>
+                  <wp:effectExtent l="0" t="0" r="0" b="0"/>
+                  <wp:docPr id="1837615420" name="Picture 1"/>
+                  <wp:cNvGraphicFramePr>
+                    <a:graphicFrameLocks xmlns:a="http://schemas.openxmlformats.org/drawingml/2006/main" noChangeAspect="1"/>
+                  </wp:cNvGraphicFramePr>
+                  <a:graphic xmlns:a="http://schemas.openxmlformats.org/drawingml/2006/main">
+                    <a:graphicData uri="http://schemas.openxmlformats.org/drawingml/2006/picture">
+                      <pic:pic xmlns:pic="http://schemas.openxmlformats.org/drawingml/2006/picture">
+                        <pic:nvPicPr>
+                          <pic:cNvPr id="1837615420" name=""/>
+                          <pic:cNvPicPr/>
+                        </pic:nvPicPr>
+                        <pic:blipFill>
+                          <a:blip r:embed="rId9"/>
+                          <a:stretch>
+                            <a:fillRect/>
+                          </a:stretch>
+                        </pic:blipFill>
+                        <pic:spPr>
+                          <a:xfrm>
+                            <a:off x="0" y="0"/>
+                            <a:ext cx="2343477" cy="1695687"/>
+                          </a:xfrm>
+                          <a:prstGeom prst="rect">
+                            <a:avLst/>
+                          </a:prstGeom>
+                        </pic:spPr>
+                      </pic:pic>
+                    </a:graphicData>
+                  </a:graphic>
+                </wp:inline>
+              </w:drawing>
+            </w:r>
           </w:p>
         </w:tc>
       </w:tr>
@@ -1097,6 +1325,65 @@
                 <w:lang w:eastAsia="en-ID"/>
               </w:rPr>
             </w:pPr>
+            <w:r>
+              <w:rPr>
+                <w:rFonts w:eastAsia="Times New Roman" w:cs="Times New Roman"/>
+                <w:szCs w:val="24"/>
+                <w:lang w:eastAsia="en-ID"/>
+              </w:rPr>
+              <w:t xml:space="preserve">Modifikasi isi dari file baru </w:t>
+            </w:r>
+            <w:r>
+              <w:rPr>
+                <w:rFonts w:eastAsia="Times New Roman" w:cs="Times New Roman"/>
+                <w:szCs w:val="24"/>
+                <w:lang w:eastAsia="en-ID"/>
+              </w:rPr>
+              <w:br/>
+            </w:r>
+            <w:r>
+              <w:rPr>
+                <w:rFonts w:eastAsia="Times New Roman" w:cs="Times New Roman"/>
+                <w:noProof/>
+                <w:szCs w:val="24"/>
+                <w:lang w:eastAsia="en-ID"/>
+              </w:rPr>
+              <w:drawing>
+                <wp:inline distT="0" distB="0" distL="0" distR="0" wp14:anchorId="6FBA99A4" wp14:editId="64A5117A">
+                  <wp:extent cx="4305901" cy="1857634"/>
+                  <wp:effectExtent l="0" t="0" r="0" b="9525"/>
+                  <wp:docPr id="2053254070" name="Picture 1"/>
+                  <wp:cNvGraphicFramePr>
+                    <a:graphicFrameLocks xmlns:a="http://schemas.openxmlformats.org/drawingml/2006/main" noChangeAspect="1"/>
+                  </wp:cNvGraphicFramePr>
+                  <a:graphic xmlns:a="http://schemas.openxmlformats.org/drawingml/2006/main">
+                    <a:graphicData uri="http://schemas.openxmlformats.org/drawingml/2006/picture">
+                      <pic:pic xmlns:pic="http://schemas.openxmlformats.org/drawingml/2006/picture">
+                        <pic:nvPicPr>
+                          <pic:cNvPr id="2053254070" name=""/>
+                          <pic:cNvPicPr/>
+                        </pic:nvPicPr>
+                        <pic:blipFill>
+                          <a:blip r:embed="rId10"/>
+                          <a:stretch>
+                            <a:fillRect/>
+                          </a:stretch>
+                        </pic:blipFill>
+                        <pic:spPr>
+                          <a:xfrm>
+                            <a:off x="0" y="0"/>
+                            <a:ext cx="4305901" cy="1857634"/>
+                          </a:xfrm>
+                          <a:prstGeom prst="rect">
+                            <a:avLst/>
+                          </a:prstGeom>
+                        </pic:spPr>
+                      </pic:pic>
+                    </a:graphicData>
+                  </a:graphic>
+                </wp:inline>
+              </w:drawing>
+            </w:r>
           </w:p>
         </w:tc>
       </w:tr>
@@ -1122,6 +1409,7 @@
                 <w:szCs w:val="24"/>
                 <w:lang w:val="en-US" w:eastAsia="en-ID"/>
               </w:rPr>
+              <w:lastRenderedPageBreak/>
               <w:t>3</w:t>
             </w:r>
           </w:p>
@@ -1141,6 +1429,111 @@
                 <w:lang w:val="en-US" w:eastAsia="en-ID"/>
               </w:rPr>
             </w:pPr>
+            <w:proofErr w:type="spellStart"/>
+            <w:r>
+              <w:rPr>
+                <w:rFonts w:eastAsia="Times New Roman" w:cs="Times New Roman"/>
+                <w:szCs w:val="24"/>
+                <w:lang w:val="en-US" w:eastAsia="en-ID"/>
+              </w:rPr>
+              <w:t>Modifikasi</w:t>
+            </w:r>
+            <w:proofErr w:type="spellEnd"/>
+            <w:r>
+              <w:rPr>
+                <w:rFonts w:eastAsia="Times New Roman" w:cs="Times New Roman"/>
+                <w:szCs w:val="24"/>
+                <w:lang w:val="en-US" w:eastAsia="en-ID"/>
+              </w:rPr>
+              <w:t xml:space="preserve"> </w:t>
+            </w:r>
+            <w:proofErr w:type="spellStart"/>
+            <w:r>
+              <w:rPr>
+                <w:rFonts w:eastAsia="Times New Roman" w:cs="Times New Roman"/>
+                <w:szCs w:val="24"/>
+                <w:lang w:val="en-US" w:eastAsia="en-ID"/>
+              </w:rPr>
+              <w:t>kode</w:t>
+            </w:r>
+            <w:proofErr w:type="spellEnd"/>
+            <w:r>
+              <w:rPr>
+                <w:rFonts w:eastAsia="Times New Roman" w:cs="Times New Roman"/>
+                <w:szCs w:val="24"/>
+                <w:lang w:val="en-US" w:eastAsia="en-ID"/>
+              </w:rPr>
+              <w:t xml:space="preserve"> pada </w:t>
+            </w:r>
+            <w:proofErr w:type="spellStart"/>
+            <w:r>
+              <w:rPr>
+                <w:rFonts w:eastAsia="Times New Roman" w:cs="Times New Roman"/>
+                <w:szCs w:val="24"/>
+                <w:lang w:val="en-US" w:eastAsia="en-ID"/>
+              </w:rPr>
+              <w:t>index.tsx</w:t>
+            </w:r>
+            <w:proofErr w:type="spellEnd"/>
+            <w:r>
+              <w:rPr>
+                <w:rFonts w:eastAsia="Times New Roman" w:cs="Times New Roman"/>
+                <w:szCs w:val="24"/>
+                <w:lang w:val="en-US" w:eastAsia="en-ID"/>
+              </w:rPr>
+              <w:t xml:space="preserve"> pada folder navbar</w:t>
+            </w:r>
+            <w:r>
+              <w:rPr>
+                <w:rFonts w:eastAsia="Times New Roman" w:cs="Times New Roman"/>
+                <w:szCs w:val="24"/>
+                <w:lang w:val="en-US" w:eastAsia="en-ID"/>
+              </w:rPr>
+              <w:br/>
+            </w:r>
+            <w:r>
+              <w:rPr>
+                <w:rFonts w:eastAsia="Times New Roman" w:cs="Times New Roman"/>
+                <w:noProof/>
+                <w:szCs w:val="24"/>
+                <w:lang w:val="en-US" w:eastAsia="en-ID"/>
+              </w:rPr>
+              <w:drawing>
+                <wp:inline distT="0" distB="0" distL="0" distR="0" wp14:anchorId="5DCE869F" wp14:editId="570F5B4D">
+                  <wp:extent cx="4477375" cy="3124636"/>
+                  <wp:effectExtent l="0" t="0" r="0" b="0"/>
+                  <wp:docPr id="439039523" name="Picture 1"/>
+                  <wp:cNvGraphicFramePr>
+                    <a:graphicFrameLocks xmlns:a="http://schemas.openxmlformats.org/drawingml/2006/main" noChangeAspect="1"/>
+                  </wp:cNvGraphicFramePr>
+                  <a:graphic xmlns:a="http://schemas.openxmlformats.org/drawingml/2006/main">
+                    <a:graphicData uri="http://schemas.openxmlformats.org/drawingml/2006/picture">
+                      <pic:pic xmlns:pic="http://schemas.openxmlformats.org/drawingml/2006/picture">
+                        <pic:nvPicPr>
+                          <pic:cNvPr id="439039523" name=""/>
+                          <pic:cNvPicPr/>
+                        </pic:nvPicPr>
+                        <pic:blipFill>
+                          <a:blip r:embed="rId11"/>
+                          <a:stretch>
+                            <a:fillRect/>
+                          </a:stretch>
+                        </pic:blipFill>
+                        <pic:spPr>
+                          <a:xfrm>
+                            <a:off x="0" y="0"/>
+                            <a:ext cx="4477375" cy="3124636"/>
+                          </a:xfrm>
+                          <a:prstGeom prst="rect">
+                            <a:avLst/>
+                          </a:prstGeom>
+                        </pic:spPr>
+                      </pic:pic>
+                    </a:graphicData>
+                  </a:graphic>
+                </wp:inline>
+              </w:drawing>
+            </w:r>
           </w:p>
         </w:tc>
       </w:tr>
@@ -1185,6 +1578,69 @@
                 <w:lang w:eastAsia="en-ID"/>
               </w:rPr>
             </w:pPr>
+            <w:r>
+              <w:rPr>
+                <w:rFonts w:eastAsia="Times New Roman" w:cs="Times New Roman"/>
+                <w:szCs w:val="24"/>
+                <w:lang w:eastAsia="en-ID"/>
+              </w:rPr>
+              <w:t>Jalankan browser</w:t>
+            </w:r>
+          </w:p>
+          <w:p>
+            <w:pPr>
+              <w:spacing w:before="60" w:line="360" w:lineRule="auto"/>
+              <w:ind w:firstLine="0"/>
+              <w:jc w:val="left"/>
+              <w:rPr>
+                <w:rFonts w:eastAsia="Times New Roman" w:cs="Times New Roman"/>
+                <w:szCs w:val="24"/>
+                <w:lang w:eastAsia="en-ID"/>
+              </w:rPr>
+            </w:pPr>
+            <w:r>
+              <w:rPr>
+                <w:rFonts w:eastAsia="Times New Roman" w:cs="Times New Roman"/>
+                <w:noProof/>
+                <w:szCs w:val="24"/>
+                <w:lang w:eastAsia="en-ID"/>
+              </w:rPr>
+              <w:drawing>
+                <wp:inline distT="0" distB="0" distL="0" distR="0" wp14:anchorId="663A9663" wp14:editId="70A84780">
+                  <wp:extent cx="4277322" cy="1686160"/>
+                  <wp:effectExtent l="0" t="0" r="9525" b="9525"/>
+                  <wp:docPr id="1524726032" name="Picture 1"/>
+                  <wp:cNvGraphicFramePr>
+                    <a:graphicFrameLocks xmlns:a="http://schemas.openxmlformats.org/drawingml/2006/main" noChangeAspect="1"/>
+                  </wp:cNvGraphicFramePr>
+                  <a:graphic xmlns:a="http://schemas.openxmlformats.org/drawingml/2006/main">
+                    <a:graphicData uri="http://schemas.openxmlformats.org/drawingml/2006/picture">
+                      <pic:pic xmlns:pic="http://schemas.openxmlformats.org/drawingml/2006/picture">
+                        <pic:nvPicPr>
+                          <pic:cNvPr id="1524726032" name=""/>
+                          <pic:cNvPicPr/>
+                        </pic:nvPicPr>
+                        <pic:blipFill>
+                          <a:blip r:embed="rId12"/>
+                          <a:stretch>
+                            <a:fillRect/>
+                          </a:stretch>
+                        </pic:blipFill>
+                        <pic:spPr>
+                          <a:xfrm>
+                            <a:off x="0" y="0"/>
+                            <a:ext cx="4277322" cy="1686160"/>
+                          </a:xfrm>
+                          <a:prstGeom prst="rect">
+                            <a:avLst/>
+                          </a:prstGeom>
+                        </pic:spPr>
+                      </pic:pic>
+                    </a:graphicData>
+                  </a:graphic>
+                </wp:inline>
+              </w:drawing>
+            </w:r>
           </w:p>
         </w:tc>
       </w:tr>
@@ -1363,6 +1819,111 @@
                 <w:lang w:val="en-US" w:eastAsia="en-ID"/>
               </w:rPr>
             </w:pPr>
+            <w:proofErr w:type="spellStart"/>
+            <w:r>
+              <w:rPr>
+                <w:rFonts w:eastAsia="Times New Roman" w:cs="Times New Roman"/>
+                <w:sz w:val="22"/>
+                <w:lang w:val="en-US" w:eastAsia="en-ID"/>
+              </w:rPr>
+              <w:t>Membuat</w:t>
+            </w:r>
+            <w:proofErr w:type="spellEnd"/>
+            <w:r>
+              <w:rPr>
+                <w:rFonts w:eastAsia="Times New Roman" w:cs="Times New Roman"/>
+                <w:sz w:val="22"/>
+                <w:lang w:val="en-US" w:eastAsia="en-ID"/>
+              </w:rPr>
+              <w:t xml:space="preserve"> file </w:t>
+            </w:r>
+            <w:proofErr w:type="spellStart"/>
+            <w:r>
+              <w:rPr>
+                <w:rFonts w:eastAsia="Times New Roman" w:cs="Times New Roman"/>
+                <w:sz w:val="22"/>
+                <w:lang w:val="en-US" w:eastAsia="en-ID"/>
+              </w:rPr>
+              <w:t>baru</w:t>
+            </w:r>
+            <w:proofErr w:type="spellEnd"/>
+            <w:r>
+              <w:rPr>
+                <w:rFonts w:eastAsia="Times New Roman" w:cs="Times New Roman"/>
+                <w:sz w:val="22"/>
+                <w:lang w:val="en-US" w:eastAsia="en-ID"/>
+              </w:rPr>
+              <w:t xml:space="preserve"> di </w:t>
+            </w:r>
+            <w:proofErr w:type="spellStart"/>
+            <w:r>
+              <w:rPr>
+                <w:rFonts w:eastAsia="Times New Roman" w:cs="Times New Roman"/>
+                <w:sz w:val="22"/>
+                <w:lang w:val="en-US" w:eastAsia="en-ID"/>
+              </w:rPr>
+              <w:t>dalam</w:t>
+            </w:r>
+            <w:proofErr w:type="spellEnd"/>
+            <w:r>
+              <w:rPr>
+                <w:rFonts w:eastAsia="Times New Roman" w:cs="Times New Roman"/>
+                <w:sz w:val="22"/>
+                <w:lang w:val="en-US" w:eastAsia="en-ID"/>
+              </w:rPr>
+              <w:t xml:space="preserve"> folder auth </w:t>
+            </w:r>
+            <w:r>
+              <w:rPr>
+                <w:rFonts w:eastAsia="Times New Roman" w:cs="Times New Roman"/>
+                <w:sz w:val="22"/>
+                <w:lang w:val="en-US" w:eastAsia="en-ID"/>
+              </w:rPr>
+              <w:br/>
+            </w:r>
+            <w:r>
+              <w:rPr>
+                <w:rFonts w:eastAsia="Times New Roman" w:cs="Times New Roman"/>
+                <w:noProof/>
+                <w:sz w:val="22"/>
+                <w:lang w:val="en-US" w:eastAsia="en-ID"/>
+              </w:rPr>
+              <w:drawing>
+                <wp:inline distT="0" distB="0" distL="0" distR="0" wp14:anchorId="5025270E" wp14:editId="297AF9D1">
+                  <wp:extent cx="2905328" cy="1129145"/>
+                  <wp:effectExtent l="0" t="0" r="0" b="0"/>
+                  <wp:docPr id="572394889" name="Picture 1"/>
+                  <wp:cNvGraphicFramePr>
+                    <a:graphicFrameLocks xmlns:a="http://schemas.openxmlformats.org/drawingml/2006/main" noChangeAspect="1"/>
+                  </wp:cNvGraphicFramePr>
+                  <a:graphic xmlns:a="http://schemas.openxmlformats.org/drawingml/2006/main">
+                    <a:graphicData uri="http://schemas.openxmlformats.org/drawingml/2006/picture">
+                      <pic:pic xmlns:pic="http://schemas.openxmlformats.org/drawingml/2006/picture">
+                        <pic:nvPicPr>
+                          <pic:cNvPr id="572394889" name=""/>
+                          <pic:cNvPicPr/>
+                        </pic:nvPicPr>
+                        <pic:blipFill>
+                          <a:blip r:embed="rId13"/>
+                          <a:stretch>
+                            <a:fillRect/>
+                          </a:stretch>
+                        </pic:blipFill>
+                        <pic:spPr>
+                          <a:xfrm>
+                            <a:off x="0" y="0"/>
+                            <a:ext cx="2913797" cy="1132436"/>
+                          </a:xfrm>
+                          <a:prstGeom prst="rect">
+                            <a:avLst/>
+                          </a:prstGeom>
+                        </pic:spPr>
+                      </pic:pic>
+                    </a:graphicData>
+                  </a:graphic>
+                </wp:inline>
+              </w:drawing>
+            </w:r>
           </w:p>
         </w:tc>
       </w:tr>
@@ -1388,6 +1949,7 @@
                 <w:sz w:val="22"/>
                 <w:lang w:val="en-US" w:eastAsia="en-ID"/>
               </w:rPr>
+              <w:lastRenderedPageBreak/>
               <w:t>2</w:t>
             </w:r>
           </w:p>
@@ -1407,6 +1969,69 @@
                 <w:lang w:eastAsia="en-ID"/>
               </w:rPr>
             </w:pPr>
+            <w:r>
+              <w:rPr>
+                <w:rFonts w:eastAsia="Times New Roman" w:cs="Times New Roman"/>
+                <w:sz w:val="22"/>
+                <w:lang w:eastAsia="en-ID"/>
+              </w:rPr>
+              <w:t>Modifikasi login.module.css</w:t>
+            </w:r>
+          </w:p>
+          <w:p>
+            <w:pPr>
+              <w:spacing w:before="60" w:line="360" w:lineRule="auto"/>
+              <w:ind w:firstLine="0"/>
+              <w:jc w:val="left"/>
+              <w:rPr>
+                <w:rFonts w:eastAsia="Times New Roman" w:cs="Times New Roman"/>
+                <w:sz w:val="22"/>
+                <w:lang w:eastAsia="en-ID"/>
+              </w:rPr>
+            </w:pPr>
+            <w:r>
+              <w:rPr>
+                <w:rFonts w:eastAsia="Times New Roman" w:cs="Times New Roman"/>
+                <w:noProof/>
+                <w:sz w:val="22"/>
+                <w:lang w:eastAsia="en-ID"/>
+              </w:rPr>
+              <w:drawing>
+                <wp:inline distT="0" distB="0" distL="0" distR="0" wp14:anchorId="60042E41" wp14:editId="1B6F6894">
+                  <wp:extent cx="3753374" cy="1533739"/>
+                  <wp:effectExtent l="0" t="0" r="0" b="9525"/>
+                  <wp:docPr id="319119197" name="Picture 1"/>
+                  <wp:cNvGraphicFramePr>
+                    <a:graphicFrameLocks xmlns:a="http://schemas.openxmlformats.org/drawingml/2006/main" noChangeAspect="1"/>
+                  </wp:cNvGraphicFramePr>
+                  <a:graphic xmlns:a="http://schemas.openxmlformats.org/drawingml/2006/main">
+                    <a:graphicData uri="http://schemas.openxmlformats.org/drawingml/2006/picture">
+                      <pic:pic xmlns:pic="http://schemas.openxmlformats.org/drawingml/2006/picture">
+                        <pic:nvPicPr>
+                          <pic:cNvPr id="319119197" name=""/>
+                          <pic:cNvPicPr/>
+                        </pic:nvPicPr>
+                        <pic:blipFill>
+                          <a:blip r:embed="rId14"/>
+                          <a:stretch>
+                            <a:fillRect/>
+                          </a:stretch>
+                        </pic:blipFill>
+                        <pic:spPr>
+                          <a:xfrm>
+                            <a:off x="0" y="0"/>
+                            <a:ext cx="3753374" cy="1533739"/>
+                          </a:xfrm>
+                          <a:prstGeom prst="rect">
+                            <a:avLst/>
+                          </a:prstGeom>
+                        </pic:spPr>
+                      </pic:pic>
+                    </a:graphicData>
+                  </a:graphic>
+                </wp:inline>
+              </w:drawing>
+            </w:r>
           </w:p>
         </w:tc>
       </w:tr>
@@ -1451,6 +2076,89 @@
                 <w:lang w:val="en-US" w:eastAsia="en-ID"/>
               </w:rPr>
             </w:pPr>
+            <w:proofErr w:type="spellStart"/>
+            <w:r>
+              <w:rPr>
+                <w:rFonts w:eastAsia="Times New Roman" w:cs="Times New Roman"/>
+                <w:sz w:val="22"/>
+                <w:lang w:val="en-US" w:eastAsia="en-ID"/>
+              </w:rPr>
+              <w:t>Modifikasi</w:t>
+            </w:r>
+            <w:proofErr w:type="spellEnd"/>
+            <w:r>
+              <w:rPr>
+                <w:rFonts w:eastAsia="Times New Roman" w:cs="Times New Roman"/>
+                <w:sz w:val="22"/>
+                <w:lang w:val="en-US" w:eastAsia="en-ID"/>
+              </w:rPr>
+              <w:t xml:space="preserve"> </w:t>
+            </w:r>
+            <w:proofErr w:type="spellStart"/>
+            <w:r>
+              <w:rPr>
+                <w:rFonts w:eastAsia="Times New Roman" w:cs="Times New Roman"/>
+                <w:sz w:val="22"/>
+                <w:lang w:val="en-US" w:eastAsia="en-ID"/>
+              </w:rPr>
+              <w:t>login.tsx</w:t>
+            </w:r>
+            <w:proofErr w:type="spellEnd"/>
+          </w:p>
+          <w:p>
+            <w:pPr>
+              <w:spacing w:before="60" w:line="360" w:lineRule="auto"/>
+              <w:ind w:firstLine="0"/>
+              <w:jc w:val="left"/>
+              <w:rPr>
+                <w:rFonts w:eastAsia="Times New Roman" w:cs="Times New Roman"/>
+                <w:sz w:val="22"/>
+                <w:lang w:val="en-US" w:eastAsia="en-ID"/>
+              </w:rPr>
+            </w:pPr>
+            <w:r>
+              <w:rPr>
+                <w:rFonts w:eastAsia="Times New Roman" w:cs="Times New Roman"/>
+                <w:noProof/>
+                <w:sz w:val="22"/>
+                <w:lang w:val="en-US" w:eastAsia="en-ID"/>
+              </w:rPr>
+              <w:drawing>
+                <wp:inline distT="0" distB="0" distL="0" distR="0" wp14:anchorId="1C5D7A9B" wp14:editId="4B27465D">
+                  <wp:extent cx="4640293" cy="3034146"/>
+                  <wp:effectExtent l="0" t="0" r="8255" b="0"/>
+                  <wp:docPr id="1579822709" name="Picture 1"/>
+                  <wp:cNvGraphicFramePr>
+                    <a:graphicFrameLocks xmlns:a="http://schemas.openxmlformats.org/drawingml/2006/main" noChangeAspect="1"/>
+                  </wp:cNvGraphicFramePr>
+                  <a:graphic xmlns:a="http://schemas.openxmlformats.org/drawingml/2006/main">
+                    <a:graphicData uri="http://schemas.openxmlformats.org/drawingml/2006/picture">
+                      <pic:pic xmlns:pic="http://schemas.openxmlformats.org/drawingml/2006/picture">
+                        <pic:nvPicPr>
+                          <pic:cNvPr id="1579822709" name=""/>
+                          <pic:cNvPicPr/>
+                        </pic:nvPicPr>
+                        <pic:blipFill>
+                          <a:blip r:embed="rId15"/>
+                          <a:stretch>
+                            <a:fillRect/>
+                          </a:stretch>
+                        </pic:blipFill>
+                        <pic:spPr>
+                          <a:xfrm>
+                            <a:off x="0" y="0"/>
+                            <a:ext cx="4649288" cy="3040027"/>
+                          </a:xfrm>
+                          <a:prstGeom prst="rect">
+                            <a:avLst/>
+                          </a:prstGeom>
+                        </pic:spPr>
+                      </pic:pic>
+                    </a:graphicData>
+                  </a:graphic>
+                </wp:inline>
+              </w:drawing>
+            </w:r>
           </w:p>
         </w:tc>
       </w:tr>
@@ -1495,6 +2203,48 @@
                 <w:lang w:eastAsia="en-ID"/>
               </w:rPr>
             </w:pPr>
+            <w:r>
+              <w:rPr>
+                <w:rFonts w:eastAsia="Times New Roman" w:cs="Times New Roman"/>
+                <w:sz w:val="22"/>
+                <w:lang w:eastAsia="en-ID"/>
+              </w:rPr>
+              <w:drawing>
+                <wp:inline distT="0" distB="0" distL="0" distR="0" wp14:anchorId="55646136" wp14:editId="7999826D">
+                  <wp:extent cx="4752110" cy="2342492"/>
+                  <wp:effectExtent l="0" t="0" r="0" b="1270"/>
+                  <wp:docPr id="715451933" name="Picture 1"/>
+                  <wp:cNvGraphicFramePr>
+                    <a:graphicFrameLocks xmlns:a="http://schemas.openxmlformats.org/drawingml/2006/main" noChangeAspect="1"/>
+                  </wp:cNvGraphicFramePr>
+                  <a:graphic xmlns:a="http://schemas.openxmlformats.org/drawingml/2006/main">
+                    <a:graphicData uri="http://schemas.openxmlformats.org/drawingml/2006/picture">
+                      <pic:pic xmlns:pic="http://schemas.openxmlformats.org/drawingml/2006/picture">
+                        <pic:nvPicPr>
+                          <pic:cNvPr id="715451933" name=""/>
+                          <pic:cNvPicPr/>
+                        </pic:nvPicPr>
+                        <pic:blipFill>
+                          <a:blip r:embed="rId16"/>
+                          <a:stretch>
+                            <a:fillRect/>
+                          </a:stretch>
+                        </pic:blipFill>
+                        <pic:spPr>
+                          <a:xfrm>
+                            <a:off x="0" y="0"/>
+                            <a:ext cx="4761375" cy="2347059"/>
+                          </a:xfrm>
+                          <a:prstGeom prst="rect">
+                            <a:avLst/>
+                          </a:prstGeom>
+                        </pic:spPr>
+                      </pic:pic>
+                    </a:graphicData>
+                  </a:graphic>
+                </wp:inline>
+              </w:drawing>
+            </w:r>
           </w:p>
         </w:tc>
       </w:tr>
@@ -1549,6 +2299,7 @@
           <w:lang w:eastAsia="en-ID"/>
           <w14:ligatures w14:val="none"/>
         </w:rPr>
+        <w:lastRenderedPageBreak/>
         <w:t>Praktikum</w:t>
       </w:r>
       <w:proofErr w:type="spellEnd"/>
@@ -1610,7 +2361,6 @@
                 <w:szCs w:val="24"/>
                 <w:lang w:eastAsia="en-ID"/>
               </w:rPr>
-              <w:lastRenderedPageBreak/>
               <w:t>Langkah</w:t>
             </w:r>
           </w:p>
@@ -1682,6 +2432,106 @@
                 <w:lang w:val="en-US" w:eastAsia="en-ID"/>
               </w:rPr>
             </w:pPr>
+            <w:proofErr w:type="spellStart"/>
+            <w:r>
+              <w:rPr>
+                <w:rFonts w:eastAsia="Times New Roman" w:cs="Times New Roman"/>
+                <w:szCs w:val="24"/>
+                <w:lang w:val="en-US" w:eastAsia="en-ID"/>
+              </w:rPr>
+              <w:t>Modifikasi</w:t>
+            </w:r>
+            <w:proofErr w:type="spellEnd"/>
+            <w:r>
+              <w:rPr>
+                <w:rFonts w:eastAsia="Times New Roman" w:cs="Times New Roman"/>
+                <w:szCs w:val="24"/>
+                <w:lang w:val="en-US" w:eastAsia="en-ID"/>
+              </w:rPr>
+              <w:t xml:space="preserve"> </w:t>
+            </w:r>
+            <w:proofErr w:type="spellStart"/>
+            <w:r>
+              <w:rPr>
+                <w:rFonts w:eastAsia="Times New Roman" w:cs="Times New Roman"/>
+                <w:szCs w:val="24"/>
+                <w:lang w:val="en-US" w:eastAsia="en-ID"/>
+              </w:rPr>
+              <w:t>index.tsx</w:t>
+            </w:r>
+            <w:proofErr w:type="spellEnd"/>
+            <w:r>
+              <w:rPr>
+                <w:rFonts w:eastAsia="Times New Roman" w:cs="Times New Roman"/>
+                <w:szCs w:val="24"/>
+                <w:lang w:val="en-US" w:eastAsia="en-ID"/>
+              </w:rPr>
+              <w:t xml:space="preserve"> pada folder </w:t>
+            </w:r>
+            <w:proofErr w:type="spellStart"/>
+            <w:r>
+              <w:rPr>
+                <w:rFonts w:eastAsia="Times New Roman" w:cs="Times New Roman"/>
+                <w:szCs w:val="24"/>
+                <w:lang w:val="en-US" w:eastAsia="en-ID"/>
+              </w:rPr>
+              <w:t>Appsheel</w:t>
+            </w:r>
+            <w:proofErr w:type="spellEnd"/>
+          </w:p>
+          <w:p>
+            <w:pPr>
+              <w:spacing w:before="60" w:line="360" w:lineRule="auto"/>
+              <w:ind w:firstLine="0"/>
+              <w:jc w:val="left"/>
+              <w:rPr>
+                <w:rFonts w:eastAsia="Times New Roman" w:cs="Times New Roman"/>
+                <w:szCs w:val="24"/>
+                <w:lang w:val="en-US" w:eastAsia="en-ID"/>
+              </w:rPr>
+            </w:pPr>
+            <w:r>
+              <w:rPr>
+                <w:rFonts w:eastAsia="Times New Roman" w:cs="Times New Roman"/>
+                <w:szCs w:val="24"/>
+                <w:lang w:val="en-US" w:eastAsia="en-ID"/>
+              </w:rPr>
+              <w:drawing>
+                <wp:inline distT="0" distB="0" distL="0" distR="0" wp14:anchorId="445AEF35" wp14:editId="76B75C44">
+                  <wp:extent cx="4308479" cy="3900055"/>
+                  <wp:effectExtent l="0" t="0" r="0" b="5715"/>
+                  <wp:docPr id="1028807817" name="Picture 1"/>
+                  <wp:cNvGraphicFramePr>
+                    <a:graphicFrameLocks xmlns:a="http://schemas.openxmlformats.org/drawingml/2006/main" noChangeAspect="1"/>
+                  </wp:cNvGraphicFramePr>
+                  <a:graphic xmlns:a="http://schemas.openxmlformats.org/drawingml/2006/main">
+                    <a:graphicData uri="http://schemas.openxmlformats.org/drawingml/2006/picture">
+                      <pic:pic xmlns:pic="http://schemas.openxmlformats.org/drawingml/2006/picture">
+                        <pic:nvPicPr>
+                          <pic:cNvPr id="1028807817" name=""/>
+                          <pic:cNvPicPr/>
+                        </pic:nvPicPr>
+                        <pic:blipFill>
+                          <a:blip r:embed="rId17"/>
+                          <a:stretch>
+                            <a:fillRect/>
+                          </a:stretch>
+                        </pic:blipFill>
+                        <pic:spPr>
+                          <a:xfrm>
+                            <a:off x="0" y="0"/>
+                            <a:ext cx="4328551" cy="3918224"/>
+                          </a:xfrm>
+                          <a:prstGeom prst="rect">
+                            <a:avLst/>
+                          </a:prstGeom>
+                        </pic:spPr>
+                      </pic:pic>
+                    </a:graphicData>
+                  </a:graphic>
+                </wp:inline>
+              </w:drawing>
+            </w:r>
           </w:p>
         </w:tc>
       </w:tr>
@@ -1726,94 +2576,68 @@
                 <w:lang w:eastAsia="en-ID"/>
               </w:rPr>
             </w:pPr>
-          </w:p>
-        </w:tc>
-      </w:tr>
-      <w:tr>
-        <w:tc>
-          <w:tcPr>
-            <w:tcW w:w="1129" w:type="dxa"/>
-          </w:tcPr>
-          <w:p>
-            <w:pPr>
-              <w:spacing w:before="60" w:line="360" w:lineRule="auto"/>
-              <w:ind w:firstLine="0"/>
-              <w:jc w:val="left"/>
-              <w:rPr>
-                <w:rFonts w:eastAsia="Times New Roman" w:cs="Times New Roman"/>
-                <w:szCs w:val="24"/>
-                <w:lang w:val="en-US" w:eastAsia="en-ID"/>
-              </w:rPr>
-            </w:pPr>
-            <w:r>
-              <w:rPr>
-                <w:rFonts w:eastAsia="Times New Roman" w:cs="Times New Roman"/>
-                <w:szCs w:val="24"/>
-                <w:lang w:val="en-US" w:eastAsia="en-ID"/>
-              </w:rPr>
-              <w:t>3</w:t>
-            </w:r>
-          </w:p>
-        </w:tc>
-        <w:tc>
-          <w:tcPr>
-            <w:tcW w:w="8499" w:type="dxa"/>
-          </w:tcPr>
-          <w:p>
-            <w:pPr>
-              <w:spacing w:before="60" w:line="360" w:lineRule="auto"/>
-              <w:ind w:firstLine="0"/>
-              <w:jc w:val="left"/>
-              <w:rPr>
-                <w:rFonts w:eastAsia="Times New Roman" w:cs="Times New Roman"/>
-                <w:szCs w:val="24"/>
-                <w:lang w:val="en-US" w:eastAsia="en-ID"/>
-              </w:rPr>
-            </w:pPr>
-          </w:p>
-        </w:tc>
-      </w:tr>
-      <w:tr>
-        <w:tc>
-          <w:tcPr>
-            <w:tcW w:w="1129" w:type="dxa"/>
-          </w:tcPr>
-          <w:p>
-            <w:pPr>
-              <w:spacing w:before="60" w:line="360" w:lineRule="auto"/>
-              <w:ind w:firstLine="0"/>
-              <w:jc w:val="left"/>
-              <w:rPr>
-                <w:rFonts w:eastAsia="Times New Roman" w:cs="Times New Roman"/>
-                <w:szCs w:val="24"/>
-                <w:lang w:val="en-US" w:eastAsia="en-ID"/>
-              </w:rPr>
-            </w:pPr>
-            <w:r>
-              <w:rPr>
-                <w:rFonts w:eastAsia="Times New Roman" w:cs="Times New Roman"/>
-                <w:szCs w:val="24"/>
-                <w:lang w:val="en-US" w:eastAsia="en-ID"/>
-              </w:rPr>
-              <w:t>4</w:t>
-            </w:r>
-          </w:p>
-        </w:tc>
-        <w:tc>
-          <w:tcPr>
-            <w:tcW w:w="8499" w:type="dxa"/>
-          </w:tcPr>
-          <w:p>
-            <w:pPr>
-              <w:spacing w:before="60" w:line="360" w:lineRule="auto"/>
-              <w:ind w:firstLine="0"/>
-              <w:jc w:val="left"/>
-              <w:rPr>
-                <w:rFonts w:eastAsia="Times New Roman" w:cs="Times New Roman"/>
-                <w:szCs w:val="24"/>
-                <w:lang w:eastAsia="en-ID"/>
-              </w:rPr>
-            </w:pPr>
+            <w:r>
+              <w:rPr>
+                <w:rFonts w:eastAsia="Times New Roman" w:cs="Times New Roman"/>
+                <w:szCs w:val="24"/>
+                <w:lang w:eastAsia="en-ID"/>
+              </w:rPr>
+              <w:t xml:space="preserve">Tampilan web </w:t>
+            </w:r>
+          </w:p>
+          <w:p>
+            <w:pPr>
+              <w:spacing w:before="60" w:line="360" w:lineRule="auto"/>
+              <w:ind w:firstLine="0"/>
+              <w:jc w:val="left"/>
+              <w:rPr>
+                <w:rFonts w:eastAsia="Times New Roman" w:cs="Times New Roman"/>
+                <w:szCs w:val="24"/>
+                <w:lang w:eastAsia="en-ID"/>
+              </w:rPr>
+            </w:pPr>
+            <w:r>
+              <w:rPr>
+                <w:rFonts w:eastAsia="Times New Roman" w:cs="Times New Roman"/>
+                <w:szCs w:val="24"/>
+                <w:lang w:eastAsia="en-ID"/>
+              </w:rPr>
+              <w:drawing>
+                <wp:inline distT="0" distB="0" distL="0" distR="0" wp14:anchorId="6508CBE4" wp14:editId="73BCD0A3">
+                  <wp:extent cx="5274356" cy="2743200"/>
+                  <wp:effectExtent l="0" t="0" r="2540" b="0"/>
+                  <wp:docPr id="1502135181" name="Picture 1"/>
+                  <wp:cNvGraphicFramePr>
+                    <a:graphicFrameLocks xmlns:a="http://schemas.openxmlformats.org/drawingml/2006/main" noChangeAspect="1"/>
+                  </wp:cNvGraphicFramePr>
+                  <a:graphic xmlns:a="http://schemas.openxmlformats.org/drawingml/2006/main">
+                    <a:graphicData uri="http://schemas.openxmlformats.org/drawingml/2006/picture">
+                      <pic:pic xmlns:pic="http://schemas.openxmlformats.org/drawingml/2006/picture">
+                        <pic:nvPicPr>
+                          <pic:cNvPr id="1502135181" name=""/>
+                          <pic:cNvPicPr/>
+                        </pic:nvPicPr>
+                        <pic:blipFill>
+                          <a:blip r:embed="rId18"/>
+                          <a:stretch>
+                            <a:fillRect/>
+                          </a:stretch>
+                        </pic:blipFill>
+                        <pic:spPr>
+                          <a:xfrm>
+                            <a:off x="0" y="0"/>
+                            <a:ext cx="5304541" cy="2758899"/>
+                          </a:xfrm>
+                          <a:prstGeom prst="rect">
+                            <a:avLst/>
+                          </a:prstGeom>
+                        </pic:spPr>
+                      </pic:pic>
+                    </a:graphicData>
+                  </a:graphic>
+                </wp:inline>
+              </w:drawing>
+            </w:r>
           </w:p>
         </w:tc>
       </w:tr>
@@ -1833,22 +2657,6 @@
           <w14:ligatures w14:val="none"/>
         </w:rPr>
       </w:pPr>
-    </w:p>
-    <w:p>
-      <w:pPr>
-        <w:spacing w:before="60" w:line="360" w:lineRule="auto"/>
-        <w:ind w:firstLine="0"/>
-        <w:jc w:val="left"/>
-        <w:rPr>
-          <w:rFonts w:eastAsia="Times New Roman" w:cs="Times New Roman"/>
-          <w:b/>
-          <w:bCs/>
-          <w:kern w:val="0"/>
-          <w:szCs w:val="24"/>
-          <w:lang w:eastAsia="en-ID"/>
-          <w14:ligatures w14:val="none"/>
-        </w:rPr>
-      </w:pPr>
       <w:proofErr w:type="spellStart"/>
       <w:r>
         <w:rPr>
@@ -1860,6 +2668,7 @@
           <w:lang w:eastAsia="en-ID"/>
           <w14:ligatures w14:val="none"/>
         </w:rPr>
+        <w:lastRenderedPageBreak/>
         <w:t>Praktikum</w:t>
       </w:r>
       <w:proofErr w:type="spellEnd"/>
@@ -1992,6 +2801,86 @@
                 <w:lang w:val="en-US" w:eastAsia="en-ID"/>
               </w:rPr>
             </w:pPr>
+            <w:r>
+              <w:rPr>
+                <w:rFonts w:eastAsia="Times New Roman" w:cs="Times New Roman"/>
+                <w:szCs w:val="24"/>
+                <w:lang w:val="en-US" w:eastAsia="en-ID"/>
+              </w:rPr>
+              <w:t xml:space="preserve">Refactoring </w:t>
+            </w:r>
+            <w:proofErr w:type="spellStart"/>
+            <w:r>
+              <w:rPr>
+                <w:rFonts w:eastAsia="Times New Roman" w:cs="Times New Roman"/>
+                <w:szCs w:val="24"/>
+                <w:lang w:val="en-US" w:eastAsia="en-ID"/>
+              </w:rPr>
+              <w:t>Struktur</w:t>
+            </w:r>
+            <w:proofErr w:type="spellEnd"/>
+            <w:r>
+              <w:rPr>
+                <w:rFonts w:eastAsia="Times New Roman" w:cs="Times New Roman"/>
+                <w:szCs w:val="24"/>
+                <w:lang w:val="en-US" w:eastAsia="en-ID"/>
+              </w:rPr>
+              <w:t xml:space="preserve"> Project</w:t>
+            </w:r>
+          </w:p>
+          <w:p>
+            <w:pPr>
+              <w:spacing w:before="60" w:line="360" w:lineRule="auto"/>
+              <w:ind w:firstLine="0"/>
+              <w:jc w:val="left"/>
+              <w:rPr>
+                <w:rFonts w:eastAsia="Times New Roman" w:cs="Times New Roman"/>
+                <w:szCs w:val="24"/>
+                <w:lang w:val="en-US" w:eastAsia="en-ID"/>
+              </w:rPr>
+            </w:pPr>
+            <w:r>
+              <w:rPr>
+                <w:rFonts w:eastAsia="Times New Roman" w:cs="Times New Roman"/>
+                <w:szCs w:val="24"/>
+                <w:lang w:val="en-US" w:eastAsia="en-ID"/>
+              </w:rPr>
+              <w:drawing>
+                <wp:inline distT="0" distB="0" distL="0" distR="0" wp14:anchorId="164AC246" wp14:editId="4D0BC44E">
+                  <wp:extent cx="2200582" cy="1238423"/>
+                  <wp:effectExtent l="0" t="0" r="9525" b="0"/>
+                  <wp:docPr id="1973420473" name="Picture 1"/>
+                  <wp:cNvGraphicFramePr>
+                    <a:graphicFrameLocks xmlns:a="http://schemas.openxmlformats.org/drawingml/2006/main" noChangeAspect="1"/>
+                  </wp:cNvGraphicFramePr>
+                  <a:graphic xmlns:a="http://schemas.openxmlformats.org/drawingml/2006/main">
+                    <a:graphicData uri="http://schemas.openxmlformats.org/drawingml/2006/picture">
+                      <pic:pic xmlns:pic="http://schemas.openxmlformats.org/drawingml/2006/picture">
+                        <pic:nvPicPr>
+                          <pic:cNvPr id="1973420473" name=""/>
+                          <pic:cNvPicPr/>
+                        </pic:nvPicPr>
+                        <pic:blipFill>
+                          <a:blip r:embed="rId19"/>
+                          <a:stretch>
+                            <a:fillRect/>
+                          </a:stretch>
+                        </pic:blipFill>
+                        <pic:spPr>
+                          <a:xfrm>
+                            <a:off x="0" y="0"/>
+                            <a:ext cx="2200582" cy="1238423"/>
+                          </a:xfrm>
+                          <a:prstGeom prst="rect">
+                            <a:avLst/>
+                          </a:prstGeom>
+                        </pic:spPr>
+                      </pic:pic>
+                    </a:graphicData>
+                  </a:graphic>
+                </wp:inline>
+              </w:drawing>
+            </w:r>
           </w:p>
         </w:tc>
       </w:tr>
@@ -2036,6 +2925,68 @@
                 <w:lang w:eastAsia="en-ID"/>
               </w:rPr>
             </w:pPr>
+            <w:r>
+              <w:rPr>
+                <w:rFonts w:eastAsia="Times New Roman" w:cs="Times New Roman"/>
+                <w:szCs w:val="24"/>
+                <w:lang w:eastAsia="en-ID"/>
+              </w:rPr>
+              <w:t>Modifikasi login.module.css pada folder view/auth/login/</w:t>
+            </w:r>
+          </w:p>
+          <w:p>
+            <w:pPr>
+              <w:spacing w:before="60" w:line="360" w:lineRule="auto"/>
+              <w:ind w:firstLine="0"/>
+              <w:jc w:val="left"/>
+              <w:rPr>
+                <w:rFonts w:eastAsia="Times New Roman" w:cs="Times New Roman"/>
+                <w:szCs w:val="24"/>
+                <w:lang w:eastAsia="en-ID"/>
+              </w:rPr>
+            </w:pPr>
+            <w:r>
+              <w:rPr>
+                <w:rFonts w:eastAsia="Times New Roman" w:cs="Times New Roman"/>
+                <w:szCs w:val="24"/>
+                <w:lang w:eastAsia="en-ID"/>
+              </w:rPr>
+              <w:drawing>
+                <wp:inline distT="0" distB="0" distL="0" distR="0" wp14:anchorId="6357CA76" wp14:editId="39FF012F">
+                  <wp:extent cx="4258269" cy="1533739"/>
+                  <wp:effectExtent l="0" t="0" r="9525" b="9525"/>
+                  <wp:docPr id="673051388" name="Picture 1"/>
+                  <wp:cNvGraphicFramePr>
+                    <a:graphicFrameLocks xmlns:a="http://schemas.openxmlformats.org/drawingml/2006/main" noChangeAspect="1"/>
+                  </wp:cNvGraphicFramePr>
+                  <a:graphic xmlns:a="http://schemas.openxmlformats.org/drawingml/2006/main">
+                    <a:graphicData uri="http://schemas.openxmlformats.org/drawingml/2006/picture">
+                      <pic:pic xmlns:pic="http://schemas.openxmlformats.org/drawingml/2006/picture">
+                        <pic:nvPicPr>
+                          <pic:cNvPr id="673051388" name=""/>
+                          <pic:cNvPicPr/>
+                        </pic:nvPicPr>
+                        <pic:blipFill>
+                          <a:blip r:embed="rId20"/>
+                          <a:stretch>
+                            <a:fillRect/>
+                          </a:stretch>
+                        </pic:blipFill>
+                        <pic:spPr>
+                          <a:xfrm>
+                            <a:off x="0" y="0"/>
+                            <a:ext cx="4258269" cy="1533739"/>
+                          </a:xfrm>
+                          <a:prstGeom prst="rect">
+                            <a:avLst/>
+                          </a:prstGeom>
+                        </pic:spPr>
+                      </pic:pic>
+                    </a:graphicData>
+                  </a:graphic>
+                </wp:inline>
+              </w:drawing>
+            </w:r>
           </w:p>
         </w:tc>
       </w:tr>
@@ -2080,50 +3031,48 @@
                 <w:lang w:val="en-US" w:eastAsia="en-ID"/>
               </w:rPr>
             </w:pPr>
-          </w:p>
-        </w:tc>
-      </w:tr>
-      <w:tr>
-        <w:tc>
-          <w:tcPr>
-            <w:tcW w:w="1129" w:type="dxa"/>
-          </w:tcPr>
-          <w:p>
-            <w:pPr>
-              <w:spacing w:before="60" w:line="360" w:lineRule="auto"/>
-              <w:ind w:firstLine="0"/>
-              <w:jc w:val="left"/>
-              <w:rPr>
-                <w:rFonts w:eastAsia="Times New Roman" w:cs="Times New Roman"/>
-                <w:szCs w:val="24"/>
-                <w:lang w:val="en-US" w:eastAsia="en-ID"/>
-              </w:rPr>
-            </w:pPr>
-            <w:r>
-              <w:rPr>
-                <w:rFonts w:eastAsia="Times New Roman" w:cs="Times New Roman"/>
-                <w:szCs w:val="24"/>
-                <w:lang w:val="en-US" w:eastAsia="en-ID"/>
-              </w:rPr>
-              <w:t>4</w:t>
-            </w:r>
-          </w:p>
-        </w:tc>
-        <w:tc>
-          <w:tcPr>
-            <w:tcW w:w="8499" w:type="dxa"/>
-          </w:tcPr>
-          <w:p>
-            <w:pPr>
-              <w:spacing w:before="60" w:line="360" w:lineRule="auto"/>
-              <w:ind w:firstLine="0"/>
-              <w:jc w:val="left"/>
-              <w:rPr>
-                <w:rFonts w:eastAsia="Times New Roman" w:cs="Times New Roman"/>
-                <w:szCs w:val="24"/>
-                <w:lang w:eastAsia="en-ID"/>
-              </w:rPr>
-            </w:pPr>
+            <w:r>
+              <w:rPr>
+                <w:rFonts w:eastAsia="Times New Roman" w:cs="Times New Roman"/>
+                <w:szCs w:val="24"/>
+                <w:lang w:val="en-US" w:eastAsia="en-ID"/>
+              </w:rPr>
+              <w:drawing>
+                <wp:inline distT="0" distB="0" distL="0" distR="0" wp14:anchorId="54FA2D40" wp14:editId="1CA6DD46">
+                  <wp:extent cx="5259705" cy="2709545"/>
+                  <wp:effectExtent l="0" t="0" r="0" b="0"/>
+                  <wp:docPr id="1227558416" name="Picture 1"/>
+                  <wp:cNvGraphicFramePr>
+                    <a:graphicFrameLocks xmlns:a="http://schemas.openxmlformats.org/drawingml/2006/main" noChangeAspect="1"/>
+                  </wp:cNvGraphicFramePr>
+                  <a:graphic xmlns:a="http://schemas.openxmlformats.org/drawingml/2006/main">
+                    <a:graphicData uri="http://schemas.openxmlformats.org/drawingml/2006/picture">
+                      <pic:pic xmlns:pic="http://schemas.openxmlformats.org/drawingml/2006/picture">
+                        <pic:nvPicPr>
+                          <pic:cNvPr id="1227558416" name=""/>
+                          <pic:cNvPicPr/>
+                        </pic:nvPicPr>
+                        <pic:blipFill>
+                          <a:blip r:embed="rId21"/>
+                          <a:stretch>
+                            <a:fillRect/>
+                          </a:stretch>
+                        </pic:blipFill>
+                        <pic:spPr>
+                          <a:xfrm>
+                            <a:off x="0" y="0"/>
+                            <a:ext cx="5259705" cy="2709545"/>
+                          </a:xfrm>
+                          <a:prstGeom prst="rect">
+                            <a:avLst/>
+                          </a:prstGeom>
+                        </pic:spPr>
+                      </pic:pic>
+                    </a:graphicData>
+                  </a:graphic>
+                </wp:inline>
+              </w:drawing>
+            </w:r>
           </w:p>
         </w:tc>
       </w:tr>
@@ -2159,6 +3108,38 @@
           <w14:ligatures w14:val="none"/>
         </w:rPr>
       </w:pPr>
+    </w:p>
+    <w:p>
+      <w:pPr>
+        <w:spacing w:before="60" w:line="360" w:lineRule="auto"/>
+        <w:ind w:firstLine="0"/>
+        <w:jc w:val="left"/>
+        <w:rPr>
+          <w:rFonts w:eastAsia="Times New Roman" w:cs="Times New Roman"/>
+          <w:b/>
+          <w:bCs/>
+          <w:kern w:val="0"/>
+          <w:szCs w:val="24"/>
+          <w:lang w:eastAsia="en-ID"/>
+          <w14:ligatures w14:val="none"/>
+        </w:rPr>
+      </w:pPr>
+    </w:p>
+    <w:p>
+      <w:pPr>
+        <w:spacing w:before="60" w:line="360" w:lineRule="auto"/>
+        <w:ind w:firstLine="0"/>
+        <w:jc w:val="left"/>
+        <w:rPr>
+          <w:rFonts w:eastAsia="Times New Roman" w:cs="Times New Roman"/>
+          <w:b/>
+          <w:bCs/>
+          <w:kern w:val="0"/>
+          <w:szCs w:val="24"/>
+          <w:lang w:eastAsia="en-ID"/>
+          <w14:ligatures w14:val="none"/>
+        </w:rPr>
+      </w:pPr>
       <w:proofErr w:type="spellStart"/>
       <w:r>
         <w:rPr>
@@ -2170,6 +3151,7 @@
           <w:lang w:eastAsia="en-ID"/>
           <w14:ligatures w14:val="none"/>
         </w:rPr>
+        <w:lastRenderedPageBreak/>
         <w:t>Praktikum</w:t>
       </w:r>
       <w:proofErr w:type="spellEnd"/>
@@ -2302,6 +3284,96 @@
                 <w:lang w:val="en-US" w:eastAsia="en-ID"/>
               </w:rPr>
             </w:pPr>
+            <w:proofErr w:type="spellStart"/>
+            <w:r>
+              <w:rPr>
+                <w:rFonts w:eastAsia="Times New Roman" w:cs="Times New Roman"/>
+                <w:szCs w:val="24"/>
+                <w:lang w:val="en-US" w:eastAsia="en-ID"/>
+              </w:rPr>
+              <w:t>Modifikasi</w:t>
+            </w:r>
+            <w:proofErr w:type="spellEnd"/>
+            <w:r>
+              <w:rPr>
+                <w:rFonts w:eastAsia="Times New Roman" w:cs="Times New Roman"/>
+                <w:szCs w:val="24"/>
+                <w:lang w:val="en-US" w:eastAsia="en-ID"/>
+              </w:rPr>
+              <w:t xml:space="preserve"> </w:t>
+            </w:r>
+            <w:proofErr w:type="spellStart"/>
+            <w:r>
+              <w:rPr>
+                <w:rFonts w:eastAsia="Times New Roman" w:cs="Times New Roman"/>
+                <w:szCs w:val="24"/>
+                <w:lang w:val="en-US" w:eastAsia="en-ID"/>
+              </w:rPr>
+              <w:t>index.tsx</w:t>
+            </w:r>
+            <w:proofErr w:type="spellEnd"/>
+            <w:r>
+              <w:rPr>
+                <w:rFonts w:eastAsia="Times New Roman" w:cs="Times New Roman"/>
+                <w:szCs w:val="24"/>
+                <w:lang w:val="en-US" w:eastAsia="en-ID"/>
+              </w:rPr>
+              <w:t xml:space="preserve"> pada folder views/auth/login</w:t>
+            </w:r>
+          </w:p>
+          <w:p>
+            <w:pPr>
+              <w:spacing w:before="60" w:line="360" w:lineRule="auto"/>
+              <w:ind w:firstLine="0"/>
+              <w:jc w:val="left"/>
+              <w:rPr>
+                <w:rFonts w:eastAsia="Times New Roman" w:cs="Times New Roman"/>
+                <w:szCs w:val="24"/>
+                <w:lang w:val="en-US" w:eastAsia="en-ID"/>
+              </w:rPr>
+            </w:pPr>
+            <w:r>
+              <w:rPr>
+                <w:rFonts w:eastAsia="Times New Roman" w:cs="Times New Roman"/>
+                <w:szCs w:val="24"/>
+                <w:lang w:val="en-US" w:eastAsia="en-ID"/>
+              </w:rPr>
+              <w:drawing>
+                <wp:inline distT="0" distB="0" distL="0" distR="0" wp14:anchorId="0E623D8C" wp14:editId="69DFEAD0">
+                  <wp:extent cx="5259705" cy="2703830"/>
+                  <wp:effectExtent l="0" t="0" r="0" b="1270"/>
+                  <wp:docPr id="535928359" name="Picture 1"/>
+                  <wp:cNvGraphicFramePr>
+                    <a:graphicFrameLocks xmlns:a="http://schemas.openxmlformats.org/drawingml/2006/main" noChangeAspect="1"/>
+                  </wp:cNvGraphicFramePr>
+                  <a:graphic xmlns:a="http://schemas.openxmlformats.org/drawingml/2006/main">
+                    <a:graphicData uri="http://schemas.openxmlformats.org/drawingml/2006/picture">
+                      <pic:pic xmlns:pic="http://schemas.openxmlformats.org/drawingml/2006/picture">
+                        <pic:nvPicPr>
+                          <pic:cNvPr id="535928359" name=""/>
+                          <pic:cNvPicPr/>
+                        </pic:nvPicPr>
+                        <pic:blipFill>
+                          <a:blip r:embed="rId22"/>
+                          <a:stretch>
+                            <a:fillRect/>
+                          </a:stretch>
+                        </pic:blipFill>
+                        <pic:spPr>
+                          <a:xfrm>
+                            <a:off x="0" y="0"/>
+                            <a:ext cx="5259705" cy="2703830"/>
+                          </a:xfrm>
+                          <a:prstGeom prst="rect">
+                            <a:avLst/>
+                          </a:prstGeom>
+                        </pic:spPr>
+                      </pic:pic>
+                    </a:graphicData>
+                  </a:graphic>
+                </wp:inline>
+              </w:drawing>
+            </w:r>
           </w:p>
         </w:tc>
       </w:tr>
@@ -2346,94 +3418,68 @@
                 <w:lang w:eastAsia="en-ID"/>
               </w:rPr>
             </w:pPr>
-          </w:p>
-        </w:tc>
-      </w:tr>
-      <w:tr>
-        <w:tc>
-          <w:tcPr>
-            <w:tcW w:w="1129" w:type="dxa"/>
-          </w:tcPr>
-          <w:p>
-            <w:pPr>
-              <w:spacing w:before="60" w:line="360" w:lineRule="auto"/>
-              <w:ind w:firstLine="0"/>
-              <w:jc w:val="left"/>
-              <w:rPr>
-                <w:rFonts w:eastAsia="Times New Roman" w:cs="Times New Roman"/>
-                <w:szCs w:val="24"/>
-                <w:lang w:val="en-US" w:eastAsia="en-ID"/>
-              </w:rPr>
-            </w:pPr>
-            <w:r>
-              <w:rPr>
-                <w:rFonts w:eastAsia="Times New Roman" w:cs="Times New Roman"/>
-                <w:szCs w:val="24"/>
-                <w:lang w:val="en-US" w:eastAsia="en-ID"/>
-              </w:rPr>
-              <w:t>3</w:t>
-            </w:r>
-          </w:p>
-        </w:tc>
-        <w:tc>
-          <w:tcPr>
-            <w:tcW w:w="8499" w:type="dxa"/>
-          </w:tcPr>
-          <w:p>
-            <w:pPr>
-              <w:spacing w:before="60" w:line="360" w:lineRule="auto"/>
-              <w:ind w:firstLine="0"/>
-              <w:jc w:val="left"/>
-              <w:rPr>
-                <w:rFonts w:eastAsia="Times New Roman" w:cs="Times New Roman"/>
-                <w:szCs w:val="24"/>
-                <w:lang w:val="en-US" w:eastAsia="en-ID"/>
-              </w:rPr>
-            </w:pPr>
-          </w:p>
-        </w:tc>
-      </w:tr>
-      <w:tr>
-        <w:tc>
-          <w:tcPr>
-            <w:tcW w:w="1129" w:type="dxa"/>
-          </w:tcPr>
-          <w:p>
-            <w:pPr>
-              <w:spacing w:before="60" w:line="360" w:lineRule="auto"/>
-              <w:ind w:firstLine="0"/>
-              <w:jc w:val="left"/>
-              <w:rPr>
-                <w:rFonts w:eastAsia="Times New Roman" w:cs="Times New Roman"/>
-                <w:szCs w:val="24"/>
-                <w:lang w:val="en-US" w:eastAsia="en-ID"/>
-              </w:rPr>
-            </w:pPr>
-            <w:r>
-              <w:rPr>
-                <w:rFonts w:eastAsia="Times New Roman" w:cs="Times New Roman"/>
-                <w:szCs w:val="24"/>
-                <w:lang w:val="en-US" w:eastAsia="en-ID"/>
-              </w:rPr>
-              <w:t>4</w:t>
-            </w:r>
-          </w:p>
-        </w:tc>
-        <w:tc>
-          <w:tcPr>
-            <w:tcW w:w="8499" w:type="dxa"/>
-          </w:tcPr>
-          <w:p>
-            <w:pPr>
-              <w:spacing w:before="60" w:line="360" w:lineRule="auto"/>
-              <w:ind w:firstLine="0"/>
-              <w:jc w:val="left"/>
-              <w:rPr>
-                <w:rFonts w:eastAsia="Times New Roman" w:cs="Times New Roman"/>
-                <w:szCs w:val="24"/>
-                <w:lang w:eastAsia="en-ID"/>
-              </w:rPr>
-            </w:pPr>
+            <w:r>
+              <w:rPr>
+                <w:rFonts w:eastAsia="Times New Roman" w:cs="Times New Roman"/>
+                <w:szCs w:val="24"/>
+                <w:lang w:eastAsia="en-ID"/>
+              </w:rPr>
+              <w:t>Jalankan browser</w:t>
+            </w:r>
+          </w:p>
+          <w:p>
+            <w:pPr>
+              <w:spacing w:before="60" w:line="360" w:lineRule="auto"/>
+              <w:ind w:firstLine="0"/>
+              <w:jc w:val="left"/>
+              <w:rPr>
+                <w:rFonts w:eastAsia="Times New Roman" w:cs="Times New Roman"/>
+                <w:szCs w:val="24"/>
+                <w:lang w:eastAsia="en-ID"/>
+              </w:rPr>
+            </w:pPr>
+            <w:r>
+              <w:rPr>
+                <w:rFonts w:eastAsia="Times New Roman" w:cs="Times New Roman"/>
+                <w:szCs w:val="24"/>
+                <w:lang w:eastAsia="en-ID"/>
+              </w:rPr>
+              <w:drawing>
+                <wp:inline distT="0" distB="0" distL="0" distR="0" wp14:anchorId="3B0DEB01" wp14:editId="1FFD47AD">
+                  <wp:extent cx="4896533" cy="2429214"/>
+                  <wp:effectExtent l="0" t="0" r="0" b="9525"/>
+                  <wp:docPr id="1801363853" name="Picture 1"/>
+                  <wp:cNvGraphicFramePr>
+                    <a:graphicFrameLocks xmlns:a="http://schemas.openxmlformats.org/drawingml/2006/main" noChangeAspect="1"/>
+                  </wp:cNvGraphicFramePr>
+                  <a:graphic xmlns:a="http://schemas.openxmlformats.org/drawingml/2006/main">
+                    <a:graphicData uri="http://schemas.openxmlformats.org/drawingml/2006/picture">
+                      <pic:pic xmlns:pic="http://schemas.openxmlformats.org/drawingml/2006/picture">
+                        <pic:nvPicPr>
+                          <pic:cNvPr id="1801363853" name=""/>
+                          <pic:cNvPicPr/>
+                        </pic:nvPicPr>
+                        <pic:blipFill>
+                          <a:blip r:embed="rId23"/>
+                          <a:stretch>
+                            <a:fillRect/>
+                          </a:stretch>
+                        </pic:blipFill>
+                        <pic:spPr>
+                          <a:xfrm>
+                            <a:off x="0" y="0"/>
+                            <a:ext cx="4896533" cy="2429214"/>
+                          </a:xfrm>
+                          <a:prstGeom prst="rect">
+                            <a:avLst/>
+                          </a:prstGeom>
+                        </pic:spPr>
+                      </pic:pic>
+                    </a:graphicData>
+                  </a:graphic>
+                </wp:inline>
+              </w:drawing>
+            </w:r>
           </w:p>
         </w:tc>
       </w:tr>
@@ -2456,6 +3502,70 @@
     </w:p>
     <w:p>
       <w:pPr>
+        <w:spacing w:after="160" w:line="259" w:lineRule="auto"/>
+        <w:ind w:firstLine="0"/>
+        <w:jc w:val="left"/>
+        <w:rPr>
+          <w:rFonts w:eastAsia="Times New Roman" w:cs="Times New Roman"/>
+          <w:b/>
+          <w:bCs/>
+          <w:kern w:val="0"/>
+          <w:szCs w:val="24"/>
+          <w:lang w:eastAsia="en-ID"/>
+          <w14:ligatures w14:val="none"/>
+        </w:rPr>
+      </w:pPr>
+    </w:p>
+    <w:p>
+      <w:pPr>
+        <w:spacing w:after="160" w:line="259" w:lineRule="auto"/>
+        <w:ind w:firstLine="0"/>
+        <w:jc w:val="left"/>
+        <w:rPr>
+          <w:rFonts w:eastAsia="Times New Roman" w:cs="Times New Roman"/>
+          <w:b/>
+          <w:bCs/>
+          <w:kern w:val="0"/>
+          <w:szCs w:val="24"/>
+          <w:lang w:eastAsia="en-ID"/>
+          <w14:ligatures w14:val="none"/>
+        </w:rPr>
+      </w:pPr>
+    </w:p>
+    <w:p>
+      <w:pPr>
+        <w:spacing w:after="160" w:line="259" w:lineRule="auto"/>
+        <w:ind w:firstLine="0"/>
+        <w:jc w:val="left"/>
+        <w:rPr>
+          <w:rFonts w:eastAsia="Times New Roman" w:cs="Times New Roman"/>
+          <w:b/>
+          <w:bCs/>
+          <w:kern w:val="0"/>
+          <w:szCs w:val="24"/>
+          <w:lang w:eastAsia="en-ID"/>
+          <w14:ligatures w14:val="none"/>
+        </w:rPr>
+      </w:pPr>
+    </w:p>
+    <w:p>
+      <w:pPr>
+        <w:spacing w:after="160" w:line="259" w:lineRule="auto"/>
+        <w:ind w:firstLine="0"/>
+        <w:jc w:val="left"/>
+        <w:rPr>
+          <w:rFonts w:eastAsia="Times New Roman" w:cs="Times New Roman"/>
+          <w:b/>
+          <w:bCs/>
+          <w:kern w:val="0"/>
+          <w:szCs w:val="24"/>
+          <w:lang w:eastAsia="en-ID"/>
+          <w14:ligatures w14:val="none"/>
+        </w:rPr>
+      </w:pPr>
+    </w:p>
+    <w:p>
+      <w:pPr>
         <w:spacing w:before="60" w:line="360" w:lineRule="auto"/>
         <w:ind w:firstLine="0"/>
         <w:jc w:val="left"/>
@@ -2480,6 +3590,7 @@
           <w:lang w:eastAsia="en-ID"/>
           <w14:ligatures w14:val="none"/>
         </w:rPr>
+        <w:lastRenderedPageBreak/>
         <w:t>Praktikum</w:t>
       </w:r>
       <w:proofErr w:type="spellEnd"/>
@@ -2612,6 +3723,74 @@
                 <w:lang w:val="en-US" w:eastAsia="en-ID"/>
               </w:rPr>
             </w:pPr>
+            <w:proofErr w:type="spellStart"/>
+            <w:r>
+              <w:rPr>
+                <w:rFonts w:eastAsia="Times New Roman" w:cs="Times New Roman"/>
+                <w:szCs w:val="24"/>
+                <w:lang w:val="en-US" w:eastAsia="en-ID"/>
+              </w:rPr>
+              <w:t>Modifikasi</w:t>
+            </w:r>
+            <w:proofErr w:type="spellEnd"/>
+            <w:r>
+              <w:rPr>
+                <w:rFonts w:eastAsia="Times New Roman" w:cs="Times New Roman"/>
+                <w:szCs w:val="24"/>
+                <w:lang w:val="en-US" w:eastAsia="en-ID"/>
+              </w:rPr>
+              <w:t xml:space="preserve"> global.css</w:t>
+            </w:r>
+            <w:r>
+              <w:rPr>
+                <w:rFonts w:eastAsia="Times New Roman" w:cs="Times New Roman"/>
+                <w:szCs w:val="24"/>
+                <w:lang w:val="en-US" w:eastAsia="en-ID"/>
+              </w:rPr>
+              <w:br/>
+            </w:r>
+            <w:r>
+              <w:rPr>
+                <w:rFonts w:eastAsia="Times New Roman" w:cs="Times New Roman"/>
+                <w:szCs w:val="24"/>
+                <w:lang w:val="en-US" w:eastAsia="en-ID"/>
+              </w:rPr>
+              <w:drawing>
+                <wp:inline distT="0" distB="0" distL="0" distR="0" wp14:anchorId="4F52FB8C" wp14:editId="58047779">
+                  <wp:extent cx="2417619" cy="3562387"/>
+                  <wp:effectExtent l="0" t="0" r="1905" b="0"/>
+                  <wp:docPr id="1201463102" name="Picture 1"/>
+                  <wp:cNvGraphicFramePr>
+                    <a:graphicFrameLocks xmlns:a="http://schemas.openxmlformats.org/drawingml/2006/main" noChangeAspect="1"/>
+                  </wp:cNvGraphicFramePr>
+                  <a:graphic xmlns:a="http://schemas.openxmlformats.org/drawingml/2006/main">
+                    <a:graphicData uri="http://schemas.openxmlformats.org/drawingml/2006/picture">
+                      <pic:pic xmlns:pic="http://schemas.openxmlformats.org/drawingml/2006/picture">
+                        <pic:nvPicPr>
+                          <pic:cNvPr id="1201463102" name=""/>
+                          <pic:cNvPicPr/>
+                        </pic:nvPicPr>
+                        <pic:blipFill>
+                          <a:blip r:embed="rId24"/>
+                          <a:stretch>
+                            <a:fillRect/>
+                          </a:stretch>
+                        </pic:blipFill>
+                        <pic:spPr>
+                          <a:xfrm>
+                            <a:off x="0" y="0"/>
+                            <a:ext cx="2422414" cy="3569453"/>
+                          </a:xfrm>
+                          <a:prstGeom prst="rect">
+                            <a:avLst/>
+                          </a:prstGeom>
+                        </pic:spPr>
+                      </pic:pic>
+                    </a:graphicData>
+                  </a:graphic>
+                </wp:inline>
+              </w:drawing>
+            </w:r>
           </w:p>
         </w:tc>
       </w:tr>
@@ -2656,6 +3835,203 @@
                 <w:lang w:eastAsia="en-ID"/>
               </w:rPr>
             </w:pPr>
+            <w:r>
+              <w:rPr>
+                <w:rFonts w:eastAsia="Times New Roman" w:cs="Times New Roman"/>
+                <w:szCs w:val="24"/>
+                <w:lang w:eastAsia="en-ID"/>
+              </w:rPr>
+              <w:t>Modifikasi index.tsx pada folder components/layouts/navbar</w:t>
+            </w:r>
+          </w:p>
+          <w:p>
+            <w:pPr>
+              <w:spacing w:before="60" w:line="360" w:lineRule="auto"/>
+              <w:ind w:firstLine="0"/>
+              <w:jc w:val="left"/>
+              <w:rPr>
+                <w:rFonts w:eastAsia="Times New Roman" w:cs="Times New Roman"/>
+                <w:szCs w:val="24"/>
+                <w:lang w:eastAsia="en-ID"/>
+              </w:rPr>
+            </w:pPr>
+            <w:r>
+              <w:rPr>
+                <w:rFonts w:eastAsia="Times New Roman" w:cs="Times New Roman"/>
+                <w:szCs w:val="24"/>
+                <w:lang w:eastAsia="en-ID"/>
+              </w:rPr>
+              <w:drawing>
+                <wp:inline distT="0" distB="0" distL="0" distR="0" wp14:anchorId="50B1B462" wp14:editId="4C61FE39">
+                  <wp:extent cx="4372585" cy="2867425"/>
+                  <wp:effectExtent l="0" t="0" r="9525" b="9525"/>
+                  <wp:docPr id="1770967703" name="Picture 1"/>
+                  <wp:cNvGraphicFramePr>
+                    <a:graphicFrameLocks xmlns:a="http://schemas.openxmlformats.org/drawingml/2006/main" noChangeAspect="1"/>
+                  </wp:cNvGraphicFramePr>
+                  <a:graphic xmlns:a="http://schemas.openxmlformats.org/drawingml/2006/main">
+                    <a:graphicData uri="http://schemas.openxmlformats.org/drawingml/2006/picture">
+                      <pic:pic xmlns:pic="http://schemas.openxmlformats.org/drawingml/2006/picture">
+                        <pic:nvPicPr>
+                          <pic:cNvPr id="1770967703" name=""/>
+                          <pic:cNvPicPr/>
+                        </pic:nvPicPr>
+                        <pic:blipFill>
+                          <a:blip r:embed="rId25"/>
+                          <a:stretch>
+                            <a:fillRect/>
+                          </a:stretch>
+                        </pic:blipFill>
+                        <pic:spPr>
+                          <a:xfrm>
+                            <a:off x="0" y="0"/>
+                            <a:ext cx="4372585" cy="2867425"/>
+                          </a:xfrm>
+                          <a:prstGeom prst="rect">
+                            <a:avLst/>
+                          </a:prstGeom>
+                        </pic:spPr>
+                      </pic:pic>
+                    </a:graphicData>
+                  </a:graphic>
+                </wp:inline>
+              </w:drawing>
+            </w:r>
+          </w:p>
+        </w:tc>
+      </w:tr>
+    </w:tbl>
+    <w:p>
+      <w:pPr>
+        <w:spacing w:before="60" w:line="360" w:lineRule="auto"/>
+        <w:ind w:firstLine="0"/>
+        <w:jc w:val="left"/>
+        <w:rPr>
+          <w:rFonts w:eastAsia="Times New Roman" w:cs="Times New Roman"/>
+          <w:b/>
+          <w:bCs/>
+          <w:kern w:val="0"/>
+          <w:szCs w:val="24"/>
+          <w:lang w:eastAsia="en-ID"/>
+          <w14:ligatures w14:val="none"/>
+        </w:rPr>
+      </w:pPr>
+    </w:p>
+    <w:p>
+      <w:pPr>
+        <w:spacing w:before="60" w:line="360" w:lineRule="auto"/>
+        <w:ind w:firstLine="0"/>
+        <w:jc w:val="left"/>
+        <w:rPr>
+          <w:rFonts w:eastAsia="Times New Roman" w:cs="Times New Roman"/>
+          <w:b/>
+          <w:bCs/>
+          <w:kern w:val="0"/>
+          <w:szCs w:val="24"/>
+          <w:lang w:eastAsia="en-ID"/>
+          <w14:ligatures w14:val="none"/>
+        </w:rPr>
+      </w:pPr>
+      <w:proofErr w:type="spellStart"/>
+      <w:r>
+        <w:rPr>
+          <w:rFonts w:eastAsia="Times New Roman" w:cs="Times New Roman"/>
+          <w:b/>
+          <w:bCs/>
+          <w:kern w:val="0"/>
+          <w:szCs w:val="24"/>
+          <w:lang w:eastAsia="en-ID"/>
+          <w14:ligatures w14:val="none"/>
+        </w:rPr>
+        <w:lastRenderedPageBreak/>
+        <w:t>Praktikum</w:t>
+      </w:r>
+      <w:proofErr w:type="spellEnd"/>
+      <w:r>
+        <w:rPr>
+          <w:rFonts w:eastAsia="Times New Roman" w:cs="Times New Roman"/>
+          <w:b/>
+          <w:bCs/>
+          <w:kern w:val="0"/>
+          <w:szCs w:val="24"/>
+          <w:lang w:eastAsia="en-ID"/>
+          <w14:ligatures w14:val="none"/>
+        </w:rPr>
+        <w:t xml:space="preserve"> Ke-</w:t>
+      </w:r>
+      <w:r>
+        <w:rPr>
+          <w:rFonts w:eastAsia="Times New Roman" w:cs="Times New Roman"/>
+          <w:b/>
+          <w:bCs/>
+          <w:kern w:val="0"/>
+          <w:szCs w:val="24"/>
+          <w:lang w:eastAsia="en-ID"/>
+          <w14:ligatures w14:val="none"/>
+        </w:rPr>
+        <w:t>8</w:t>
+      </w:r>
+    </w:p>
+    <w:tbl>
+      <w:tblPr>
+        <w:tblStyle w:val="TableGrid"/>
+        <w:tblW w:w="5000" w:type="pct"/>
+        <w:tblLayout w:type="fixed"/>
+        <w:tblLook w:val="04A0" w:firstRow="1" w:lastRow="0" w:firstColumn="1" w:lastColumn="0" w:noHBand="0" w:noVBand="1"/>
+      </w:tblPr>
+      <w:tblGrid>
+        <w:gridCol w:w="1129"/>
+        <w:gridCol w:w="8499"/>
+      </w:tblGrid>
+      <w:tr>
+        <w:tc>
+          <w:tcPr>
+            <w:tcW w:w="1129" w:type="dxa"/>
+          </w:tcPr>
+          <w:p>
+            <w:pPr>
+              <w:spacing w:before="60" w:line="360" w:lineRule="auto"/>
+              <w:ind w:firstLine="0"/>
+              <w:jc w:val="left"/>
+              <w:rPr>
+                <w:rFonts w:eastAsia="Times New Roman" w:cs="Times New Roman"/>
+                <w:szCs w:val="24"/>
+                <w:lang w:eastAsia="en-ID"/>
+              </w:rPr>
+            </w:pPr>
+            <w:r>
+              <w:rPr>
+                <w:rFonts w:eastAsia="Times New Roman" w:cs="Times New Roman"/>
+                <w:szCs w:val="24"/>
+                <w:lang w:eastAsia="en-ID"/>
+              </w:rPr>
+              <w:t>Langkah</w:t>
+            </w:r>
+          </w:p>
+        </w:tc>
+        <w:tc>
+          <w:tcPr>
+            <w:tcW w:w="8499" w:type="dxa"/>
+          </w:tcPr>
+          <w:p>
+            <w:pPr>
+              <w:spacing w:before="60" w:line="360" w:lineRule="auto"/>
+              <w:ind w:firstLine="0"/>
+              <w:jc w:val="left"/>
+              <w:rPr>
+                <w:rFonts w:eastAsia="Times New Roman" w:cs="Times New Roman"/>
+                <w:szCs w:val="24"/>
+                <w:lang w:eastAsia="en-ID"/>
+              </w:rPr>
+            </w:pPr>
+            <w:r>
+              <w:rPr>
+                <w:rFonts w:eastAsia="Times New Roman" w:cs="Times New Roman"/>
+                <w:szCs w:val="24"/>
+                <w:lang w:eastAsia="en-ID"/>
+              </w:rPr>
+              <w:t>Jawaban/Deskripsi</w:t>
+            </w:r>
           </w:p>
         </w:tc>
       </w:tr>
@@ -2681,7 +4057,7 @@
                 <w:szCs w:val="24"/>
                 <w:lang w:val="en-US" w:eastAsia="en-ID"/>
               </w:rPr>
-              <w:t>3</w:t>
+              <w:t>1</w:t>
             </w:r>
           </w:p>
         </w:tc>
@@ -2700,6 +4076,68 @@
                 <w:lang w:val="en-US" w:eastAsia="en-ID"/>
               </w:rPr>
             </w:pPr>
+            <w:r>
+              <w:rPr>
+                <w:rFonts w:eastAsia="Times New Roman" w:cs="Times New Roman"/>
+                <w:szCs w:val="24"/>
+                <w:lang w:val="en-US" w:eastAsia="en-ID"/>
+              </w:rPr>
+              <w:t>Install SASS</w:t>
+            </w:r>
+          </w:p>
+          <w:p>
+            <w:pPr>
+              <w:spacing w:before="60" w:line="360" w:lineRule="auto"/>
+              <w:ind w:firstLine="0"/>
+              <w:jc w:val="left"/>
+              <w:rPr>
+                <w:rFonts w:eastAsia="Times New Roman" w:cs="Times New Roman"/>
+                <w:szCs w:val="24"/>
+                <w:lang w:val="en-US" w:eastAsia="en-ID"/>
+              </w:rPr>
+            </w:pPr>
+            <w:r>
+              <w:rPr>
+                <w:rFonts w:eastAsia="Times New Roman" w:cs="Times New Roman"/>
+                <w:szCs w:val="24"/>
+                <w:lang w:val="en-US" w:eastAsia="en-ID"/>
+              </w:rPr>
+              <w:drawing>
+                <wp:inline distT="0" distB="0" distL="0" distR="0" wp14:anchorId="41530165" wp14:editId="28695124">
+                  <wp:extent cx="5259705" cy="3980815"/>
+                  <wp:effectExtent l="0" t="0" r="0" b="635"/>
+                  <wp:docPr id="1121889637" name="Picture 1"/>
+                  <wp:cNvGraphicFramePr>
+                    <a:graphicFrameLocks xmlns:a="http://schemas.openxmlformats.org/drawingml/2006/main" noChangeAspect="1"/>
+                  </wp:cNvGraphicFramePr>
+                  <a:graphic xmlns:a="http://schemas.openxmlformats.org/drawingml/2006/main">
+                    <a:graphicData uri="http://schemas.openxmlformats.org/drawingml/2006/picture">
+                      <pic:pic xmlns:pic="http://schemas.openxmlformats.org/drawingml/2006/picture">
+                        <pic:nvPicPr>
+                          <pic:cNvPr id="1121889637" name=""/>
+                          <pic:cNvPicPr/>
+                        </pic:nvPicPr>
+                        <pic:blipFill>
+                          <a:blip r:embed="rId26"/>
+                          <a:stretch>
+                            <a:fillRect/>
+                          </a:stretch>
+                        </pic:blipFill>
+                        <pic:spPr>
+                          <a:xfrm>
+                            <a:off x="0" y="0"/>
+                            <a:ext cx="5259705" cy="3980815"/>
+                          </a:xfrm>
+                          <a:prstGeom prst="rect">
+                            <a:avLst/>
+                          </a:prstGeom>
+                        </pic:spPr>
+                      </pic:pic>
+                    </a:graphicData>
+                  </a:graphic>
+                </wp:inline>
+              </w:drawing>
+            </w:r>
           </w:p>
         </w:tc>
       </w:tr>
@@ -2725,7 +4163,7 @@
                 <w:szCs w:val="24"/>
                 <w:lang w:val="en-US" w:eastAsia="en-ID"/>
               </w:rPr>
-              <w:t>4</w:t>
+              <w:t>2</w:t>
             </w:r>
           </w:p>
         </w:tc>
@@ -2744,6 +4182,1205 @@
                 <w:lang w:eastAsia="en-ID"/>
               </w:rPr>
             </w:pPr>
+            <w:r>
+              <w:rPr>
+                <w:rFonts w:eastAsia="Times New Roman" w:cs="Times New Roman"/>
+                <w:szCs w:val="24"/>
+                <w:lang w:eastAsia="en-ID"/>
+              </w:rPr>
+              <w:t>Tambahkan colors.scss pada folder styles</w:t>
+            </w:r>
+          </w:p>
+          <w:p>
+            <w:pPr>
+              <w:spacing w:before="60" w:line="360" w:lineRule="auto"/>
+              <w:ind w:firstLine="0"/>
+              <w:jc w:val="left"/>
+              <w:rPr>
+                <w:rFonts w:eastAsia="Times New Roman" w:cs="Times New Roman"/>
+                <w:szCs w:val="24"/>
+                <w:lang w:eastAsia="en-ID"/>
+              </w:rPr>
+            </w:pPr>
+            <w:r>
+              <w:rPr>
+                <w:rFonts w:eastAsia="Times New Roman" w:cs="Times New Roman"/>
+                <w:szCs w:val="24"/>
+                <w:lang w:eastAsia="en-ID"/>
+              </w:rPr>
+              <w:drawing>
+                <wp:inline distT="0" distB="0" distL="0" distR="0" wp14:anchorId="2D33370A" wp14:editId="20D33EBF">
+                  <wp:extent cx="2248214" cy="838317"/>
+                  <wp:effectExtent l="0" t="0" r="0" b="0"/>
+                  <wp:docPr id="649061638" name="Picture 1"/>
+                  <wp:cNvGraphicFramePr>
+                    <a:graphicFrameLocks xmlns:a="http://schemas.openxmlformats.org/drawingml/2006/main" noChangeAspect="1"/>
+                  </wp:cNvGraphicFramePr>
+                  <a:graphic xmlns:a="http://schemas.openxmlformats.org/drawingml/2006/main">
+                    <a:graphicData uri="http://schemas.openxmlformats.org/drawingml/2006/picture">
+                      <pic:pic xmlns:pic="http://schemas.openxmlformats.org/drawingml/2006/picture">
+                        <pic:nvPicPr>
+                          <pic:cNvPr id="649061638" name=""/>
+                          <pic:cNvPicPr/>
+                        </pic:nvPicPr>
+                        <pic:blipFill>
+                          <a:blip r:embed="rId27"/>
+                          <a:stretch>
+                            <a:fillRect/>
+                          </a:stretch>
+                        </pic:blipFill>
+                        <pic:spPr>
+                          <a:xfrm>
+                            <a:off x="0" y="0"/>
+                            <a:ext cx="2248214" cy="838317"/>
+                          </a:xfrm>
+                          <a:prstGeom prst="rect">
+                            <a:avLst/>
+                          </a:prstGeom>
+                        </pic:spPr>
+                      </pic:pic>
+                    </a:graphicData>
+                  </a:graphic>
+                </wp:inline>
+              </w:drawing>
+            </w:r>
+          </w:p>
+        </w:tc>
+      </w:tr>
+      <w:tr>
+        <w:tc>
+          <w:tcPr>
+            <w:tcW w:w="1129" w:type="dxa"/>
+          </w:tcPr>
+          <w:p>
+            <w:pPr>
+              <w:spacing w:before="60" w:line="360" w:lineRule="auto"/>
+              <w:ind w:firstLine="0"/>
+              <w:jc w:val="left"/>
+              <w:rPr>
+                <w:rFonts w:eastAsia="Times New Roman" w:cs="Times New Roman"/>
+                <w:szCs w:val="24"/>
+                <w:lang w:val="en-US" w:eastAsia="en-ID"/>
+              </w:rPr>
+            </w:pPr>
+            <w:r>
+              <w:rPr>
+                <w:rFonts w:eastAsia="Times New Roman" w:cs="Times New Roman"/>
+                <w:szCs w:val="24"/>
+                <w:lang w:val="en-US" w:eastAsia="en-ID"/>
+              </w:rPr>
+              <w:t>3</w:t>
+            </w:r>
+          </w:p>
+        </w:tc>
+        <w:tc>
+          <w:tcPr>
+            <w:tcW w:w="8499" w:type="dxa"/>
+          </w:tcPr>
+          <w:p>
+            <w:pPr>
+              <w:spacing w:before="60" w:line="360" w:lineRule="auto"/>
+              <w:ind w:firstLine="0"/>
+              <w:jc w:val="left"/>
+              <w:rPr>
+                <w:rFonts w:eastAsia="Times New Roman" w:cs="Times New Roman"/>
+                <w:szCs w:val="24"/>
+                <w:lang w:val="en-US" w:eastAsia="en-ID"/>
+              </w:rPr>
+            </w:pPr>
+            <w:proofErr w:type="spellStart"/>
+            <w:r>
+              <w:rPr>
+                <w:rFonts w:eastAsia="Times New Roman" w:cs="Times New Roman"/>
+                <w:szCs w:val="24"/>
+                <w:lang w:val="en-US" w:eastAsia="en-ID"/>
+              </w:rPr>
+              <w:t>Modifikasi</w:t>
+            </w:r>
+            <w:proofErr w:type="spellEnd"/>
+            <w:r>
+              <w:rPr>
+                <w:rFonts w:eastAsia="Times New Roman" w:cs="Times New Roman"/>
+                <w:szCs w:val="24"/>
+                <w:lang w:val="en-US" w:eastAsia="en-ID"/>
+              </w:rPr>
+              <w:t xml:space="preserve"> </w:t>
+            </w:r>
+            <w:proofErr w:type="spellStart"/>
+            <w:r>
+              <w:rPr>
+                <w:rFonts w:eastAsia="Times New Roman" w:cs="Times New Roman"/>
+                <w:szCs w:val="24"/>
+                <w:lang w:val="en-US" w:eastAsia="en-ID"/>
+              </w:rPr>
+              <w:t>colors.scss</w:t>
+            </w:r>
+            <w:proofErr w:type="spellEnd"/>
+          </w:p>
+          <w:p>
+            <w:pPr>
+              <w:spacing w:before="60" w:line="360" w:lineRule="auto"/>
+              <w:ind w:firstLine="0"/>
+              <w:jc w:val="left"/>
+              <w:rPr>
+                <w:rFonts w:eastAsia="Times New Roman" w:cs="Times New Roman"/>
+                <w:szCs w:val="24"/>
+                <w:lang w:val="en-US" w:eastAsia="en-ID"/>
+              </w:rPr>
+            </w:pPr>
+            <w:r>
+              <w:rPr>
+                <w:rFonts w:eastAsia="Times New Roman" w:cs="Times New Roman"/>
+                <w:szCs w:val="24"/>
+                <w:lang w:val="en-US" w:eastAsia="en-ID"/>
+              </w:rPr>
+              <w:drawing>
+                <wp:inline distT="0" distB="0" distL="0" distR="0" wp14:anchorId="3276D779" wp14:editId="143510F4">
+                  <wp:extent cx="2619741" cy="1343212"/>
+                  <wp:effectExtent l="0" t="0" r="9525" b="0"/>
+                  <wp:docPr id="840883900" name="Picture 1"/>
+                  <wp:cNvGraphicFramePr>
+                    <a:graphicFrameLocks xmlns:a="http://schemas.openxmlformats.org/drawingml/2006/main" noChangeAspect="1"/>
+                  </wp:cNvGraphicFramePr>
+                  <a:graphic xmlns:a="http://schemas.openxmlformats.org/drawingml/2006/main">
+                    <a:graphicData uri="http://schemas.openxmlformats.org/drawingml/2006/picture">
+                      <pic:pic xmlns:pic="http://schemas.openxmlformats.org/drawingml/2006/picture">
+                        <pic:nvPicPr>
+                          <pic:cNvPr id="840883900" name=""/>
+                          <pic:cNvPicPr/>
+                        </pic:nvPicPr>
+                        <pic:blipFill>
+                          <a:blip r:embed="rId28"/>
+                          <a:stretch>
+                            <a:fillRect/>
+                          </a:stretch>
+                        </pic:blipFill>
+                        <pic:spPr>
+                          <a:xfrm>
+                            <a:off x="0" y="0"/>
+                            <a:ext cx="2619741" cy="1343212"/>
+                          </a:xfrm>
+                          <a:prstGeom prst="rect">
+                            <a:avLst/>
+                          </a:prstGeom>
+                        </pic:spPr>
+                      </pic:pic>
+                    </a:graphicData>
+                  </a:graphic>
+                </wp:inline>
+              </w:drawing>
+            </w:r>
+          </w:p>
+        </w:tc>
+      </w:tr>
+      <w:tr>
+        <w:tc>
+          <w:tcPr>
+            <w:tcW w:w="1129" w:type="dxa"/>
+          </w:tcPr>
+          <w:p>
+            <w:pPr>
+              <w:spacing w:before="60" w:line="360" w:lineRule="auto"/>
+              <w:ind w:firstLine="0"/>
+              <w:jc w:val="left"/>
+              <w:rPr>
+                <w:rFonts w:eastAsia="Times New Roman" w:cs="Times New Roman"/>
+                <w:szCs w:val="24"/>
+                <w:lang w:val="en-US" w:eastAsia="en-ID"/>
+              </w:rPr>
+            </w:pPr>
+            <w:r>
+              <w:rPr>
+                <w:rFonts w:eastAsia="Times New Roman" w:cs="Times New Roman"/>
+                <w:szCs w:val="24"/>
+                <w:lang w:val="en-US" w:eastAsia="en-ID"/>
+              </w:rPr>
+              <w:lastRenderedPageBreak/>
+              <w:t>4</w:t>
+            </w:r>
+          </w:p>
+        </w:tc>
+        <w:tc>
+          <w:tcPr>
+            <w:tcW w:w="8499" w:type="dxa"/>
+          </w:tcPr>
+          <w:p>
+            <w:pPr>
+              <w:spacing w:before="60" w:line="360" w:lineRule="auto"/>
+              <w:ind w:firstLine="0"/>
+              <w:jc w:val="left"/>
+              <w:rPr>
+                <w:rFonts w:eastAsia="Times New Roman" w:cs="Times New Roman"/>
+                <w:szCs w:val="24"/>
+                <w:lang w:eastAsia="en-ID"/>
+              </w:rPr>
+            </w:pPr>
+            <w:r>
+              <w:rPr>
+                <w:rFonts w:eastAsia="Times New Roman" w:cs="Times New Roman"/>
+                <w:szCs w:val="24"/>
+                <w:lang w:eastAsia="en-ID"/>
+              </w:rPr>
+              <w:t>Tambahkan file login.module.scss pada folder views/auth/login/</w:t>
+            </w:r>
+          </w:p>
+          <w:p>
+            <w:pPr>
+              <w:spacing w:before="60" w:line="360" w:lineRule="auto"/>
+              <w:ind w:firstLine="0"/>
+              <w:jc w:val="left"/>
+              <w:rPr>
+                <w:rFonts w:eastAsia="Times New Roman" w:cs="Times New Roman"/>
+                <w:szCs w:val="24"/>
+                <w:lang w:eastAsia="en-ID"/>
+              </w:rPr>
+            </w:pPr>
+            <w:r>
+              <w:rPr>
+                <w:rFonts w:eastAsia="Times New Roman" w:cs="Times New Roman"/>
+                <w:szCs w:val="24"/>
+                <w:lang w:eastAsia="en-ID"/>
+              </w:rPr>
+              <w:drawing>
+                <wp:inline distT="0" distB="0" distL="0" distR="0" wp14:anchorId="25CA6116" wp14:editId="5FFB40AA">
+                  <wp:extent cx="2010056" cy="914528"/>
+                  <wp:effectExtent l="0" t="0" r="9525" b="0"/>
+                  <wp:docPr id="1820585563" name="Picture 1"/>
+                  <wp:cNvGraphicFramePr>
+                    <a:graphicFrameLocks xmlns:a="http://schemas.openxmlformats.org/drawingml/2006/main" noChangeAspect="1"/>
+                  </wp:cNvGraphicFramePr>
+                  <a:graphic xmlns:a="http://schemas.openxmlformats.org/drawingml/2006/main">
+                    <a:graphicData uri="http://schemas.openxmlformats.org/drawingml/2006/picture">
+                      <pic:pic xmlns:pic="http://schemas.openxmlformats.org/drawingml/2006/picture">
+                        <pic:nvPicPr>
+                          <pic:cNvPr id="1820585563" name=""/>
+                          <pic:cNvPicPr/>
+                        </pic:nvPicPr>
+                        <pic:blipFill>
+                          <a:blip r:embed="rId29"/>
+                          <a:stretch>
+                            <a:fillRect/>
+                          </a:stretch>
+                        </pic:blipFill>
+                        <pic:spPr>
+                          <a:xfrm>
+                            <a:off x="0" y="0"/>
+                            <a:ext cx="2010056" cy="914528"/>
+                          </a:xfrm>
+                          <a:prstGeom prst="rect">
+                            <a:avLst/>
+                          </a:prstGeom>
+                        </pic:spPr>
+                      </pic:pic>
+                    </a:graphicData>
+                  </a:graphic>
+                </wp:inline>
+              </w:drawing>
+            </w:r>
+          </w:p>
+        </w:tc>
+      </w:tr>
+      <w:tr>
+        <w:tc>
+          <w:tcPr>
+            <w:tcW w:w="1129" w:type="dxa"/>
+          </w:tcPr>
+          <w:p>
+            <w:pPr>
+              <w:spacing w:before="60" w:line="360" w:lineRule="auto"/>
+              <w:ind w:firstLine="0"/>
+              <w:jc w:val="left"/>
+              <w:rPr>
+                <w:rFonts w:eastAsia="Times New Roman" w:cs="Times New Roman"/>
+                <w:szCs w:val="24"/>
+                <w:lang w:val="en-US" w:eastAsia="en-ID"/>
+              </w:rPr>
+            </w:pPr>
+            <w:r>
+              <w:rPr>
+                <w:rFonts w:eastAsia="Times New Roman" w:cs="Times New Roman"/>
+                <w:szCs w:val="24"/>
+                <w:lang w:val="en-US" w:eastAsia="en-ID"/>
+              </w:rPr>
+              <w:t>5</w:t>
+            </w:r>
+          </w:p>
+        </w:tc>
+        <w:tc>
+          <w:tcPr>
+            <w:tcW w:w="8499" w:type="dxa"/>
+          </w:tcPr>
+          <w:p>
+            <w:pPr>
+              <w:spacing w:before="60" w:line="360" w:lineRule="auto"/>
+              <w:ind w:firstLine="0"/>
+              <w:jc w:val="left"/>
+              <w:rPr>
+                <w:rFonts w:eastAsia="Times New Roman" w:cs="Times New Roman"/>
+                <w:szCs w:val="24"/>
+                <w:lang w:eastAsia="en-ID"/>
+              </w:rPr>
+            </w:pPr>
+            <w:r>
+              <w:rPr>
+                <w:rFonts w:eastAsia="Times New Roman" w:cs="Times New Roman"/>
+                <w:szCs w:val="24"/>
+                <w:lang w:eastAsia="en-ID"/>
+              </w:rPr>
+              <w:t>Modifikasi index.tsx</w:t>
+            </w:r>
+          </w:p>
+          <w:p>
+            <w:pPr>
+              <w:spacing w:before="60" w:line="360" w:lineRule="auto"/>
+              <w:ind w:firstLine="0"/>
+              <w:jc w:val="left"/>
+              <w:rPr>
+                <w:rFonts w:eastAsia="Times New Roman" w:cs="Times New Roman"/>
+                <w:szCs w:val="24"/>
+                <w:lang w:eastAsia="en-ID"/>
+              </w:rPr>
+            </w:pPr>
+            <w:r>
+              <w:rPr>
+                <w:rFonts w:eastAsia="Times New Roman" w:cs="Times New Roman"/>
+                <w:szCs w:val="24"/>
+                <w:lang w:eastAsia="en-ID"/>
+              </w:rPr>
+              <w:drawing>
+                <wp:inline distT="0" distB="0" distL="0" distR="0" wp14:anchorId="1A1CEF1E" wp14:editId="630E09B8">
+                  <wp:extent cx="4105848" cy="1209844"/>
+                  <wp:effectExtent l="0" t="0" r="0" b="9525"/>
+                  <wp:docPr id="2118656711" name="Picture 1"/>
+                  <wp:cNvGraphicFramePr>
+                    <a:graphicFrameLocks xmlns:a="http://schemas.openxmlformats.org/drawingml/2006/main" noChangeAspect="1"/>
+                  </wp:cNvGraphicFramePr>
+                  <a:graphic xmlns:a="http://schemas.openxmlformats.org/drawingml/2006/main">
+                    <a:graphicData uri="http://schemas.openxmlformats.org/drawingml/2006/picture">
+                      <pic:pic xmlns:pic="http://schemas.openxmlformats.org/drawingml/2006/picture">
+                        <pic:nvPicPr>
+                          <pic:cNvPr id="2118656711" name=""/>
+                          <pic:cNvPicPr/>
+                        </pic:nvPicPr>
+                        <pic:blipFill>
+                          <a:blip r:embed="rId30"/>
+                          <a:stretch>
+                            <a:fillRect/>
+                          </a:stretch>
+                        </pic:blipFill>
+                        <pic:spPr>
+                          <a:xfrm>
+                            <a:off x="0" y="0"/>
+                            <a:ext cx="4105848" cy="1209844"/>
+                          </a:xfrm>
+                          <a:prstGeom prst="rect">
+                            <a:avLst/>
+                          </a:prstGeom>
+                        </pic:spPr>
+                      </pic:pic>
+                    </a:graphicData>
+                  </a:graphic>
+                </wp:inline>
+              </w:drawing>
+            </w:r>
+          </w:p>
+        </w:tc>
+      </w:tr>
+      <w:tr>
+        <w:tc>
+          <w:tcPr>
+            <w:tcW w:w="1129" w:type="dxa"/>
+          </w:tcPr>
+          <w:p>
+            <w:pPr>
+              <w:spacing w:before="60" w:line="360" w:lineRule="auto"/>
+              <w:ind w:firstLine="0"/>
+              <w:jc w:val="left"/>
+              <w:rPr>
+                <w:rFonts w:eastAsia="Times New Roman" w:cs="Times New Roman"/>
+                <w:szCs w:val="24"/>
+                <w:lang w:val="en-US" w:eastAsia="en-ID"/>
+              </w:rPr>
+            </w:pPr>
+            <w:r>
+              <w:rPr>
+                <w:rFonts w:eastAsia="Times New Roman" w:cs="Times New Roman"/>
+                <w:szCs w:val="24"/>
+                <w:lang w:val="en-US" w:eastAsia="en-ID"/>
+              </w:rPr>
+              <w:t>6</w:t>
+            </w:r>
+          </w:p>
+        </w:tc>
+        <w:tc>
+          <w:tcPr>
+            <w:tcW w:w="8499" w:type="dxa"/>
+          </w:tcPr>
+          <w:p>
+            <w:pPr>
+              <w:spacing w:before="60" w:line="360" w:lineRule="auto"/>
+              <w:ind w:firstLine="0"/>
+              <w:jc w:val="left"/>
+              <w:rPr>
+                <w:rFonts w:eastAsia="Times New Roman" w:cs="Times New Roman"/>
+                <w:szCs w:val="24"/>
+                <w:lang w:eastAsia="en-ID"/>
+              </w:rPr>
+            </w:pPr>
+            <w:r>
+              <w:rPr>
+                <w:rFonts w:eastAsia="Times New Roman" w:cs="Times New Roman"/>
+                <w:szCs w:val="24"/>
+                <w:lang w:eastAsia="en-ID"/>
+              </w:rPr>
+              <w:t>Modifikasi login.module.scss</w:t>
+            </w:r>
+          </w:p>
+          <w:p>
+            <w:pPr>
+              <w:spacing w:before="60" w:line="360" w:lineRule="auto"/>
+              <w:ind w:firstLine="0"/>
+              <w:jc w:val="left"/>
+              <w:rPr>
+                <w:rFonts w:eastAsia="Times New Roman" w:cs="Times New Roman"/>
+                <w:szCs w:val="24"/>
+                <w:lang w:eastAsia="en-ID"/>
+              </w:rPr>
+            </w:pPr>
+            <w:r>
+              <w:rPr>
+                <w:rFonts w:eastAsia="Times New Roman" w:cs="Times New Roman"/>
+                <w:szCs w:val="24"/>
+                <w:lang w:eastAsia="en-ID"/>
+              </w:rPr>
+              <w:drawing>
+                <wp:inline distT="0" distB="0" distL="0" distR="0" wp14:anchorId="0939E9CA" wp14:editId="174FB74F">
+                  <wp:extent cx="4724400" cy="1699712"/>
+                  <wp:effectExtent l="0" t="0" r="0" b="0"/>
+                  <wp:docPr id="1744539658" name="Picture 1"/>
+                  <wp:cNvGraphicFramePr>
+                    <a:graphicFrameLocks xmlns:a="http://schemas.openxmlformats.org/drawingml/2006/main" noChangeAspect="1"/>
+                  </wp:cNvGraphicFramePr>
+                  <a:graphic xmlns:a="http://schemas.openxmlformats.org/drawingml/2006/main">
+                    <a:graphicData uri="http://schemas.openxmlformats.org/drawingml/2006/picture">
+                      <pic:pic xmlns:pic="http://schemas.openxmlformats.org/drawingml/2006/picture">
+                        <pic:nvPicPr>
+                          <pic:cNvPr id="1744539658" name=""/>
+                          <pic:cNvPicPr/>
+                        </pic:nvPicPr>
+                        <pic:blipFill>
+                          <a:blip r:embed="rId31"/>
+                          <a:stretch>
+                            <a:fillRect/>
+                          </a:stretch>
+                        </pic:blipFill>
+                        <pic:spPr>
+                          <a:xfrm>
+                            <a:off x="0" y="0"/>
+                            <a:ext cx="4726013" cy="1700292"/>
+                          </a:xfrm>
+                          <a:prstGeom prst="rect">
+                            <a:avLst/>
+                          </a:prstGeom>
+                        </pic:spPr>
+                      </pic:pic>
+                    </a:graphicData>
+                  </a:graphic>
+                </wp:inline>
+              </w:drawing>
+            </w:r>
+          </w:p>
+        </w:tc>
+      </w:tr>
+      <w:tr>
+        <w:tc>
+          <w:tcPr>
+            <w:tcW w:w="1129" w:type="dxa"/>
+          </w:tcPr>
+          <w:p>
+            <w:pPr>
+              <w:spacing w:before="60" w:line="360" w:lineRule="auto"/>
+              <w:ind w:firstLine="0"/>
+              <w:jc w:val="left"/>
+              <w:rPr>
+                <w:rFonts w:eastAsia="Times New Roman" w:cs="Times New Roman"/>
+                <w:szCs w:val="24"/>
+                <w:lang w:val="en-US" w:eastAsia="en-ID"/>
+              </w:rPr>
+            </w:pPr>
+            <w:r>
+              <w:rPr>
+                <w:rFonts w:eastAsia="Times New Roman" w:cs="Times New Roman"/>
+                <w:szCs w:val="24"/>
+                <w:lang w:val="en-US" w:eastAsia="en-ID"/>
+              </w:rPr>
+              <w:t>7</w:t>
+            </w:r>
+          </w:p>
+        </w:tc>
+        <w:tc>
+          <w:tcPr>
+            <w:tcW w:w="8499" w:type="dxa"/>
+          </w:tcPr>
+          <w:p>
+            <w:pPr>
+              <w:spacing w:before="60" w:line="360" w:lineRule="auto"/>
+              <w:ind w:firstLine="0"/>
+              <w:jc w:val="left"/>
+              <w:rPr>
+                <w:rFonts w:eastAsia="Times New Roman" w:cs="Times New Roman"/>
+                <w:szCs w:val="24"/>
+                <w:lang w:eastAsia="en-ID"/>
+              </w:rPr>
+            </w:pPr>
+            <w:r>
+              <w:rPr>
+                <w:rFonts w:eastAsia="Times New Roman" w:cs="Times New Roman"/>
+                <w:szCs w:val="24"/>
+                <w:lang w:eastAsia="en-ID"/>
+              </w:rPr>
+              <w:drawing>
+                <wp:inline distT="0" distB="0" distL="0" distR="0" wp14:anchorId="75E47D9D" wp14:editId="59B3DEEE">
+                  <wp:extent cx="5259705" cy="2719070"/>
+                  <wp:effectExtent l="0" t="0" r="0" b="5080"/>
+                  <wp:docPr id="729703055" name="Picture 1"/>
+                  <wp:cNvGraphicFramePr>
+                    <a:graphicFrameLocks xmlns:a="http://schemas.openxmlformats.org/drawingml/2006/main" noChangeAspect="1"/>
+                  </wp:cNvGraphicFramePr>
+                  <a:graphic xmlns:a="http://schemas.openxmlformats.org/drawingml/2006/main">
+                    <a:graphicData uri="http://schemas.openxmlformats.org/drawingml/2006/picture">
+                      <pic:pic xmlns:pic="http://schemas.openxmlformats.org/drawingml/2006/picture">
+                        <pic:nvPicPr>
+                          <pic:cNvPr id="729703055" name=""/>
+                          <pic:cNvPicPr/>
+                        </pic:nvPicPr>
+                        <pic:blipFill>
+                          <a:blip r:embed="rId32"/>
+                          <a:stretch>
+                            <a:fillRect/>
+                          </a:stretch>
+                        </pic:blipFill>
+                        <pic:spPr>
+                          <a:xfrm>
+                            <a:off x="0" y="0"/>
+                            <a:ext cx="5259705" cy="2719070"/>
+                          </a:xfrm>
+                          <a:prstGeom prst="rect">
+                            <a:avLst/>
+                          </a:prstGeom>
+                        </pic:spPr>
+                      </pic:pic>
+                    </a:graphicData>
+                  </a:graphic>
+                </wp:inline>
+              </w:drawing>
+            </w:r>
+          </w:p>
+        </w:tc>
+      </w:tr>
+    </w:tbl>
+    <w:p>
+      <w:pPr>
+        <w:spacing w:before="60" w:line="360" w:lineRule="auto"/>
+        <w:ind w:firstLine="0"/>
+        <w:jc w:val="left"/>
+        <w:rPr>
+          <w:rFonts w:eastAsia="Times New Roman" w:cs="Times New Roman"/>
+          <w:b/>
+          <w:bCs/>
+          <w:kern w:val="0"/>
+          <w:szCs w:val="24"/>
+          <w:lang w:eastAsia="en-ID"/>
+          <w14:ligatures w14:val="none"/>
+        </w:rPr>
+      </w:pPr>
+      <w:proofErr w:type="spellStart"/>
+      <w:r>
+        <w:rPr>
+          <w:rFonts w:eastAsia="Times New Roman" w:cs="Times New Roman"/>
+          <w:b/>
+          <w:bCs/>
+          <w:kern w:val="0"/>
+          <w:szCs w:val="24"/>
+          <w:lang w:eastAsia="en-ID"/>
+          <w14:ligatures w14:val="none"/>
+        </w:rPr>
+        <w:lastRenderedPageBreak/>
+        <w:t>Praktikum</w:t>
+      </w:r>
+      <w:proofErr w:type="spellEnd"/>
+      <w:r>
+        <w:rPr>
+          <w:rFonts w:eastAsia="Times New Roman" w:cs="Times New Roman"/>
+          <w:b/>
+          <w:bCs/>
+          <w:kern w:val="0"/>
+          <w:szCs w:val="24"/>
+          <w:lang w:eastAsia="en-ID"/>
+          <w14:ligatures w14:val="none"/>
+        </w:rPr>
+        <w:t xml:space="preserve"> Ke-</w:t>
+      </w:r>
+      <w:r>
+        <w:rPr>
+          <w:rFonts w:eastAsia="Times New Roman" w:cs="Times New Roman"/>
+          <w:b/>
+          <w:bCs/>
+          <w:kern w:val="0"/>
+          <w:szCs w:val="24"/>
+          <w:lang w:eastAsia="en-ID"/>
+          <w14:ligatures w14:val="none"/>
+        </w:rPr>
+        <w:t>9</w:t>
+      </w:r>
+    </w:p>
+    <w:tbl>
+      <w:tblPr>
+        <w:tblStyle w:val="TableGrid"/>
+        <w:tblW w:w="5000" w:type="pct"/>
+        <w:tblLayout w:type="fixed"/>
+        <w:tblLook w:val="04A0" w:firstRow="1" w:lastRow="0" w:firstColumn="1" w:lastColumn="0" w:noHBand="0" w:noVBand="1"/>
+      </w:tblPr>
+      <w:tblGrid>
+        <w:gridCol w:w="1129"/>
+        <w:gridCol w:w="8499"/>
+      </w:tblGrid>
+      <w:tr>
+        <w:tc>
+          <w:tcPr>
+            <w:tcW w:w="1129" w:type="dxa"/>
+          </w:tcPr>
+          <w:p>
+            <w:pPr>
+              <w:spacing w:before="60" w:line="360" w:lineRule="auto"/>
+              <w:ind w:firstLine="0"/>
+              <w:jc w:val="left"/>
+              <w:rPr>
+                <w:rFonts w:eastAsia="Times New Roman" w:cs="Times New Roman"/>
+                <w:szCs w:val="24"/>
+                <w:lang w:eastAsia="en-ID"/>
+              </w:rPr>
+            </w:pPr>
+            <w:r>
+              <w:rPr>
+                <w:rFonts w:eastAsia="Times New Roman" w:cs="Times New Roman"/>
+                <w:szCs w:val="24"/>
+                <w:lang w:eastAsia="en-ID"/>
+              </w:rPr>
+              <w:t>Langkah</w:t>
+            </w:r>
+          </w:p>
+        </w:tc>
+        <w:tc>
+          <w:tcPr>
+            <w:tcW w:w="8499" w:type="dxa"/>
+          </w:tcPr>
+          <w:p>
+            <w:pPr>
+              <w:spacing w:before="60" w:line="360" w:lineRule="auto"/>
+              <w:ind w:firstLine="0"/>
+              <w:jc w:val="left"/>
+              <w:rPr>
+                <w:rFonts w:eastAsia="Times New Roman" w:cs="Times New Roman"/>
+                <w:szCs w:val="24"/>
+                <w:lang w:eastAsia="en-ID"/>
+              </w:rPr>
+            </w:pPr>
+            <w:r>
+              <w:rPr>
+                <w:rFonts w:eastAsia="Times New Roman" w:cs="Times New Roman"/>
+                <w:szCs w:val="24"/>
+                <w:lang w:eastAsia="en-ID"/>
+              </w:rPr>
+              <w:t>Jawaban/Deskripsi</w:t>
+            </w:r>
+          </w:p>
+        </w:tc>
+      </w:tr>
+      <w:tr>
+        <w:tc>
+          <w:tcPr>
+            <w:tcW w:w="1129" w:type="dxa"/>
+          </w:tcPr>
+          <w:p>
+            <w:pPr>
+              <w:spacing w:before="60" w:line="360" w:lineRule="auto"/>
+              <w:ind w:firstLine="0"/>
+              <w:jc w:val="left"/>
+              <w:rPr>
+                <w:rFonts w:eastAsia="Times New Roman" w:cs="Times New Roman"/>
+                <w:szCs w:val="24"/>
+                <w:lang w:val="en-US" w:eastAsia="en-ID"/>
+              </w:rPr>
+            </w:pPr>
+            <w:r>
+              <w:rPr>
+                <w:rFonts w:eastAsia="Times New Roman" w:cs="Times New Roman"/>
+                <w:szCs w:val="24"/>
+                <w:lang w:val="en-US" w:eastAsia="en-ID"/>
+              </w:rPr>
+              <w:t>1</w:t>
+            </w:r>
+          </w:p>
+        </w:tc>
+        <w:tc>
+          <w:tcPr>
+            <w:tcW w:w="8499" w:type="dxa"/>
+          </w:tcPr>
+          <w:p>
+            <w:pPr>
+              <w:spacing w:before="60" w:line="360" w:lineRule="auto"/>
+              <w:ind w:firstLine="0"/>
+              <w:jc w:val="left"/>
+              <w:rPr>
+                <w:rFonts w:eastAsia="Times New Roman" w:cs="Times New Roman"/>
+                <w:szCs w:val="24"/>
+                <w:lang w:val="en-US" w:eastAsia="en-ID"/>
+              </w:rPr>
+            </w:pPr>
+            <w:r>
+              <w:rPr>
+                <w:rFonts w:eastAsia="Times New Roman" w:cs="Times New Roman"/>
+                <w:szCs w:val="24"/>
+                <w:lang w:val="en-US" w:eastAsia="en-ID"/>
+              </w:rPr>
+              <w:t>Install</w:t>
+            </w:r>
+            <w:r>
+              <w:rPr>
+                <w:rFonts w:eastAsia="Times New Roman" w:cs="Times New Roman"/>
+                <w:szCs w:val="24"/>
+                <w:lang w:val="en-US" w:eastAsia="en-ID"/>
+              </w:rPr>
+              <w:t xml:space="preserve"> tailwind</w:t>
+            </w:r>
+          </w:p>
+          <w:p>
+            <w:pPr>
+              <w:spacing w:before="60" w:line="360" w:lineRule="auto"/>
+              <w:ind w:firstLine="0"/>
+              <w:jc w:val="left"/>
+              <w:rPr>
+                <w:rFonts w:eastAsia="Times New Roman" w:cs="Times New Roman"/>
+                <w:szCs w:val="24"/>
+                <w:lang w:val="en-US" w:eastAsia="en-ID"/>
+              </w:rPr>
+            </w:pPr>
+            <w:r>
+              <w:rPr>
+                <w:rFonts w:eastAsia="Times New Roman" w:cs="Times New Roman"/>
+                <w:szCs w:val="24"/>
+                <w:lang w:val="en-US" w:eastAsia="en-ID"/>
+              </w:rPr>
+              <w:drawing>
+                <wp:inline distT="0" distB="0" distL="0" distR="0" wp14:anchorId="06961C01" wp14:editId="4DCA97D3">
+                  <wp:extent cx="4925291" cy="1644142"/>
+                  <wp:effectExtent l="0" t="0" r="8890" b="0"/>
+                  <wp:docPr id="303541849" name="Picture 1"/>
+                  <wp:cNvGraphicFramePr>
+                    <a:graphicFrameLocks xmlns:a="http://schemas.openxmlformats.org/drawingml/2006/main" noChangeAspect="1"/>
+                  </wp:cNvGraphicFramePr>
+                  <a:graphic xmlns:a="http://schemas.openxmlformats.org/drawingml/2006/main">
+                    <a:graphicData uri="http://schemas.openxmlformats.org/drawingml/2006/picture">
+                      <pic:pic xmlns:pic="http://schemas.openxmlformats.org/drawingml/2006/picture">
+                        <pic:nvPicPr>
+                          <pic:cNvPr id="303541849" name=""/>
+                          <pic:cNvPicPr/>
+                        </pic:nvPicPr>
+                        <pic:blipFill>
+                          <a:blip r:embed="rId33"/>
+                          <a:stretch>
+                            <a:fillRect/>
+                          </a:stretch>
+                        </pic:blipFill>
+                        <pic:spPr>
+                          <a:xfrm>
+                            <a:off x="0" y="0"/>
+                            <a:ext cx="4933714" cy="1646954"/>
+                          </a:xfrm>
+                          <a:prstGeom prst="rect">
+                            <a:avLst/>
+                          </a:prstGeom>
+                        </pic:spPr>
+                      </pic:pic>
+                    </a:graphicData>
+                  </a:graphic>
+                </wp:inline>
+              </w:drawing>
+            </w:r>
+          </w:p>
+        </w:tc>
+      </w:tr>
+      <w:tr>
+        <w:tc>
+          <w:tcPr>
+            <w:tcW w:w="1129" w:type="dxa"/>
+          </w:tcPr>
+          <w:p>
+            <w:pPr>
+              <w:spacing w:before="60" w:line="360" w:lineRule="auto"/>
+              <w:ind w:firstLine="0"/>
+              <w:jc w:val="left"/>
+              <w:rPr>
+                <w:rFonts w:eastAsia="Times New Roman" w:cs="Times New Roman"/>
+                <w:szCs w:val="24"/>
+                <w:lang w:val="en-US" w:eastAsia="en-ID"/>
+              </w:rPr>
+            </w:pPr>
+            <w:r>
+              <w:rPr>
+                <w:rFonts w:eastAsia="Times New Roman" w:cs="Times New Roman"/>
+                <w:szCs w:val="24"/>
+                <w:lang w:val="en-US" w:eastAsia="en-ID"/>
+              </w:rPr>
+              <w:t>2</w:t>
+            </w:r>
+          </w:p>
+        </w:tc>
+        <w:tc>
+          <w:tcPr>
+            <w:tcW w:w="8499" w:type="dxa"/>
+          </w:tcPr>
+          <w:p>
+            <w:pPr>
+              <w:spacing w:before="60" w:line="360" w:lineRule="auto"/>
+              <w:ind w:firstLine="0"/>
+              <w:jc w:val="left"/>
+              <w:rPr>
+                <w:rFonts w:eastAsia="Times New Roman" w:cs="Times New Roman"/>
+                <w:szCs w:val="24"/>
+                <w:lang w:eastAsia="en-ID"/>
+              </w:rPr>
+            </w:pPr>
+            <w:r>
+              <w:rPr>
+                <w:rFonts w:eastAsia="Times New Roman" w:cs="Times New Roman"/>
+                <w:szCs w:val="24"/>
+                <w:lang w:eastAsia="en-ID"/>
+              </w:rPr>
+              <w:t>Konfigurasi tailwind.config.js</w:t>
+            </w:r>
+          </w:p>
+          <w:p>
+            <w:pPr>
+              <w:spacing w:before="60" w:line="360" w:lineRule="auto"/>
+              <w:ind w:firstLine="0"/>
+              <w:jc w:val="left"/>
+              <w:rPr>
+                <w:rFonts w:eastAsia="Times New Roman" w:cs="Times New Roman"/>
+                <w:szCs w:val="24"/>
+                <w:lang w:eastAsia="en-ID"/>
+              </w:rPr>
+            </w:pPr>
+            <w:r>
+              <w:rPr>
+                <w:rFonts w:eastAsia="Times New Roman" w:cs="Times New Roman"/>
+                <w:szCs w:val="24"/>
+                <w:lang w:eastAsia="en-ID"/>
+              </w:rPr>
+              <w:drawing>
+                <wp:inline distT="0" distB="0" distL="0" distR="0" wp14:anchorId="0EBAB3E6" wp14:editId="695BCB92">
+                  <wp:extent cx="3629891" cy="2373391"/>
+                  <wp:effectExtent l="0" t="0" r="8890" b="8255"/>
+                  <wp:docPr id="1361394971" name="Picture 1"/>
+                  <wp:cNvGraphicFramePr>
+                    <a:graphicFrameLocks xmlns:a="http://schemas.openxmlformats.org/drawingml/2006/main" noChangeAspect="1"/>
+                  </wp:cNvGraphicFramePr>
+                  <a:graphic xmlns:a="http://schemas.openxmlformats.org/drawingml/2006/main">
+                    <a:graphicData uri="http://schemas.openxmlformats.org/drawingml/2006/picture">
+                      <pic:pic xmlns:pic="http://schemas.openxmlformats.org/drawingml/2006/picture">
+                        <pic:nvPicPr>
+                          <pic:cNvPr id="1361394971" name=""/>
+                          <pic:cNvPicPr/>
+                        </pic:nvPicPr>
+                        <pic:blipFill>
+                          <a:blip r:embed="rId34"/>
+                          <a:stretch>
+                            <a:fillRect/>
+                          </a:stretch>
+                        </pic:blipFill>
+                        <pic:spPr>
+                          <a:xfrm>
+                            <a:off x="0" y="0"/>
+                            <a:ext cx="3635511" cy="2377066"/>
+                          </a:xfrm>
+                          <a:prstGeom prst="rect">
+                            <a:avLst/>
+                          </a:prstGeom>
+                        </pic:spPr>
+                      </pic:pic>
+                    </a:graphicData>
+                  </a:graphic>
+                </wp:inline>
+              </w:drawing>
+            </w:r>
+          </w:p>
+        </w:tc>
+      </w:tr>
+      <w:tr>
+        <w:tc>
+          <w:tcPr>
+            <w:tcW w:w="1129" w:type="dxa"/>
+          </w:tcPr>
+          <w:p>
+            <w:pPr>
+              <w:spacing w:before="60" w:line="360" w:lineRule="auto"/>
+              <w:ind w:firstLine="0"/>
+              <w:jc w:val="left"/>
+              <w:rPr>
+                <w:rFonts w:eastAsia="Times New Roman" w:cs="Times New Roman"/>
+                <w:szCs w:val="24"/>
+                <w:lang w:val="en-US" w:eastAsia="en-ID"/>
+              </w:rPr>
+            </w:pPr>
+            <w:r>
+              <w:rPr>
+                <w:rFonts w:eastAsia="Times New Roman" w:cs="Times New Roman"/>
+                <w:szCs w:val="24"/>
+                <w:lang w:val="en-US" w:eastAsia="en-ID"/>
+              </w:rPr>
+              <w:t>3</w:t>
+            </w:r>
+          </w:p>
+        </w:tc>
+        <w:tc>
+          <w:tcPr>
+            <w:tcW w:w="8499" w:type="dxa"/>
+          </w:tcPr>
+          <w:p>
+            <w:pPr>
+              <w:spacing w:before="60" w:line="360" w:lineRule="auto"/>
+              <w:ind w:firstLine="0"/>
+              <w:jc w:val="left"/>
+              <w:rPr>
+                <w:rFonts w:eastAsia="Times New Roman" w:cs="Times New Roman"/>
+                <w:szCs w:val="24"/>
+                <w:lang w:val="en-US" w:eastAsia="en-ID"/>
+              </w:rPr>
+            </w:pPr>
+            <w:r>
+              <w:rPr>
+                <w:rFonts w:eastAsia="Times New Roman" w:cs="Times New Roman"/>
+                <w:szCs w:val="24"/>
+                <w:lang w:val="en-US" w:eastAsia="en-ID"/>
+              </w:rPr>
+              <w:t>Import di Global CSS</w:t>
+            </w:r>
+          </w:p>
+          <w:p>
+            <w:pPr>
+              <w:spacing w:before="60" w:line="360" w:lineRule="auto"/>
+              <w:ind w:firstLine="0"/>
+              <w:jc w:val="left"/>
+              <w:rPr>
+                <w:rFonts w:eastAsia="Times New Roman" w:cs="Times New Roman"/>
+                <w:szCs w:val="24"/>
+                <w:lang w:val="en-US" w:eastAsia="en-ID"/>
+              </w:rPr>
+            </w:pPr>
+            <w:r>
+              <w:rPr>
+                <w:rFonts w:eastAsia="Times New Roman" w:cs="Times New Roman"/>
+                <w:szCs w:val="24"/>
+                <w:lang w:val="en-US" w:eastAsia="en-ID"/>
+              </w:rPr>
+              <w:drawing>
+                <wp:inline distT="0" distB="0" distL="0" distR="0" wp14:anchorId="6001C1F1" wp14:editId="3E7A1A9C">
+                  <wp:extent cx="4058216" cy="2133898"/>
+                  <wp:effectExtent l="0" t="0" r="0" b="0"/>
+                  <wp:docPr id="23633179" name="Picture 1"/>
+                  <wp:cNvGraphicFramePr>
+                    <a:graphicFrameLocks xmlns:a="http://schemas.openxmlformats.org/drawingml/2006/main" noChangeAspect="1"/>
+                  </wp:cNvGraphicFramePr>
+                  <a:graphic xmlns:a="http://schemas.openxmlformats.org/drawingml/2006/main">
+                    <a:graphicData uri="http://schemas.openxmlformats.org/drawingml/2006/picture">
+                      <pic:pic xmlns:pic="http://schemas.openxmlformats.org/drawingml/2006/picture">
+                        <pic:nvPicPr>
+                          <pic:cNvPr id="23633179" name=""/>
+                          <pic:cNvPicPr/>
+                        </pic:nvPicPr>
+                        <pic:blipFill>
+                          <a:blip r:embed="rId35"/>
+                          <a:stretch>
+                            <a:fillRect/>
+                          </a:stretch>
+                        </pic:blipFill>
+                        <pic:spPr>
+                          <a:xfrm>
+                            <a:off x="0" y="0"/>
+                            <a:ext cx="4058216" cy="2133898"/>
+                          </a:xfrm>
+                          <a:prstGeom prst="rect">
+                            <a:avLst/>
+                          </a:prstGeom>
+                        </pic:spPr>
+                      </pic:pic>
+                    </a:graphicData>
+                  </a:graphic>
+                </wp:inline>
+              </w:drawing>
+            </w:r>
+          </w:p>
+        </w:tc>
+      </w:tr>
+      <w:tr>
+        <w:tc>
+          <w:tcPr>
+            <w:tcW w:w="1129" w:type="dxa"/>
+          </w:tcPr>
+          <w:p>
+            <w:pPr>
+              <w:spacing w:before="60" w:line="360" w:lineRule="auto"/>
+              <w:ind w:firstLine="0"/>
+              <w:jc w:val="left"/>
+              <w:rPr>
+                <w:rFonts w:eastAsia="Times New Roman" w:cs="Times New Roman"/>
+                <w:szCs w:val="24"/>
+                <w:lang w:val="en-US" w:eastAsia="en-ID"/>
+              </w:rPr>
+            </w:pPr>
+            <w:r>
+              <w:rPr>
+                <w:rFonts w:eastAsia="Times New Roman" w:cs="Times New Roman"/>
+                <w:szCs w:val="24"/>
+                <w:lang w:val="en-US" w:eastAsia="en-ID"/>
+              </w:rPr>
+              <w:lastRenderedPageBreak/>
+              <w:t>4</w:t>
+            </w:r>
+          </w:p>
+        </w:tc>
+        <w:tc>
+          <w:tcPr>
+            <w:tcW w:w="8499" w:type="dxa"/>
+          </w:tcPr>
+          <w:p>
+            <w:pPr>
+              <w:spacing w:before="60" w:line="360" w:lineRule="auto"/>
+              <w:ind w:firstLine="0"/>
+              <w:jc w:val="left"/>
+              <w:rPr>
+                <w:rFonts w:eastAsia="Times New Roman" w:cs="Times New Roman"/>
+                <w:szCs w:val="24"/>
+                <w:lang w:eastAsia="en-ID"/>
+              </w:rPr>
+            </w:pPr>
+            <w:r>
+              <w:rPr>
+                <w:rFonts w:eastAsia="Times New Roman" w:cs="Times New Roman"/>
+                <w:szCs w:val="24"/>
+                <w:lang w:eastAsia="en-ID"/>
+              </w:rPr>
+              <w:t>Modifikasi index.tsx pada folder auth/login/</w:t>
+            </w:r>
+          </w:p>
+          <w:p>
+            <w:pPr>
+              <w:spacing w:before="60" w:line="360" w:lineRule="auto"/>
+              <w:ind w:firstLine="0"/>
+              <w:jc w:val="left"/>
+              <w:rPr>
+                <w:rFonts w:eastAsia="Times New Roman" w:cs="Times New Roman"/>
+                <w:szCs w:val="24"/>
+                <w:lang w:eastAsia="en-ID"/>
+              </w:rPr>
+            </w:pPr>
+            <w:r>
+              <w:rPr>
+                <w:rFonts w:eastAsia="Times New Roman" w:cs="Times New Roman"/>
+                <w:szCs w:val="24"/>
+                <w:lang w:eastAsia="en-ID"/>
+              </w:rPr>
+              <w:drawing>
+                <wp:inline distT="0" distB="0" distL="0" distR="0" wp14:anchorId="34535F1C" wp14:editId="7D7473BC">
+                  <wp:extent cx="5259705" cy="769620"/>
+                  <wp:effectExtent l="0" t="0" r="0" b="0"/>
+                  <wp:docPr id="1225476247" name="Picture 1"/>
+                  <wp:cNvGraphicFramePr>
+                    <a:graphicFrameLocks xmlns:a="http://schemas.openxmlformats.org/drawingml/2006/main" noChangeAspect="1"/>
+                  </wp:cNvGraphicFramePr>
+                  <a:graphic xmlns:a="http://schemas.openxmlformats.org/drawingml/2006/main">
+                    <a:graphicData uri="http://schemas.openxmlformats.org/drawingml/2006/picture">
+                      <pic:pic xmlns:pic="http://schemas.openxmlformats.org/drawingml/2006/picture">
+                        <pic:nvPicPr>
+                          <pic:cNvPr id="1225476247" name=""/>
+                          <pic:cNvPicPr/>
+                        </pic:nvPicPr>
+                        <pic:blipFill>
+                          <a:blip r:embed="rId36"/>
+                          <a:stretch>
+                            <a:fillRect/>
+                          </a:stretch>
+                        </pic:blipFill>
+                        <pic:spPr>
+                          <a:xfrm>
+                            <a:off x="0" y="0"/>
+                            <a:ext cx="5259705" cy="769620"/>
+                          </a:xfrm>
+                          <a:prstGeom prst="rect">
+                            <a:avLst/>
+                          </a:prstGeom>
+                        </pic:spPr>
+                      </pic:pic>
+                    </a:graphicData>
+                  </a:graphic>
+                </wp:inline>
+              </w:drawing>
+            </w:r>
+          </w:p>
+          <w:p>
+            <w:pPr>
+              <w:spacing w:before="60" w:line="360" w:lineRule="auto"/>
+              <w:ind w:firstLine="0"/>
+              <w:jc w:val="left"/>
+              <w:rPr>
+                <w:rFonts w:eastAsia="Times New Roman" w:cs="Times New Roman"/>
+                <w:szCs w:val="24"/>
+                <w:lang w:eastAsia="en-ID"/>
+              </w:rPr>
+            </w:pPr>
+            <w:r>
+              <w:rPr>
+                <w:rFonts w:eastAsia="Times New Roman" w:cs="Times New Roman"/>
+                <w:szCs w:val="24"/>
+                <w:lang w:eastAsia="en-ID"/>
+              </w:rPr>
+              <w:drawing>
+                <wp:inline distT="0" distB="0" distL="0" distR="0" wp14:anchorId="52AD3AD4" wp14:editId="5AB6B520">
+                  <wp:extent cx="3315163" cy="1781424"/>
+                  <wp:effectExtent l="0" t="0" r="0" b="9525"/>
+                  <wp:docPr id="529205649" name="Picture 1"/>
+                  <wp:cNvGraphicFramePr>
+                    <a:graphicFrameLocks xmlns:a="http://schemas.openxmlformats.org/drawingml/2006/main" noChangeAspect="1"/>
+                  </wp:cNvGraphicFramePr>
+                  <a:graphic xmlns:a="http://schemas.openxmlformats.org/drawingml/2006/main">
+                    <a:graphicData uri="http://schemas.openxmlformats.org/drawingml/2006/picture">
+                      <pic:pic xmlns:pic="http://schemas.openxmlformats.org/drawingml/2006/picture">
+                        <pic:nvPicPr>
+                          <pic:cNvPr id="529205649" name=""/>
+                          <pic:cNvPicPr/>
+                        </pic:nvPicPr>
+                        <pic:blipFill>
+                          <a:blip r:embed="rId37"/>
+                          <a:stretch>
+                            <a:fillRect/>
+                          </a:stretch>
+                        </pic:blipFill>
+                        <pic:spPr>
+                          <a:xfrm>
+                            <a:off x="0" y="0"/>
+                            <a:ext cx="3315163" cy="1781424"/>
+                          </a:xfrm>
+                          <a:prstGeom prst="rect">
+                            <a:avLst/>
+                          </a:prstGeom>
+                        </pic:spPr>
+                      </pic:pic>
+                    </a:graphicData>
+                  </a:graphic>
+                </wp:inline>
+              </w:drawing>
+            </w:r>
           </w:p>
         </w:tc>
       </w:tr>
@@ -2803,7 +5440,19 @@
           <w:lang w:eastAsia="en-ID"/>
           <w14:ligatures w14:val="none"/>
         </w:rPr>
-        <w:t xml:space="preserve"> 1</w:t>
+        <w:t xml:space="preserve"> </w:t>
+      </w:r>
+      <w:r>
+        <w:rPr>
+          <w:rFonts w:eastAsia="Times New Roman" w:cs="Times New Roman"/>
+          <w:b/>
+          <w:bCs/>
+          <w:kern w:val="0"/>
+          <w:szCs w:val="24"/>
+          <w:lang w:eastAsia="en-ID"/>
+          <w14:ligatures w14:val="none"/>
+        </w:rPr>
+        <w:t>1</w:t>
       </w:r>
     </w:p>
     <w:tbl>
@@ -2910,138 +5559,157 @@
                 <w:lang w:val="en-US" w:eastAsia="en-ID"/>
               </w:rPr>
             </w:pPr>
-          </w:p>
-        </w:tc>
-      </w:tr>
-      <w:tr>
-        <w:tc>
-          <w:tcPr>
-            <w:tcW w:w="1129" w:type="dxa"/>
-          </w:tcPr>
-          <w:p>
-            <w:pPr>
-              <w:spacing w:before="60" w:line="360" w:lineRule="auto"/>
-              <w:ind w:firstLine="0"/>
-              <w:jc w:val="left"/>
-              <w:rPr>
-                <w:rFonts w:eastAsia="Times New Roman" w:cs="Times New Roman"/>
-                <w:szCs w:val="24"/>
-                <w:lang w:val="en-US" w:eastAsia="en-ID"/>
-              </w:rPr>
-            </w:pPr>
-            <w:r>
-              <w:rPr>
-                <w:rFonts w:eastAsia="Times New Roman" w:cs="Times New Roman"/>
-                <w:szCs w:val="24"/>
-                <w:lang w:val="en-US" w:eastAsia="en-ID"/>
-              </w:rPr>
-              <w:t>2</w:t>
-            </w:r>
-          </w:p>
-        </w:tc>
-        <w:tc>
-          <w:tcPr>
-            <w:tcW w:w="8499" w:type="dxa"/>
-          </w:tcPr>
-          <w:p>
-            <w:pPr>
-              <w:spacing w:before="60" w:line="360" w:lineRule="auto"/>
-              <w:ind w:firstLine="0"/>
-              <w:jc w:val="left"/>
-              <w:rPr>
-                <w:rFonts w:eastAsia="Times New Roman" w:cs="Times New Roman"/>
-                <w:szCs w:val="24"/>
-                <w:lang w:eastAsia="en-ID"/>
-              </w:rPr>
-            </w:pPr>
-          </w:p>
-        </w:tc>
-      </w:tr>
-      <w:tr>
-        <w:tc>
-          <w:tcPr>
-            <w:tcW w:w="1129" w:type="dxa"/>
-          </w:tcPr>
-          <w:p>
-            <w:pPr>
-              <w:spacing w:before="60" w:line="360" w:lineRule="auto"/>
-              <w:ind w:firstLine="0"/>
-              <w:jc w:val="left"/>
-              <w:rPr>
-                <w:rFonts w:eastAsia="Times New Roman" w:cs="Times New Roman"/>
-                <w:szCs w:val="24"/>
-                <w:lang w:val="en-US" w:eastAsia="en-ID"/>
-              </w:rPr>
-            </w:pPr>
-            <w:r>
-              <w:rPr>
-                <w:rFonts w:eastAsia="Times New Roman" w:cs="Times New Roman"/>
-                <w:szCs w:val="24"/>
-                <w:lang w:val="en-US" w:eastAsia="en-ID"/>
-              </w:rPr>
-              <w:t>3</w:t>
-            </w:r>
-          </w:p>
-        </w:tc>
-        <w:tc>
-          <w:tcPr>
-            <w:tcW w:w="8499" w:type="dxa"/>
-          </w:tcPr>
-          <w:p>
-            <w:pPr>
-              <w:spacing w:before="60" w:line="360" w:lineRule="auto"/>
-              <w:ind w:firstLine="0"/>
-              <w:jc w:val="left"/>
-              <w:rPr>
-                <w:rFonts w:eastAsia="Times New Roman" w:cs="Times New Roman"/>
-                <w:szCs w:val="24"/>
-                <w:lang w:val="en-US" w:eastAsia="en-ID"/>
-              </w:rPr>
-            </w:pPr>
-          </w:p>
-        </w:tc>
-      </w:tr>
-      <w:tr>
-        <w:tc>
-          <w:tcPr>
-            <w:tcW w:w="1129" w:type="dxa"/>
-          </w:tcPr>
-          <w:p>
-            <w:pPr>
-              <w:spacing w:before="60" w:line="360" w:lineRule="auto"/>
-              <w:ind w:firstLine="0"/>
-              <w:jc w:val="left"/>
-              <w:rPr>
-                <w:rFonts w:eastAsia="Times New Roman" w:cs="Times New Roman"/>
-                <w:szCs w:val="24"/>
-                <w:lang w:val="en-US" w:eastAsia="en-ID"/>
-              </w:rPr>
-            </w:pPr>
-            <w:r>
-              <w:rPr>
-                <w:rFonts w:eastAsia="Times New Roman" w:cs="Times New Roman"/>
-                <w:szCs w:val="24"/>
-                <w:lang w:val="en-US" w:eastAsia="en-ID"/>
-              </w:rPr>
-              <w:t>4</w:t>
-            </w:r>
-          </w:p>
-        </w:tc>
-        <w:tc>
-          <w:tcPr>
-            <w:tcW w:w="8499" w:type="dxa"/>
-          </w:tcPr>
-          <w:p>
-            <w:pPr>
-              <w:spacing w:before="60" w:line="360" w:lineRule="auto"/>
-              <w:ind w:firstLine="0"/>
-              <w:jc w:val="left"/>
-              <w:rPr>
-                <w:rFonts w:eastAsia="Times New Roman" w:cs="Times New Roman"/>
-                <w:szCs w:val="24"/>
-                <w:lang w:eastAsia="en-ID"/>
-              </w:rPr>
-            </w:pPr>
+            <w:r>
+              <w:rPr>
+                <w:rFonts w:eastAsia="Times New Roman" w:cs="Times New Roman"/>
+                <w:szCs w:val="24"/>
+                <w:lang w:val="en-US" w:eastAsia="en-ID"/>
+              </w:rPr>
+              <w:drawing>
+                <wp:inline distT="0" distB="0" distL="0" distR="0" wp14:anchorId="31D3F89D" wp14:editId="2BF56672">
+                  <wp:extent cx="5259705" cy="2242820"/>
+                  <wp:effectExtent l="0" t="0" r="0" b="5080"/>
+                  <wp:docPr id="1100932947" name="Picture 1"/>
+                  <wp:cNvGraphicFramePr>
+                    <a:graphicFrameLocks xmlns:a="http://schemas.openxmlformats.org/drawingml/2006/main" noChangeAspect="1"/>
+                  </wp:cNvGraphicFramePr>
+                  <a:graphic xmlns:a="http://schemas.openxmlformats.org/drawingml/2006/main">
+                    <a:graphicData uri="http://schemas.openxmlformats.org/drawingml/2006/picture">
+                      <pic:pic xmlns:pic="http://schemas.openxmlformats.org/drawingml/2006/picture">
+                        <pic:nvPicPr>
+                          <pic:cNvPr id="1100932947" name=""/>
+                          <pic:cNvPicPr/>
+                        </pic:nvPicPr>
+                        <pic:blipFill>
+                          <a:blip r:embed="rId38"/>
+                          <a:stretch>
+                            <a:fillRect/>
+                          </a:stretch>
+                        </pic:blipFill>
+                        <pic:spPr>
+                          <a:xfrm>
+                            <a:off x="0" y="0"/>
+                            <a:ext cx="5259705" cy="2242820"/>
+                          </a:xfrm>
+                          <a:prstGeom prst="rect">
+                            <a:avLst/>
+                          </a:prstGeom>
+                        </pic:spPr>
+                      </pic:pic>
+                    </a:graphicData>
+                  </a:graphic>
+                </wp:inline>
+              </w:drawing>
+            </w:r>
+          </w:p>
+          <w:p>
+            <w:pPr>
+              <w:spacing w:before="60" w:line="360" w:lineRule="auto"/>
+              <w:ind w:firstLine="0"/>
+              <w:jc w:val="left"/>
+              <w:rPr>
+                <w:rFonts w:eastAsia="Times New Roman" w:cs="Times New Roman"/>
+                <w:szCs w:val="24"/>
+                <w:lang w:val="en-US" w:eastAsia="en-ID"/>
+              </w:rPr>
+            </w:pPr>
+            <w:r>
+              <w:rPr>
+                <w:rFonts w:eastAsia="Times New Roman" w:cs="Times New Roman"/>
+                <w:szCs w:val="24"/>
+                <w:lang w:val="en-US" w:eastAsia="en-ID"/>
+              </w:rPr>
+              <w:lastRenderedPageBreak/>
+              <w:drawing>
+                <wp:inline distT="0" distB="0" distL="0" distR="0" wp14:anchorId="0DEFA4AA" wp14:editId="3D8CBBC4">
+                  <wp:extent cx="5259705" cy="5612130"/>
+                  <wp:effectExtent l="0" t="0" r="0" b="7620"/>
+                  <wp:docPr id="2050108617" name="Picture 1"/>
+                  <wp:cNvGraphicFramePr>
+                    <a:graphicFrameLocks xmlns:a="http://schemas.openxmlformats.org/drawingml/2006/main" noChangeAspect="1"/>
+                  </wp:cNvGraphicFramePr>
+                  <a:graphic xmlns:a="http://schemas.openxmlformats.org/drawingml/2006/main">
+                    <a:graphicData uri="http://schemas.openxmlformats.org/drawingml/2006/picture">
+                      <pic:pic xmlns:pic="http://schemas.openxmlformats.org/drawingml/2006/picture">
+                        <pic:nvPicPr>
+                          <pic:cNvPr id="2050108617" name=""/>
+                          <pic:cNvPicPr/>
+                        </pic:nvPicPr>
+                        <pic:blipFill>
+                          <a:blip r:embed="rId39"/>
+                          <a:stretch>
+                            <a:fillRect/>
+                          </a:stretch>
+                        </pic:blipFill>
+                        <pic:spPr>
+                          <a:xfrm>
+                            <a:off x="0" y="0"/>
+                            <a:ext cx="5259705" cy="5612130"/>
+                          </a:xfrm>
+                          <a:prstGeom prst="rect">
+                            <a:avLst/>
+                          </a:prstGeom>
+                        </pic:spPr>
+                      </pic:pic>
+                    </a:graphicData>
+                  </a:graphic>
+                </wp:inline>
+              </w:drawing>
+            </w:r>
+          </w:p>
+          <w:p>
+            <w:pPr>
+              <w:spacing w:before="60" w:line="360" w:lineRule="auto"/>
+              <w:ind w:firstLine="0"/>
+              <w:jc w:val="left"/>
+              <w:rPr>
+                <w:rFonts w:eastAsia="Times New Roman" w:cs="Times New Roman"/>
+                <w:szCs w:val="24"/>
+                <w:lang w:val="en-US" w:eastAsia="en-ID"/>
+              </w:rPr>
+            </w:pPr>
+            <w:r>
+              <w:rPr>
+                <w:rFonts w:eastAsia="Times New Roman" w:cs="Times New Roman"/>
+                <w:szCs w:val="24"/>
+                <w:lang w:val="en-US" w:eastAsia="en-ID"/>
+              </w:rPr>
+              <w:drawing>
+                <wp:inline distT="0" distB="0" distL="0" distR="0" wp14:anchorId="30E5E0C9" wp14:editId="7DED4766">
+                  <wp:extent cx="5259705" cy="986155"/>
+                  <wp:effectExtent l="0" t="0" r="0" b="4445"/>
+                  <wp:docPr id="363975670" name="Picture 1"/>
+                  <wp:cNvGraphicFramePr>
+                    <a:graphicFrameLocks xmlns:a="http://schemas.openxmlformats.org/drawingml/2006/main" noChangeAspect="1"/>
+                  </wp:cNvGraphicFramePr>
+                  <a:graphic xmlns:a="http://schemas.openxmlformats.org/drawingml/2006/main">
+                    <a:graphicData uri="http://schemas.openxmlformats.org/drawingml/2006/picture">
+                      <pic:pic xmlns:pic="http://schemas.openxmlformats.org/drawingml/2006/picture">
+                        <pic:nvPicPr>
+                          <pic:cNvPr id="363975670" name=""/>
+                          <pic:cNvPicPr/>
+                        </pic:nvPicPr>
+                        <pic:blipFill>
+                          <a:blip r:embed="rId40"/>
+                          <a:stretch>
+                            <a:fillRect/>
+                          </a:stretch>
+                        </pic:blipFill>
+                        <pic:spPr>
+                          <a:xfrm>
+                            <a:off x="0" y="0"/>
+                            <a:ext cx="5259705" cy="986155"/>
+                          </a:xfrm>
+                          <a:prstGeom prst="rect">
+                            <a:avLst/>
+                          </a:prstGeom>
+                        </pic:spPr>
+                      </pic:pic>
+                    </a:graphicData>
+                  </a:graphic>
+                </wp:inline>
+              </w:drawing>
+            </w:r>
           </w:p>
         </w:tc>
       </w:tr>
@@ -3077,6 +5745,54 @@
           <w14:ligatures w14:val="none"/>
         </w:rPr>
       </w:pPr>
+    </w:p>
+    <w:p>
+      <w:pPr>
+        <w:spacing w:before="60" w:line="360" w:lineRule="auto"/>
+        <w:ind w:firstLine="0"/>
+        <w:jc w:val="left"/>
+        <w:rPr>
+          <w:rFonts w:eastAsia="Times New Roman" w:cs="Times New Roman"/>
+          <w:b/>
+          <w:bCs/>
+          <w:kern w:val="0"/>
+          <w:szCs w:val="24"/>
+          <w:lang w:eastAsia="en-ID"/>
+          <w14:ligatures w14:val="none"/>
+        </w:rPr>
+      </w:pPr>
+    </w:p>
+    <w:p>
+      <w:pPr>
+        <w:spacing w:before="60" w:line="360" w:lineRule="auto"/>
+        <w:ind w:firstLine="0"/>
+        <w:jc w:val="left"/>
+        <w:rPr>
+          <w:rFonts w:eastAsia="Times New Roman" w:cs="Times New Roman"/>
+          <w:b/>
+          <w:bCs/>
+          <w:kern w:val="0"/>
+          <w:szCs w:val="24"/>
+          <w:lang w:eastAsia="en-ID"/>
+          <w14:ligatures w14:val="none"/>
+        </w:rPr>
+      </w:pPr>
+    </w:p>
+    <w:p>
+      <w:pPr>
+        <w:spacing w:before="60" w:line="360" w:lineRule="auto"/>
+        <w:ind w:firstLine="0"/>
+        <w:jc w:val="left"/>
+        <w:rPr>
+          <w:rFonts w:eastAsia="Times New Roman" w:cs="Times New Roman"/>
+          <w:b/>
+          <w:bCs/>
+          <w:kern w:val="0"/>
+          <w:szCs w:val="24"/>
+          <w:lang w:eastAsia="en-ID"/>
+          <w14:ligatures w14:val="none"/>
+        </w:rPr>
+      </w:pPr>
       <w:proofErr w:type="spellStart"/>
       <w:r>
         <w:rPr>
@@ -3088,6 +5804,7 @@
           <w:lang w:eastAsia="en-ID"/>
           <w14:ligatures w14:val="none"/>
         </w:rPr>
+        <w:lastRenderedPageBreak/>
         <w:t>Tugas</w:t>
       </w:r>
       <w:proofErr w:type="spellEnd"/>
@@ -3220,138 +5937,156 @@
                 <w:lang w:val="en-US" w:eastAsia="en-ID"/>
               </w:rPr>
             </w:pPr>
-          </w:p>
-        </w:tc>
-      </w:tr>
-      <w:tr>
-        <w:tc>
-          <w:tcPr>
-            <w:tcW w:w="1129" w:type="dxa"/>
-          </w:tcPr>
-          <w:p>
-            <w:pPr>
-              <w:spacing w:before="60" w:line="360" w:lineRule="auto"/>
-              <w:ind w:firstLine="0"/>
-              <w:jc w:val="left"/>
-              <w:rPr>
-                <w:rFonts w:eastAsia="Times New Roman" w:cs="Times New Roman"/>
-                <w:szCs w:val="24"/>
-                <w:lang w:val="en-US" w:eastAsia="en-ID"/>
-              </w:rPr>
-            </w:pPr>
-            <w:r>
-              <w:rPr>
-                <w:rFonts w:eastAsia="Times New Roman" w:cs="Times New Roman"/>
-                <w:szCs w:val="24"/>
-                <w:lang w:val="en-US" w:eastAsia="en-ID"/>
-              </w:rPr>
-              <w:t>2</w:t>
-            </w:r>
-          </w:p>
-        </w:tc>
-        <w:tc>
-          <w:tcPr>
-            <w:tcW w:w="8499" w:type="dxa"/>
-          </w:tcPr>
-          <w:p>
-            <w:pPr>
-              <w:spacing w:before="60" w:line="360" w:lineRule="auto"/>
-              <w:ind w:firstLine="0"/>
-              <w:jc w:val="left"/>
-              <w:rPr>
-                <w:rFonts w:eastAsia="Times New Roman" w:cs="Times New Roman"/>
-                <w:szCs w:val="24"/>
-                <w:lang w:eastAsia="en-ID"/>
-              </w:rPr>
-            </w:pPr>
-          </w:p>
-        </w:tc>
-      </w:tr>
-      <w:tr>
-        <w:tc>
-          <w:tcPr>
-            <w:tcW w:w="1129" w:type="dxa"/>
-          </w:tcPr>
-          <w:p>
-            <w:pPr>
-              <w:spacing w:before="60" w:line="360" w:lineRule="auto"/>
-              <w:ind w:firstLine="0"/>
-              <w:jc w:val="left"/>
-              <w:rPr>
-                <w:rFonts w:eastAsia="Times New Roman" w:cs="Times New Roman"/>
-                <w:szCs w:val="24"/>
-                <w:lang w:val="en-US" w:eastAsia="en-ID"/>
-              </w:rPr>
-            </w:pPr>
-            <w:r>
-              <w:rPr>
-                <w:rFonts w:eastAsia="Times New Roman" w:cs="Times New Roman"/>
-                <w:szCs w:val="24"/>
-                <w:lang w:val="en-US" w:eastAsia="en-ID"/>
-              </w:rPr>
-              <w:t>3</w:t>
-            </w:r>
-          </w:p>
-        </w:tc>
-        <w:tc>
-          <w:tcPr>
-            <w:tcW w:w="8499" w:type="dxa"/>
-          </w:tcPr>
-          <w:p>
-            <w:pPr>
-              <w:spacing w:before="60" w:line="360" w:lineRule="auto"/>
-              <w:ind w:firstLine="0"/>
-              <w:jc w:val="left"/>
-              <w:rPr>
-                <w:rFonts w:eastAsia="Times New Roman" w:cs="Times New Roman"/>
-                <w:szCs w:val="24"/>
-                <w:lang w:val="en-US" w:eastAsia="en-ID"/>
-              </w:rPr>
-            </w:pPr>
-          </w:p>
-        </w:tc>
-      </w:tr>
-      <w:tr>
-        <w:tc>
-          <w:tcPr>
-            <w:tcW w:w="1129" w:type="dxa"/>
-          </w:tcPr>
-          <w:p>
-            <w:pPr>
-              <w:spacing w:before="60" w:line="360" w:lineRule="auto"/>
-              <w:ind w:firstLine="0"/>
-              <w:jc w:val="left"/>
-              <w:rPr>
-                <w:rFonts w:eastAsia="Times New Roman" w:cs="Times New Roman"/>
-                <w:szCs w:val="24"/>
-                <w:lang w:val="en-US" w:eastAsia="en-ID"/>
-              </w:rPr>
-            </w:pPr>
-            <w:r>
-              <w:rPr>
-                <w:rFonts w:eastAsia="Times New Roman" w:cs="Times New Roman"/>
-                <w:szCs w:val="24"/>
-                <w:lang w:val="en-US" w:eastAsia="en-ID"/>
-              </w:rPr>
-              <w:t>4</w:t>
-            </w:r>
-          </w:p>
-        </w:tc>
-        <w:tc>
-          <w:tcPr>
-            <w:tcW w:w="8499" w:type="dxa"/>
-          </w:tcPr>
-          <w:p>
-            <w:pPr>
-              <w:spacing w:before="60" w:line="360" w:lineRule="auto"/>
-              <w:ind w:firstLine="0"/>
-              <w:jc w:val="left"/>
-              <w:rPr>
-                <w:rFonts w:eastAsia="Times New Roman" w:cs="Times New Roman"/>
-                <w:szCs w:val="24"/>
-                <w:lang w:eastAsia="en-ID"/>
-              </w:rPr>
-            </w:pPr>
+            <w:r>
+              <w:rPr>
+                <w:rFonts w:eastAsia="Times New Roman" w:cs="Times New Roman"/>
+                <w:szCs w:val="24"/>
+                <w:lang w:val="en-US" w:eastAsia="en-ID"/>
+              </w:rPr>
+              <w:drawing>
+                <wp:inline distT="0" distB="0" distL="0" distR="0" wp14:anchorId="50DF75B6" wp14:editId="27B3B291">
+                  <wp:extent cx="2257740" cy="628738"/>
+                  <wp:effectExtent l="0" t="0" r="0" b="0"/>
+                  <wp:docPr id="2025548941" name="Picture 1"/>
+                  <wp:cNvGraphicFramePr>
+                    <a:graphicFrameLocks xmlns:a="http://schemas.openxmlformats.org/drawingml/2006/main" noChangeAspect="1"/>
+                  </wp:cNvGraphicFramePr>
+                  <a:graphic xmlns:a="http://schemas.openxmlformats.org/drawingml/2006/main">
+                    <a:graphicData uri="http://schemas.openxmlformats.org/drawingml/2006/picture">
+                      <pic:pic xmlns:pic="http://schemas.openxmlformats.org/drawingml/2006/picture">
+                        <pic:nvPicPr>
+                          <pic:cNvPr id="2025548941" name=""/>
+                          <pic:cNvPicPr/>
+                        </pic:nvPicPr>
+                        <pic:blipFill>
+                          <a:blip r:embed="rId41"/>
+                          <a:stretch>
+                            <a:fillRect/>
+                          </a:stretch>
+                        </pic:blipFill>
+                        <pic:spPr>
+                          <a:xfrm>
+                            <a:off x="0" y="0"/>
+                            <a:ext cx="2257740" cy="628738"/>
+                          </a:xfrm>
+                          <a:prstGeom prst="rect">
+                            <a:avLst/>
+                          </a:prstGeom>
+                        </pic:spPr>
+                      </pic:pic>
+                    </a:graphicData>
+                  </a:graphic>
+                </wp:inline>
+              </w:drawing>
+            </w:r>
+          </w:p>
+          <w:p>
+            <w:pPr>
+              <w:spacing w:before="60" w:line="360" w:lineRule="auto"/>
+              <w:ind w:firstLine="0"/>
+              <w:jc w:val="left"/>
+              <w:rPr>
+                <w:rFonts w:eastAsia="Times New Roman" w:cs="Times New Roman"/>
+                <w:szCs w:val="24"/>
+                <w:lang w:val="en-US" w:eastAsia="en-ID"/>
+              </w:rPr>
+            </w:pPr>
+            <w:r>
+              <w:rPr>
+                <w:rFonts w:eastAsia="Times New Roman" w:cs="Times New Roman"/>
+                <w:szCs w:val="24"/>
+                <w:lang w:val="en-US" w:eastAsia="en-ID"/>
+              </w:rPr>
+              <w:drawing>
+                <wp:inline distT="0" distB="0" distL="0" distR="0" wp14:anchorId="195AE4EC" wp14:editId="4F0D0102">
+                  <wp:extent cx="5259705" cy="2642235"/>
+                  <wp:effectExtent l="0" t="0" r="0" b="5715"/>
+                  <wp:docPr id="1294117103" name="Picture 1"/>
+                  <wp:cNvGraphicFramePr>
+                    <a:graphicFrameLocks xmlns:a="http://schemas.openxmlformats.org/drawingml/2006/main" noChangeAspect="1"/>
+                  </wp:cNvGraphicFramePr>
+                  <a:graphic xmlns:a="http://schemas.openxmlformats.org/drawingml/2006/main">
+                    <a:graphicData uri="http://schemas.openxmlformats.org/drawingml/2006/picture">
+                      <pic:pic xmlns:pic="http://schemas.openxmlformats.org/drawingml/2006/picture">
+                        <pic:nvPicPr>
+                          <pic:cNvPr id="1294117103" name=""/>
+                          <pic:cNvPicPr/>
+                        </pic:nvPicPr>
+                        <pic:blipFill>
+                          <a:blip r:embed="rId42"/>
+                          <a:stretch>
+                            <a:fillRect/>
+                          </a:stretch>
+                        </pic:blipFill>
+                        <pic:spPr>
+                          <a:xfrm>
+                            <a:off x="0" y="0"/>
+                            <a:ext cx="5259705" cy="2642235"/>
+                          </a:xfrm>
+                          <a:prstGeom prst="rect">
+                            <a:avLst/>
+                          </a:prstGeom>
+                        </pic:spPr>
+                      </pic:pic>
+                    </a:graphicData>
+                  </a:graphic>
+                </wp:inline>
+              </w:drawing>
+            </w:r>
+          </w:p>
+          <w:p>
+            <w:pPr>
+              <w:spacing w:before="60" w:line="360" w:lineRule="auto"/>
+              <w:ind w:firstLine="0"/>
+              <w:jc w:val="left"/>
+              <w:rPr>
+                <w:rFonts w:eastAsia="Times New Roman" w:cs="Times New Roman"/>
+                <w:szCs w:val="24"/>
+                <w:lang w:val="en-US" w:eastAsia="en-ID"/>
+              </w:rPr>
+            </w:pPr>
+            <w:r>
+              <w:rPr>
+                <w:rFonts w:eastAsia="Times New Roman" w:cs="Times New Roman"/>
+                <w:szCs w:val="24"/>
+                <w:lang w:val="en-US" w:eastAsia="en-ID"/>
+              </w:rPr>
+              <w:drawing>
+                <wp:inline distT="0" distB="0" distL="0" distR="0" wp14:anchorId="0BAD2EDE" wp14:editId="0DEBA0DE">
+                  <wp:extent cx="5259705" cy="2521585"/>
+                  <wp:effectExtent l="0" t="0" r="0" b="0"/>
+                  <wp:docPr id="1159469562" name="Picture 1"/>
+                  <wp:cNvGraphicFramePr>
+                    <a:graphicFrameLocks xmlns:a="http://schemas.openxmlformats.org/drawingml/2006/main" noChangeAspect="1"/>
+                  </wp:cNvGraphicFramePr>
+                  <a:graphic xmlns:a="http://schemas.openxmlformats.org/drawingml/2006/main">
+                    <a:graphicData uri="http://schemas.openxmlformats.org/drawingml/2006/picture">
+                      <pic:pic xmlns:pic="http://schemas.openxmlformats.org/drawingml/2006/picture">
+                        <pic:nvPicPr>
+                          <pic:cNvPr id="1159469562" name=""/>
+                          <pic:cNvPicPr/>
+                        </pic:nvPicPr>
+                        <pic:blipFill>
+                          <a:blip r:embed="rId43"/>
+                          <a:stretch>
+                            <a:fillRect/>
+                          </a:stretch>
+                        </pic:blipFill>
+                        <pic:spPr>
+                          <a:xfrm>
+                            <a:off x="0" y="0"/>
+                            <a:ext cx="5259705" cy="2521585"/>
+                          </a:xfrm>
+                          <a:prstGeom prst="rect">
+                            <a:avLst/>
+                          </a:prstGeom>
+                        </pic:spPr>
+                      </pic:pic>
+                    </a:graphicData>
+                  </a:graphic>
+                </wp:inline>
+              </w:drawing>
+            </w:r>
           </w:p>
         </w:tc>
       </w:tr>
@@ -3387,6 +6122,54 @@
           <w14:ligatures w14:val="none"/>
         </w:rPr>
       </w:pPr>
+    </w:p>
+    <w:p>
+      <w:pPr>
+        <w:spacing w:before="60" w:line="360" w:lineRule="auto"/>
+        <w:ind w:firstLine="0"/>
+        <w:jc w:val="left"/>
+        <w:rPr>
+          <w:rFonts w:eastAsia="Times New Roman" w:cs="Times New Roman"/>
+          <w:b/>
+          <w:bCs/>
+          <w:kern w:val="0"/>
+          <w:szCs w:val="24"/>
+          <w:lang w:eastAsia="en-ID"/>
+          <w14:ligatures w14:val="none"/>
+        </w:rPr>
+      </w:pPr>
+    </w:p>
+    <w:p>
+      <w:pPr>
+        <w:spacing w:before="60" w:line="360" w:lineRule="auto"/>
+        <w:ind w:firstLine="0"/>
+        <w:jc w:val="left"/>
+        <w:rPr>
+          <w:rFonts w:eastAsia="Times New Roman" w:cs="Times New Roman"/>
+          <w:b/>
+          <w:bCs/>
+          <w:kern w:val="0"/>
+          <w:szCs w:val="24"/>
+          <w:lang w:eastAsia="en-ID"/>
+          <w14:ligatures w14:val="none"/>
+        </w:rPr>
+      </w:pPr>
+    </w:p>
+    <w:p>
+      <w:pPr>
+        <w:spacing w:before="60" w:line="360" w:lineRule="auto"/>
+        <w:ind w:firstLine="0"/>
+        <w:jc w:val="left"/>
+        <w:rPr>
+          <w:rFonts w:eastAsia="Times New Roman" w:cs="Times New Roman"/>
+          <w:b/>
+          <w:bCs/>
+          <w:kern w:val="0"/>
+          <w:szCs w:val="24"/>
+          <w:lang w:eastAsia="en-ID"/>
+          <w14:ligatures w14:val="none"/>
+        </w:rPr>
+      </w:pPr>
       <w:proofErr w:type="spellStart"/>
       <w:r>
         <w:rPr>
@@ -3398,6 +6181,7 @@
           <w:lang w:eastAsia="en-ID"/>
           <w14:ligatures w14:val="none"/>
         </w:rPr>
+        <w:lastRenderedPageBreak/>
         <w:t>Tugas</w:t>
       </w:r>
       <w:proofErr w:type="spellEnd"/>
@@ -3530,138 +6314,102 @@
                 <w:lang w:val="en-US" w:eastAsia="en-ID"/>
               </w:rPr>
             </w:pPr>
-          </w:p>
-        </w:tc>
-      </w:tr>
-      <w:tr>
-        <w:tc>
-          <w:tcPr>
-            <w:tcW w:w="1129" w:type="dxa"/>
-          </w:tcPr>
-          <w:p>
-            <w:pPr>
-              <w:spacing w:before="60" w:line="360" w:lineRule="auto"/>
-              <w:ind w:firstLine="0"/>
-              <w:jc w:val="left"/>
-              <w:rPr>
-                <w:rFonts w:eastAsia="Times New Roman" w:cs="Times New Roman"/>
-                <w:szCs w:val="24"/>
-                <w:lang w:val="en-US" w:eastAsia="en-ID"/>
-              </w:rPr>
-            </w:pPr>
-            <w:r>
-              <w:rPr>
-                <w:rFonts w:eastAsia="Times New Roman" w:cs="Times New Roman"/>
-                <w:szCs w:val="24"/>
-                <w:lang w:val="en-US" w:eastAsia="en-ID"/>
-              </w:rPr>
-              <w:t>2</w:t>
-            </w:r>
-          </w:p>
-        </w:tc>
-        <w:tc>
-          <w:tcPr>
-            <w:tcW w:w="8499" w:type="dxa"/>
-          </w:tcPr>
-          <w:p>
-            <w:pPr>
-              <w:spacing w:before="60" w:line="360" w:lineRule="auto"/>
-              <w:ind w:firstLine="0"/>
-              <w:jc w:val="left"/>
-              <w:rPr>
-                <w:rFonts w:eastAsia="Times New Roman" w:cs="Times New Roman"/>
-                <w:szCs w:val="24"/>
-                <w:lang w:eastAsia="en-ID"/>
-              </w:rPr>
-            </w:pPr>
-          </w:p>
-        </w:tc>
-      </w:tr>
-      <w:tr>
-        <w:tc>
-          <w:tcPr>
-            <w:tcW w:w="1129" w:type="dxa"/>
-          </w:tcPr>
-          <w:p>
-            <w:pPr>
-              <w:spacing w:before="60" w:line="360" w:lineRule="auto"/>
-              <w:ind w:firstLine="0"/>
-              <w:jc w:val="left"/>
-              <w:rPr>
-                <w:rFonts w:eastAsia="Times New Roman" w:cs="Times New Roman"/>
-                <w:szCs w:val="24"/>
-                <w:lang w:val="en-US" w:eastAsia="en-ID"/>
-              </w:rPr>
-            </w:pPr>
-            <w:r>
-              <w:rPr>
-                <w:rFonts w:eastAsia="Times New Roman" w:cs="Times New Roman"/>
-                <w:szCs w:val="24"/>
-                <w:lang w:val="en-US" w:eastAsia="en-ID"/>
-              </w:rPr>
-              <w:t>3</w:t>
-            </w:r>
-          </w:p>
-        </w:tc>
-        <w:tc>
-          <w:tcPr>
-            <w:tcW w:w="8499" w:type="dxa"/>
-          </w:tcPr>
-          <w:p>
-            <w:pPr>
-              <w:spacing w:before="60" w:line="360" w:lineRule="auto"/>
-              <w:ind w:firstLine="0"/>
-              <w:jc w:val="left"/>
-              <w:rPr>
-                <w:rFonts w:eastAsia="Times New Roman" w:cs="Times New Roman"/>
-                <w:szCs w:val="24"/>
-                <w:lang w:val="en-US" w:eastAsia="en-ID"/>
-              </w:rPr>
-            </w:pPr>
-          </w:p>
-        </w:tc>
-      </w:tr>
-      <w:tr>
-        <w:tc>
-          <w:tcPr>
-            <w:tcW w:w="1129" w:type="dxa"/>
-          </w:tcPr>
-          <w:p>
-            <w:pPr>
-              <w:spacing w:before="60" w:line="360" w:lineRule="auto"/>
-              <w:ind w:firstLine="0"/>
-              <w:jc w:val="left"/>
-              <w:rPr>
-                <w:rFonts w:eastAsia="Times New Roman" w:cs="Times New Roman"/>
-                <w:szCs w:val="24"/>
-                <w:lang w:val="en-US" w:eastAsia="en-ID"/>
-              </w:rPr>
-            </w:pPr>
-            <w:r>
-              <w:rPr>
-                <w:rFonts w:eastAsia="Times New Roman" w:cs="Times New Roman"/>
-                <w:szCs w:val="24"/>
-                <w:lang w:val="en-US" w:eastAsia="en-ID"/>
-              </w:rPr>
-              <w:t>4</w:t>
-            </w:r>
-          </w:p>
-        </w:tc>
-        <w:tc>
-          <w:tcPr>
-            <w:tcW w:w="8499" w:type="dxa"/>
-          </w:tcPr>
-          <w:p>
-            <w:pPr>
-              <w:spacing w:before="60" w:line="360" w:lineRule="auto"/>
-              <w:ind w:firstLine="0"/>
-              <w:jc w:val="left"/>
-              <w:rPr>
-                <w:rFonts w:eastAsia="Times New Roman" w:cs="Times New Roman"/>
-                <w:szCs w:val="24"/>
-                <w:lang w:eastAsia="en-ID"/>
-              </w:rPr>
-            </w:pPr>
+            <w:r>
+              <w:rPr>
+                <w:rFonts w:eastAsia="Times New Roman" w:cs="Times New Roman"/>
+                <w:szCs w:val="24"/>
+                <w:lang w:val="en-US" w:eastAsia="en-ID"/>
+              </w:rPr>
+              <w:drawing>
+                <wp:inline distT="0" distB="0" distL="0" distR="0" wp14:anchorId="18D1B42F" wp14:editId="3FFA2027">
+                  <wp:extent cx="5259705" cy="2514600"/>
+                  <wp:effectExtent l="0" t="0" r="0" b="0"/>
+                  <wp:docPr id="131958619" name="Picture 1"/>
+                  <wp:cNvGraphicFramePr>
+                    <a:graphicFrameLocks xmlns:a="http://schemas.openxmlformats.org/drawingml/2006/main" noChangeAspect="1"/>
+                  </wp:cNvGraphicFramePr>
+                  <a:graphic xmlns:a="http://schemas.openxmlformats.org/drawingml/2006/main">
+                    <a:graphicData uri="http://schemas.openxmlformats.org/drawingml/2006/picture">
+                      <pic:pic xmlns:pic="http://schemas.openxmlformats.org/drawingml/2006/picture">
+                        <pic:nvPicPr>
+                          <pic:cNvPr id="131958619" name=""/>
+                          <pic:cNvPicPr/>
+                        </pic:nvPicPr>
+                        <pic:blipFill>
+                          <a:blip r:embed="rId44"/>
+                          <a:stretch>
+                            <a:fillRect/>
+                          </a:stretch>
+                        </pic:blipFill>
+                        <pic:spPr>
+                          <a:xfrm>
+                            <a:off x="0" y="0"/>
+                            <a:ext cx="5259705" cy="2514600"/>
+                          </a:xfrm>
+                          <a:prstGeom prst="rect">
+                            <a:avLst/>
+                          </a:prstGeom>
+                        </pic:spPr>
+                      </pic:pic>
+                    </a:graphicData>
+                  </a:graphic>
+                </wp:inline>
+              </w:drawing>
+            </w:r>
+          </w:p>
+          <w:p>
+            <w:pPr>
+              <w:spacing w:before="60" w:line="360" w:lineRule="auto"/>
+              <w:ind w:firstLine="0"/>
+              <w:jc w:val="left"/>
+              <w:rPr>
+                <w:rFonts w:eastAsia="Times New Roman" w:cs="Times New Roman"/>
+                <w:szCs w:val="24"/>
+                <w:lang w:val="en-US" w:eastAsia="en-ID"/>
+              </w:rPr>
+            </w:pPr>
+            <w:r>
+              <w:rPr>
+                <w:rFonts w:eastAsia="Times New Roman" w:cs="Times New Roman"/>
+                <w:szCs w:val="24"/>
+                <w:lang w:val="en-US" w:eastAsia="en-ID"/>
+              </w:rPr>
+              <w:drawing>
+                <wp:inline distT="0" distB="0" distL="0" distR="0" wp14:anchorId="2F6EB8AB" wp14:editId="45AF47B2">
+                  <wp:extent cx="5259705" cy="2858770"/>
+                  <wp:effectExtent l="0" t="0" r="0" b="0"/>
+                  <wp:docPr id="750101569" name="Picture 1"/>
+                  <wp:cNvGraphicFramePr>
+                    <a:graphicFrameLocks xmlns:a="http://schemas.openxmlformats.org/drawingml/2006/main" noChangeAspect="1"/>
+                  </wp:cNvGraphicFramePr>
+                  <a:graphic xmlns:a="http://schemas.openxmlformats.org/drawingml/2006/main">
+                    <a:graphicData uri="http://schemas.openxmlformats.org/drawingml/2006/picture">
+                      <pic:pic xmlns:pic="http://schemas.openxmlformats.org/drawingml/2006/picture">
+                        <pic:nvPicPr>
+                          <pic:cNvPr id="750101569" name=""/>
+                          <pic:cNvPicPr/>
+                        </pic:nvPicPr>
+                        <pic:blipFill>
+                          <a:blip r:embed="rId45"/>
+                          <a:stretch>
+                            <a:fillRect/>
+                          </a:stretch>
+                        </pic:blipFill>
+                        <pic:spPr>
+                          <a:xfrm>
+                            <a:off x="0" y="0"/>
+                            <a:ext cx="5259705" cy="2858770"/>
+                          </a:xfrm>
+                          <a:prstGeom prst="rect">
+                            <a:avLst/>
+                          </a:prstGeom>
+                        </pic:spPr>
+                      </pic:pic>
+                    </a:graphicData>
+                  </a:graphic>
+                </wp:inline>
+              </w:drawing>
+            </w:r>
           </w:p>
         </w:tc>
       </w:tr>
@@ -3697,6 +6445,86 @@
           <w14:ligatures w14:val="none"/>
         </w:rPr>
       </w:pPr>
+    </w:p>
+    <w:p>
+      <w:pPr>
+        <w:spacing w:before="60" w:line="360" w:lineRule="auto"/>
+        <w:ind w:firstLine="0"/>
+        <w:jc w:val="left"/>
+        <w:rPr>
+          <w:rFonts w:eastAsia="Times New Roman" w:cs="Times New Roman"/>
+          <w:b/>
+          <w:bCs/>
+          <w:kern w:val="0"/>
+          <w:szCs w:val="24"/>
+          <w:lang w:eastAsia="en-ID"/>
+          <w14:ligatures w14:val="none"/>
+        </w:rPr>
+      </w:pPr>
+    </w:p>
+    <w:p>
+      <w:pPr>
+        <w:spacing w:before="60" w:line="360" w:lineRule="auto"/>
+        <w:ind w:firstLine="0"/>
+        <w:jc w:val="left"/>
+        <w:rPr>
+          <w:rFonts w:eastAsia="Times New Roman" w:cs="Times New Roman"/>
+          <w:b/>
+          <w:bCs/>
+          <w:kern w:val="0"/>
+          <w:szCs w:val="24"/>
+          <w:lang w:eastAsia="en-ID"/>
+          <w14:ligatures w14:val="none"/>
+        </w:rPr>
+      </w:pPr>
+    </w:p>
+    <w:p>
+      <w:pPr>
+        <w:spacing w:before="60" w:line="360" w:lineRule="auto"/>
+        <w:ind w:firstLine="0"/>
+        <w:jc w:val="left"/>
+        <w:rPr>
+          <w:rFonts w:eastAsia="Times New Roman" w:cs="Times New Roman"/>
+          <w:b/>
+          <w:bCs/>
+          <w:kern w:val="0"/>
+          <w:szCs w:val="24"/>
+          <w:lang w:eastAsia="en-ID"/>
+          <w14:ligatures w14:val="none"/>
+        </w:rPr>
+      </w:pPr>
+    </w:p>
+    <w:p>
+      <w:pPr>
+        <w:spacing w:before="60" w:line="360" w:lineRule="auto"/>
+        <w:ind w:firstLine="0"/>
+        <w:jc w:val="left"/>
+        <w:rPr>
+          <w:rFonts w:eastAsia="Times New Roman" w:cs="Times New Roman"/>
+          <w:b/>
+          <w:bCs/>
+          <w:kern w:val="0"/>
+          <w:szCs w:val="24"/>
+          <w:lang w:eastAsia="en-ID"/>
+          <w14:ligatures w14:val="none"/>
+        </w:rPr>
+      </w:pPr>
+    </w:p>
+    <w:p>
+      <w:pPr>
+        <w:spacing w:before="60" w:line="360" w:lineRule="auto"/>
+        <w:ind w:firstLine="0"/>
+        <w:jc w:val="left"/>
+        <w:rPr>
+          <w:rFonts w:eastAsia="Times New Roman" w:cs="Times New Roman"/>
+          <w:b/>
+          <w:bCs/>
+          <w:kern w:val="0"/>
+          <w:szCs w:val="24"/>
+          <w:lang w:eastAsia="en-ID"/>
+          <w14:ligatures w14:val="none"/>
+        </w:rPr>
+      </w:pPr>
       <w:proofErr w:type="spellStart"/>
       <w:r>
         <w:rPr>
@@ -3708,6 +6536,7 @@
           <w:lang w:eastAsia="en-ID"/>
           <w14:ligatures w14:val="none"/>
         </w:rPr>
+        <w:lastRenderedPageBreak/>
         <w:t>Pertanyaan</w:t>
       </w:r>
       <w:proofErr w:type="spellEnd"/>
@@ -3816,6 +6645,178 @@
                 <w:lang w:val="en-US" w:eastAsia="en-ID"/>
               </w:rPr>
             </w:pPr>
+            <w:r>
+              <w:rPr>
+                <w:rFonts w:eastAsia="Times New Roman" w:cs="Times New Roman"/>
+                <w:szCs w:val="24"/>
+                <w:lang w:val="en-US" w:eastAsia="en-ID"/>
+              </w:rPr>
+              <w:t xml:space="preserve">Kapan </w:t>
+            </w:r>
+            <w:proofErr w:type="spellStart"/>
+            <w:r>
+              <w:rPr>
+                <w:rFonts w:eastAsia="Times New Roman" w:cs="Times New Roman"/>
+                <w:szCs w:val="24"/>
+                <w:lang w:val="en-US" w:eastAsia="en-ID"/>
+              </w:rPr>
+              <w:t>sebaiknya</w:t>
+            </w:r>
+            <w:proofErr w:type="spellEnd"/>
+            <w:r>
+              <w:rPr>
+                <w:rFonts w:eastAsia="Times New Roman" w:cs="Times New Roman"/>
+                <w:szCs w:val="24"/>
+                <w:lang w:val="en-US" w:eastAsia="en-ID"/>
+              </w:rPr>
+              <w:t xml:space="preserve"> </w:t>
+            </w:r>
+            <w:proofErr w:type="spellStart"/>
+            <w:r>
+              <w:rPr>
+                <w:rFonts w:eastAsia="Times New Roman" w:cs="Times New Roman"/>
+                <w:szCs w:val="24"/>
+                <w:lang w:val="en-US" w:eastAsia="en-ID"/>
+              </w:rPr>
+              <w:t>menggunakan</w:t>
+            </w:r>
+            <w:proofErr w:type="spellEnd"/>
+            <w:r>
+              <w:rPr>
+                <w:rFonts w:eastAsia="Times New Roman" w:cs="Times New Roman"/>
+                <w:szCs w:val="24"/>
+                <w:lang w:val="en-US" w:eastAsia="en-ID"/>
+              </w:rPr>
+              <w:t xml:space="preserve"> CSS Module </w:t>
+            </w:r>
+            <w:proofErr w:type="spellStart"/>
+            <w:r>
+              <w:rPr>
+                <w:rFonts w:eastAsia="Times New Roman" w:cs="Times New Roman"/>
+                <w:szCs w:val="24"/>
+                <w:lang w:val="en-US" w:eastAsia="en-ID"/>
+              </w:rPr>
+              <w:t>dibanding</w:t>
+            </w:r>
+            <w:proofErr w:type="spellEnd"/>
+            <w:r>
+              <w:rPr>
+                <w:rFonts w:eastAsia="Times New Roman" w:cs="Times New Roman"/>
+                <w:szCs w:val="24"/>
+                <w:lang w:val="en-US" w:eastAsia="en-ID"/>
+              </w:rPr>
+              <w:t xml:space="preserve"> Global CSS?</w:t>
+            </w:r>
+          </w:p>
+          <w:p>
+            <w:pPr>
+              <w:spacing w:before="60" w:line="360" w:lineRule="auto"/>
+              <w:ind w:firstLine="0"/>
+              <w:jc w:val="left"/>
+              <w:rPr>
+                <w:rFonts w:eastAsia="Times New Roman" w:cs="Times New Roman"/>
+                <w:szCs w:val="24"/>
+                <w:lang w:val="en-US" w:eastAsia="en-ID"/>
+              </w:rPr>
+            </w:pPr>
+            <w:r>
+              <w:rPr>
+                <w:rFonts w:eastAsia="Times New Roman" w:cs="Times New Roman"/>
+                <w:szCs w:val="24"/>
+                <w:lang w:val="en-US" w:eastAsia="en-ID"/>
+              </w:rPr>
+              <w:t xml:space="preserve">Ketika </w:t>
+            </w:r>
+            <w:proofErr w:type="spellStart"/>
+            <w:r>
+              <w:rPr>
+                <w:rFonts w:eastAsia="Times New Roman" w:cs="Times New Roman"/>
+                <w:szCs w:val="24"/>
+                <w:lang w:val="en-US" w:eastAsia="en-ID"/>
+              </w:rPr>
+              <w:t>membuat</w:t>
+            </w:r>
+            <w:proofErr w:type="spellEnd"/>
+            <w:r>
+              <w:rPr>
+                <w:rFonts w:eastAsia="Times New Roman" w:cs="Times New Roman"/>
+                <w:szCs w:val="24"/>
+                <w:lang w:val="en-US" w:eastAsia="en-ID"/>
+              </w:rPr>
+              <w:t xml:space="preserve"> </w:t>
+            </w:r>
+            <w:proofErr w:type="spellStart"/>
+            <w:r>
+              <w:rPr>
+                <w:rFonts w:eastAsia="Times New Roman" w:cs="Times New Roman"/>
+                <w:szCs w:val="24"/>
+                <w:lang w:val="en-US" w:eastAsia="en-ID"/>
+              </w:rPr>
+              <w:t>aplikasi</w:t>
+            </w:r>
+            <w:proofErr w:type="spellEnd"/>
+            <w:r>
+              <w:rPr>
+                <w:rFonts w:eastAsia="Times New Roman" w:cs="Times New Roman"/>
+                <w:szCs w:val="24"/>
+                <w:lang w:val="en-US" w:eastAsia="en-ID"/>
+              </w:rPr>
+              <w:t xml:space="preserve"> </w:t>
+            </w:r>
+            <w:proofErr w:type="spellStart"/>
+            <w:r>
+              <w:rPr>
+                <w:rFonts w:eastAsia="Times New Roman" w:cs="Times New Roman"/>
+                <w:szCs w:val="24"/>
+                <w:lang w:val="en-US" w:eastAsia="en-ID"/>
+              </w:rPr>
+              <w:t>berbasis</w:t>
+            </w:r>
+            <w:proofErr w:type="spellEnd"/>
+            <w:r>
+              <w:rPr>
+                <w:rFonts w:eastAsia="Times New Roman" w:cs="Times New Roman"/>
+                <w:szCs w:val="24"/>
+                <w:lang w:val="en-US" w:eastAsia="en-ID"/>
+              </w:rPr>
+              <w:t xml:space="preserve"> </w:t>
+            </w:r>
+            <w:proofErr w:type="spellStart"/>
+            <w:r>
+              <w:rPr>
+                <w:rFonts w:eastAsia="Times New Roman" w:cs="Times New Roman"/>
+                <w:szCs w:val="24"/>
+                <w:lang w:val="en-US" w:eastAsia="en-ID"/>
+              </w:rPr>
+              <w:t>komponen</w:t>
+            </w:r>
+            <w:proofErr w:type="spellEnd"/>
+            <w:r>
+              <w:rPr>
+                <w:rFonts w:eastAsia="Times New Roman" w:cs="Times New Roman"/>
+                <w:szCs w:val="24"/>
+                <w:lang w:val="en-US" w:eastAsia="en-ID"/>
+              </w:rPr>
+              <w:t xml:space="preserve"> </w:t>
+            </w:r>
+            <w:proofErr w:type="spellStart"/>
+            <w:r>
+              <w:rPr>
+                <w:rFonts w:eastAsia="Times New Roman" w:cs="Times New Roman"/>
+                <w:szCs w:val="24"/>
+                <w:lang w:val="en-US" w:eastAsia="en-ID"/>
+              </w:rPr>
+              <w:t>seperti</w:t>
+            </w:r>
+            <w:proofErr w:type="spellEnd"/>
+            <w:r>
+              <w:rPr>
+                <w:rFonts w:eastAsia="Times New Roman" w:cs="Times New Roman"/>
+                <w:szCs w:val="24"/>
+                <w:lang w:val="en-US" w:eastAsia="en-ID"/>
+              </w:rPr>
+              <w:t xml:space="preserve"> react</w:t>
+            </w:r>
           </w:p>
         </w:tc>
       </w:tr>
@@ -3860,6 +6861,50 @@
                 <w:lang w:eastAsia="en-ID"/>
               </w:rPr>
             </w:pPr>
+            <w:r>
+              <w:rPr>
+                <w:rFonts w:eastAsia="Times New Roman" w:cs="Times New Roman"/>
+                <w:szCs w:val="24"/>
+                <w:lang w:eastAsia="en-ID"/>
+              </w:rPr>
+              <w:t>Apa kelemahan inline styling?</w:t>
+            </w:r>
+          </w:p>
+          <w:p>
+            <w:pPr>
+              <w:spacing w:before="60" w:line="360" w:lineRule="auto"/>
+              <w:ind w:firstLine="0"/>
+              <w:jc w:val="left"/>
+              <w:rPr>
+                <w:rFonts w:eastAsia="Times New Roman" w:cs="Times New Roman"/>
+                <w:szCs w:val="24"/>
+                <w:lang w:eastAsia="en-ID"/>
+              </w:rPr>
+            </w:pPr>
+            <w:r>
+              <w:rPr>
+                <w:rFonts w:eastAsia="Times New Roman" w:cs="Times New Roman"/>
+                <w:szCs w:val="24"/>
+                <w:lang w:eastAsia="en-ID"/>
+              </w:rPr>
+              <w:t xml:space="preserve">Redundansi: Jika ada 10 tombol yang sama, </w:t>
+            </w:r>
+            <w:r>
+              <w:rPr>
+                <w:rFonts w:eastAsia="Times New Roman" w:cs="Times New Roman"/>
+                <w:szCs w:val="24"/>
+                <w:lang w:eastAsia="en-ID"/>
+              </w:rPr>
+              <w:t>maka</w:t>
+            </w:r>
+            <w:r>
+              <w:rPr>
+                <w:rFonts w:eastAsia="Times New Roman" w:cs="Times New Roman"/>
+                <w:szCs w:val="24"/>
+                <w:lang w:eastAsia="en-ID"/>
+              </w:rPr>
+              <w:t xml:space="preserve"> harus menulis kode yang sama 10 kali.</w:t>
+            </w:r>
           </w:p>
         </w:tc>
       </w:tr>
@@ -3885,7 +6930,6 @@
                 <w:szCs w:val="24"/>
                 <w:lang w:val="en-US" w:eastAsia="en-ID"/>
               </w:rPr>
-              <w:lastRenderedPageBreak/>
               <w:t>3</w:t>
             </w:r>
           </w:p>
@@ -3905,6 +6949,242 @@
                 <w:lang w:val="en-US" w:eastAsia="en-ID"/>
               </w:rPr>
             </w:pPr>
+            <w:proofErr w:type="spellStart"/>
+            <w:r>
+              <w:rPr>
+                <w:rFonts w:eastAsia="Times New Roman" w:cs="Times New Roman"/>
+                <w:szCs w:val="24"/>
+                <w:lang w:val="en-US" w:eastAsia="en-ID"/>
+              </w:rPr>
+              <w:t>Mengapa</w:t>
+            </w:r>
+            <w:proofErr w:type="spellEnd"/>
+            <w:r>
+              <w:rPr>
+                <w:rFonts w:eastAsia="Times New Roman" w:cs="Times New Roman"/>
+                <w:szCs w:val="24"/>
+                <w:lang w:val="en-US" w:eastAsia="en-ID"/>
+              </w:rPr>
+              <w:t xml:space="preserve"> SCSS </w:t>
+            </w:r>
+            <w:proofErr w:type="spellStart"/>
+            <w:r>
+              <w:rPr>
+                <w:rFonts w:eastAsia="Times New Roman" w:cs="Times New Roman"/>
+                <w:szCs w:val="24"/>
+                <w:lang w:val="en-US" w:eastAsia="en-ID"/>
+              </w:rPr>
+              <w:t>cocok</w:t>
+            </w:r>
+            <w:proofErr w:type="spellEnd"/>
+            <w:r>
+              <w:rPr>
+                <w:rFonts w:eastAsia="Times New Roman" w:cs="Times New Roman"/>
+                <w:szCs w:val="24"/>
+                <w:lang w:val="en-US" w:eastAsia="en-ID"/>
+              </w:rPr>
+              <w:t xml:space="preserve"> untuk project </w:t>
+            </w:r>
+            <w:proofErr w:type="spellStart"/>
+            <w:r>
+              <w:rPr>
+                <w:rFonts w:eastAsia="Times New Roman" w:cs="Times New Roman"/>
+                <w:szCs w:val="24"/>
+                <w:lang w:val="en-US" w:eastAsia="en-ID"/>
+              </w:rPr>
+              <w:t>skala</w:t>
+            </w:r>
+            <w:proofErr w:type="spellEnd"/>
+            <w:r>
+              <w:rPr>
+                <w:rFonts w:eastAsia="Times New Roman" w:cs="Times New Roman"/>
+                <w:szCs w:val="24"/>
+                <w:lang w:val="en-US" w:eastAsia="en-ID"/>
+              </w:rPr>
+              <w:t xml:space="preserve"> </w:t>
+            </w:r>
+            <w:proofErr w:type="spellStart"/>
+            <w:r>
+              <w:rPr>
+                <w:rFonts w:eastAsia="Times New Roman" w:cs="Times New Roman"/>
+                <w:szCs w:val="24"/>
+                <w:lang w:val="en-US" w:eastAsia="en-ID"/>
+              </w:rPr>
+              <w:t>besar</w:t>
+            </w:r>
+            <w:proofErr w:type="spellEnd"/>
+            <w:r>
+              <w:rPr>
+                <w:rFonts w:eastAsia="Times New Roman" w:cs="Times New Roman"/>
+                <w:szCs w:val="24"/>
+                <w:lang w:val="en-US" w:eastAsia="en-ID"/>
+              </w:rPr>
+              <w:t>?</w:t>
+            </w:r>
+          </w:p>
+          <w:p>
+            <w:pPr>
+              <w:spacing w:before="60" w:line="360" w:lineRule="auto"/>
+              <w:ind w:firstLine="0"/>
+              <w:jc w:val="left"/>
+              <w:rPr>
+                <w:rFonts w:eastAsia="Times New Roman" w:cs="Times New Roman"/>
+                <w:szCs w:val="24"/>
+                <w:lang w:val="en-US" w:eastAsia="en-ID"/>
+              </w:rPr>
+            </w:pPr>
+            <w:r>
+              <w:rPr>
+                <w:rFonts w:eastAsia="Times New Roman" w:cs="Times New Roman"/>
+                <w:szCs w:val="24"/>
+                <w:lang w:val="en-US" w:eastAsia="en-ID"/>
+              </w:rPr>
+              <w:t xml:space="preserve">SCSS (Sass) </w:t>
+            </w:r>
+            <w:proofErr w:type="spellStart"/>
+            <w:r>
+              <w:rPr>
+                <w:rFonts w:eastAsia="Times New Roman" w:cs="Times New Roman"/>
+                <w:szCs w:val="24"/>
+                <w:lang w:val="en-US" w:eastAsia="en-ID"/>
+              </w:rPr>
+              <w:t>membuat</w:t>
+            </w:r>
+            <w:proofErr w:type="spellEnd"/>
+            <w:r>
+              <w:rPr>
+                <w:rFonts w:eastAsia="Times New Roman" w:cs="Times New Roman"/>
+                <w:szCs w:val="24"/>
+                <w:lang w:val="en-US" w:eastAsia="en-ID"/>
+              </w:rPr>
+              <w:t xml:space="preserve"> </w:t>
+            </w:r>
+            <w:proofErr w:type="spellStart"/>
+            <w:r>
+              <w:rPr>
+                <w:rFonts w:eastAsia="Times New Roman" w:cs="Times New Roman"/>
+                <w:szCs w:val="24"/>
+                <w:lang w:val="en-US" w:eastAsia="en-ID"/>
+              </w:rPr>
+              <w:t>kode</w:t>
+            </w:r>
+            <w:proofErr w:type="spellEnd"/>
+            <w:r>
+              <w:rPr>
+                <w:rFonts w:eastAsia="Times New Roman" w:cs="Times New Roman"/>
+                <w:szCs w:val="24"/>
+                <w:lang w:val="en-US" w:eastAsia="en-ID"/>
+              </w:rPr>
+              <w:t xml:space="preserve"> CSS </w:t>
+            </w:r>
+            <w:proofErr w:type="spellStart"/>
+            <w:r>
+              <w:rPr>
+                <w:rFonts w:eastAsia="Times New Roman" w:cs="Times New Roman"/>
+                <w:szCs w:val="24"/>
+                <w:lang w:val="en-US" w:eastAsia="en-ID"/>
+              </w:rPr>
+              <w:t>lebih</w:t>
+            </w:r>
+            <w:proofErr w:type="spellEnd"/>
+            <w:r>
+              <w:rPr>
+                <w:rFonts w:eastAsia="Times New Roman" w:cs="Times New Roman"/>
+                <w:szCs w:val="24"/>
+                <w:lang w:val="en-US" w:eastAsia="en-ID"/>
+              </w:rPr>
+              <w:t xml:space="preserve"> </w:t>
+            </w:r>
+            <w:proofErr w:type="spellStart"/>
+            <w:r>
+              <w:rPr>
+                <w:rFonts w:eastAsia="Times New Roman" w:cs="Times New Roman"/>
+                <w:szCs w:val="24"/>
+                <w:lang w:val="en-US" w:eastAsia="en-ID"/>
+              </w:rPr>
+              <w:t>terstruktur</w:t>
+            </w:r>
+            <w:proofErr w:type="spellEnd"/>
+            <w:r>
+              <w:rPr>
+                <w:rFonts w:eastAsia="Times New Roman" w:cs="Times New Roman"/>
+                <w:szCs w:val="24"/>
+                <w:lang w:val="en-US" w:eastAsia="en-ID"/>
+              </w:rPr>
+              <w:t xml:space="preserve"> dan </w:t>
+            </w:r>
+            <w:proofErr w:type="spellStart"/>
+            <w:r>
+              <w:rPr>
+                <w:rFonts w:eastAsia="Times New Roman" w:cs="Times New Roman"/>
+                <w:szCs w:val="24"/>
+                <w:lang w:val="en-US" w:eastAsia="en-ID"/>
+              </w:rPr>
+              <w:t>efisien</w:t>
+            </w:r>
+            <w:proofErr w:type="spellEnd"/>
+            <w:r>
+              <w:rPr>
+                <w:rFonts w:eastAsia="Times New Roman" w:cs="Times New Roman"/>
+                <w:szCs w:val="24"/>
+                <w:lang w:val="en-US" w:eastAsia="en-ID"/>
+              </w:rPr>
+              <w:t xml:space="preserve"> </w:t>
+            </w:r>
+            <w:proofErr w:type="spellStart"/>
+            <w:r>
+              <w:rPr>
+                <w:rFonts w:eastAsia="Times New Roman" w:cs="Times New Roman"/>
+                <w:szCs w:val="24"/>
+                <w:lang w:val="en-US" w:eastAsia="en-ID"/>
+              </w:rPr>
+              <w:t>melalui</w:t>
+            </w:r>
+            <w:proofErr w:type="spellEnd"/>
+            <w:r>
+              <w:rPr>
+                <w:rFonts w:eastAsia="Times New Roman" w:cs="Times New Roman"/>
+                <w:szCs w:val="24"/>
+                <w:lang w:val="en-US" w:eastAsia="en-ID"/>
+              </w:rPr>
+              <w:t xml:space="preserve"> </w:t>
+            </w:r>
+            <w:proofErr w:type="spellStart"/>
+            <w:r>
+              <w:rPr>
+                <w:rFonts w:eastAsia="Times New Roman" w:cs="Times New Roman"/>
+                <w:szCs w:val="24"/>
+                <w:lang w:val="en-US" w:eastAsia="en-ID"/>
+              </w:rPr>
+              <w:t>fitur-fitur</w:t>
+            </w:r>
+            <w:proofErr w:type="spellEnd"/>
+            <w:r>
+              <w:rPr>
+                <w:rFonts w:eastAsia="Times New Roman" w:cs="Times New Roman"/>
+                <w:szCs w:val="24"/>
+                <w:lang w:val="en-US" w:eastAsia="en-ID"/>
+              </w:rPr>
+              <w:t xml:space="preserve"> "</w:t>
+            </w:r>
+            <w:proofErr w:type="spellStart"/>
+            <w:r>
+              <w:rPr>
+                <w:rFonts w:eastAsia="Times New Roman" w:cs="Times New Roman"/>
+                <w:szCs w:val="24"/>
+                <w:lang w:val="en-US" w:eastAsia="en-ID"/>
+              </w:rPr>
+              <w:t>pintar</w:t>
+            </w:r>
+            <w:proofErr w:type="spellEnd"/>
+            <w:r>
+              <w:rPr>
+                <w:rFonts w:eastAsia="Times New Roman" w:cs="Times New Roman"/>
+                <w:szCs w:val="24"/>
+                <w:lang w:val="en-US" w:eastAsia="en-ID"/>
+              </w:rPr>
+              <w:t>"</w:t>
+            </w:r>
           </w:p>
         </w:tc>
       </w:tr>
@@ -3949,6 +7229,30 @@
                 <w:lang w:eastAsia="en-ID"/>
               </w:rPr>
             </w:pPr>
+            <w:r>
+              <w:rPr>
+                <w:rFonts w:eastAsia="Times New Roman" w:cs="Times New Roman"/>
+                <w:szCs w:val="24"/>
+                <w:lang w:eastAsia="en-ID"/>
+              </w:rPr>
+              <w:t>Apa keunggulan Tailwind dibanding CSS tradisional?</w:t>
+            </w:r>
+            <w:r>
+              <w:rPr>
+                <w:rFonts w:eastAsia="Times New Roman" w:cs="Times New Roman"/>
+                <w:szCs w:val="24"/>
+                <w:lang w:eastAsia="en-ID"/>
+              </w:rPr>
+              <w:br/>
+            </w:r>
+            <w:r>
+              <w:rPr>
+                <w:rFonts w:eastAsia="Times New Roman" w:cs="Times New Roman"/>
+                <w:szCs w:val="24"/>
+                <w:lang w:eastAsia="en-ID"/>
+              </w:rPr>
+              <w:t>idak perlu bolak-balik antara file HTML dan CSS. Cukup tulis class "kecil" langsung di HTML (seperti flex, pt-4, bg-blue-500)</w:t>
+            </w:r>
           </w:p>
         </w:tc>
       </w:tr>
@@ -3969,903 +7273,9 @@
         </w:rPr>
       </w:pPr>
     </w:p>
-    <w:p>
-      <w:pPr>
-        <w:spacing w:before="60" w:line="360" w:lineRule="auto"/>
-        <w:ind w:firstLine="0"/>
-        <w:jc w:val="left"/>
-        <w:rPr>
-          <w:rFonts w:eastAsia="Times New Roman" w:cs="Times New Roman"/>
-          <w:b/>
-          <w:bCs/>
-          <w:kern w:val="0"/>
-          <w:szCs w:val="24"/>
-          <w:lang w:eastAsia="en-ID"/>
-          <w14:ligatures w14:val="none"/>
-        </w:rPr>
-      </w:pPr>
-      <w:proofErr w:type="spellStart"/>
-      <w:r>
-        <w:rPr>
-          <w:rFonts w:eastAsia="Times New Roman" w:cs="Times New Roman"/>
-          <w:b/>
-          <w:bCs/>
-          <w:kern w:val="0"/>
-          <w:szCs w:val="24"/>
-          <w:lang w:eastAsia="en-ID"/>
-          <w14:ligatures w14:val="none"/>
-        </w:rPr>
-        <w:t>Praktikum</w:t>
-      </w:r>
-      <w:proofErr w:type="spellEnd"/>
-      <w:r>
-        <w:rPr>
-          <w:rFonts w:eastAsia="Times New Roman" w:cs="Times New Roman"/>
-          <w:b/>
-          <w:bCs/>
-          <w:kern w:val="0"/>
-          <w:szCs w:val="24"/>
-          <w:lang w:eastAsia="en-ID"/>
-          <w14:ligatures w14:val="none"/>
-        </w:rPr>
-        <w:t xml:space="preserve"> Ke-3</w:t>
-      </w:r>
-    </w:p>
-    <w:tbl>
-      <w:tblPr>
-        <w:tblStyle w:val="TableGrid"/>
-        <w:tblW w:w="5000" w:type="pct"/>
-        <w:tblLayout w:type="fixed"/>
-        <w:tblLook w:val="04A0" w:firstRow="1" w:lastRow="0" w:firstColumn="1" w:lastColumn="0" w:noHBand="0" w:noVBand="1"/>
-      </w:tblPr>
-      <w:tblGrid>
-        <w:gridCol w:w="1129"/>
-        <w:gridCol w:w="8499"/>
-      </w:tblGrid>
-      <w:tr>
-        <w:tc>
-          <w:tcPr>
-            <w:tcW w:w="1129" w:type="dxa"/>
-          </w:tcPr>
-          <w:p>
-            <w:pPr>
-              <w:spacing w:before="60" w:line="360" w:lineRule="auto"/>
-              <w:ind w:firstLine="0"/>
-              <w:jc w:val="left"/>
-              <w:rPr>
-                <w:rFonts w:eastAsia="Times New Roman" w:cs="Times New Roman"/>
-                <w:szCs w:val="24"/>
-                <w:lang w:eastAsia="en-ID"/>
-              </w:rPr>
-            </w:pPr>
-            <w:r>
-              <w:rPr>
-                <w:rFonts w:eastAsia="Times New Roman" w:cs="Times New Roman"/>
-                <w:szCs w:val="24"/>
-                <w:lang w:eastAsia="en-ID"/>
-              </w:rPr>
-              <w:t>Langkah</w:t>
-            </w:r>
-          </w:p>
-        </w:tc>
-        <w:tc>
-          <w:tcPr>
-            <w:tcW w:w="8499" w:type="dxa"/>
-          </w:tcPr>
-          <w:p>
-            <w:pPr>
-              <w:spacing w:before="60" w:line="360" w:lineRule="auto"/>
-              <w:ind w:firstLine="0"/>
-              <w:jc w:val="left"/>
-              <w:rPr>
-                <w:rFonts w:eastAsia="Times New Roman" w:cs="Times New Roman"/>
-                <w:szCs w:val="24"/>
-                <w:lang w:eastAsia="en-ID"/>
-              </w:rPr>
-            </w:pPr>
-            <w:r>
-              <w:rPr>
-                <w:rFonts w:eastAsia="Times New Roman" w:cs="Times New Roman"/>
-                <w:szCs w:val="24"/>
-                <w:lang w:eastAsia="en-ID"/>
-              </w:rPr>
-              <w:t>Jawaban/Deskripsi</w:t>
-            </w:r>
-          </w:p>
-        </w:tc>
-      </w:tr>
-      <w:tr>
-        <w:tc>
-          <w:tcPr>
-            <w:tcW w:w="1129" w:type="dxa"/>
-          </w:tcPr>
-          <w:p>
-            <w:pPr>
-              <w:spacing w:before="60" w:line="360" w:lineRule="auto"/>
-              <w:ind w:firstLine="0"/>
-              <w:jc w:val="left"/>
-              <w:rPr>
-                <w:rFonts w:eastAsia="Times New Roman" w:cs="Times New Roman"/>
-                <w:szCs w:val="24"/>
-                <w:lang w:val="en-US" w:eastAsia="en-ID"/>
-              </w:rPr>
-            </w:pPr>
-            <w:r>
-              <w:rPr>
-                <w:rFonts w:eastAsia="Times New Roman" w:cs="Times New Roman"/>
-                <w:szCs w:val="24"/>
-                <w:lang w:val="en-US" w:eastAsia="en-ID"/>
-              </w:rPr>
-              <w:t>1</w:t>
-            </w:r>
-          </w:p>
-        </w:tc>
-        <w:tc>
-          <w:tcPr>
-            <w:tcW w:w="8499" w:type="dxa"/>
-          </w:tcPr>
-          <w:p>
-            <w:pPr>
-              <w:spacing w:before="60" w:line="360" w:lineRule="auto"/>
-              <w:ind w:firstLine="0"/>
-              <w:jc w:val="left"/>
-              <w:rPr>
-                <w:rFonts w:eastAsia="Times New Roman" w:cs="Times New Roman"/>
-                <w:szCs w:val="24"/>
-                <w:lang w:val="en-US" w:eastAsia="en-ID"/>
-              </w:rPr>
-            </w:pPr>
-          </w:p>
-        </w:tc>
-      </w:tr>
-      <w:tr>
-        <w:tc>
-          <w:tcPr>
-            <w:tcW w:w="1129" w:type="dxa"/>
-          </w:tcPr>
-          <w:p>
-            <w:pPr>
-              <w:spacing w:before="60" w:line="360" w:lineRule="auto"/>
-              <w:ind w:firstLine="0"/>
-              <w:jc w:val="left"/>
-              <w:rPr>
-                <w:rFonts w:eastAsia="Times New Roman" w:cs="Times New Roman"/>
-                <w:szCs w:val="24"/>
-                <w:lang w:val="en-US" w:eastAsia="en-ID"/>
-              </w:rPr>
-            </w:pPr>
-            <w:r>
-              <w:rPr>
-                <w:rFonts w:eastAsia="Times New Roman" w:cs="Times New Roman"/>
-                <w:szCs w:val="24"/>
-                <w:lang w:val="en-US" w:eastAsia="en-ID"/>
-              </w:rPr>
-              <w:t>2</w:t>
-            </w:r>
-          </w:p>
-        </w:tc>
-        <w:tc>
-          <w:tcPr>
-            <w:tcW w:w="8499" w:type="dxa"/>
-          </w:tcPr>
-          <w:p>
-            <w:pPr>
-              <w:spacing w:before="60" w:line="360" w:lineRule="auto"/>
-              <w:ind w:firstLine="0"/>
-              <w:jc w:val="left"/>
-              <w:rPr>
-                <w:rFonts w:eastAsia="Times New Roman" w:cs="Times New Roman"/>
-                <w:szCs w:val="24"/>
-                <w:lang w:eastAsia="en-ID"/>
-              </w:rPr>
-            </w:pPr>
-          </w:p>
-        </w:tc>
-      </w:tr>
-      <w:tr>
-        <w:tc>
-          <w:tcPr>
-            <w:tcW w:w="1129" w:type="dxa"/>
-          </w:tcPr>
-          <w:p>
-            <w:pPr>
-              <w:spacing w:before="60" w:line="360" w:lineRule="auto"/>
-              <w:ind w:firstLine="0"/>
-              <w:jc w:val="left"/>
-              <w:rPr>
-                <w:rFonts w:eastAsia="Times New Roman" w:cs="Times New Roman"/>
-                <w:szCs w:val="24"/>
-                <w:lang w:val="en-US" w:eastAsia="en-ID"/>
-              </w:rPr>
-            </w:pPr>
-            <w:r>
-              <w:rPr>
-                <w:rFonts w:eastAsia="Times New Roman" w:cs="Times New Roman"/>
-                <w:szCs w:val="24"/>
-                <w:lang w:val="en-US" w:eastAsia="en-ID"/>
-              </w:rPr>
-              <w:t>3</w:t>
-            </w:r>
-          </w:p>
-        </w:tc>
-        <w:tc>
-          <w:tcPr>
-            <w:tcW w:w="8499" w:type="dxa"/>
-          </w:tcPr>
-          <w:p>
-            <w:pPr>
-              <w:spacing w:before="60" w:line="360" w:lineRule="auto"/>
-              <w:ind w:firstLine="0"/>
-              <w:jc w:val="left"/>
-              <w:rPr>
-                <w:rFonts w:eastAsia="Times New Roman" w:cs="Times New Roman"/>
-                <w:szCs w:val="24"/>
-                <w:lang w:val="en-US" w:eastAsia="en-ID"/>
-              </w:rPr>
-            </w:pPr>
-          </w:p>
-        </w:tc>
-      </w:tr>
-      <w:tr>
-        <w:tc>
-          <w:tcPr>
-            <w:tcW w:w="1129" w:type="dxa"/>
-          </w:tcPr>
-          <w:p>
-            <w:pPr>
-              <w:spacing w:before="60" w:line="360" w:lineRule="auto"/>
-              <w:ind w:firstLine="0"/>
-              <w:jc w:val="left"/>
-              <w:rPr>
-                <w:rFonts w:eastAsia="Times New Roman" w:cs="Times New Roman"/>
-                <w:szCs w:val="24"/>
-                <w:lang w:val="en-US" w:eastAsia="en-ID"/>
-              </w:rPr>
-            </w:pPr>
-            <w:r>
-              <w:rPr>
-                <w:rFonts w:eastAsia="Times New Roman" w:cs="Times New Roman"/>
-                <w:szCs w:val="24"/>
-                <w:lang w:val="en-US" w:eastAsia="en-ID"/>
-              </w:rPr>
-              <w:t>4</w:t>
-            </w:r>
-          </w:p>
-        </w:tc>
-        <w:tc>
-          <w:tcPr>
-            <w:tcW w:w="8499" w:type="dxa"/>
-          </w:tcPr>
-          <w:p>
-            <w:pPr>
-              <w:spacing w:before="60" w:line="360" w:lineRule="auto"/>
-              <w:ind w:firstLine="0"/>
-              <w:jc w:val="left"/>
-              <w:rPr>
-                <w:rFonts w:eastAsia="Times New Roman" w:cs="Times New Roman"/>
-                <w:szCs w:val="24"/>
-                <w:lang w:eastAsia="en-ID"/>
-              </w:rPr>
-            </w:pPr>
-          </w:p>
-        </w:tc>
-      </w:tr>
-    </w:tbl>
-    <w:p>
-      <w:pPr>
-        <w:spacing w:before="60" w:line="360" w:lineRule="auto"/>
-        <w:ind w:firstLine="0"/>
-        <w:jc w:val="left"/>
-        <w:rPr>
-          <w:rFonts w:eastAsia="Times New Roman" w:cs="Times New Roman"/>
-          <w:b/>
-          <w:bCs/>
-          <w:kern w:val="0"/>
-          <w:szCs w:val="24"/>
-          <w:lang w:eastAsia="en-ID"/>
-          <w14:ligatures w14:val="none"/>
-        </w:rPr>
-      </w:pPr>
-    </w:p>
-    <w:p>
-      <w:pPr>
-        <w:spacing w:before="60" w:line="360" w:lineRule="auto"/>
-        <w:ind w:firstLine="0"/>
-        <w:jc w:val="left"/>
-        <w:rPr>
-          <w:rFonts w:eastAsia="Times New Roman" w:cs="Times New Roman"/>
-          <w:b/>
-          <w:bCs/>
-          <w:kern w:val="0"/>
-          <w:szCs w:val="24"/>
-          <w:lang w:eastAsia="en-ID"/>
-          <w14:ligatures w14:val="none"/>
-        </w:rPr>
-      </w:pPr>
-      <w:proofErr w:type="spellStart"/>
-      <w:r>
-        <w:rPr>
-          <w:rFonts w:eastAsia="Times New Roman" w:cs="Times New Roman"/>
-          <w:b/>
-          <w:bCs/>
-          <w:kern w:val="0"/>
-          <w:szCs w:val="24"/>
-          <w:lang w:eastAsia="en-ID"/>
-          <w14:ligatures w14:val="none"/>
-        </w:rPr>
-        <w:t>Praktikum</w:t>
-      </w:r>
-      <w:proofErr w:type="spellEnd"/>
-      <w:r>
-        <w:rPr>
-          <w:rFonts w:eastAsia="Times New Roman" w:cs="Times New Roman"/>
-          <w:b/>
-          <w:bCs/>
-          <w:kern w:val="0"/>
-          <w:szCs w:val="24"/>
-          <w:lang w:eastAsia="en-ID"/>
-          <w14:ligatures w14:val="none"/>
-        </w:rPr>
-        <w:t xml:space="preserve"> Ke-3</w:t>
-      </w:r>
-    </w:p>
-    <w:tbl>
-      <w:tblPr>
-        <w:tblStyle w:val="TableGrid"/>
-        <w:tblW w:w="5000" w:type="pct"/>
-        <w:tblLayout w:type="fixed"/>
-        <w:tblLook w:val="04A0" w:firstRow="1" w:lastRow="0" w:firstColumn="1" w:lastColumn="0" w:noHBand="0" w:noVBand="1"/>
-      </w:tblPr>
-      <w:tblGrid>
-        <w:gridCol w:w="1129"/>
-        <w:gridCol w:w="8499"/>
-      </w:tblGrid>
-      <w:tr>
-        <w:tc>
-          <w:tcPr>
-            <w:tcW w:w="1129" w:type="dxa"/>
-          </w:tcPr>
-          <w:p>
-            <w:pPr>
-              <w:spacing w:before="60" w:line="360" w:lineRule="auto"/>
-              <w:ind w:firstLine="0"/>
-              <w:jc w:val="left"/>
-              <w:rPr>
-                <w:rFonts w:eastAsia="Times New Roman" w:cs="Times New Roman"/>
-                <w:szCs w:val="24"/>
-                <w:lang w:eastAsia="en-ID"/>
-              </w:rPr>
-            </w:pPr>
-            <w:r>
-              <w:rPr>
-                <w:rFonts w:eastAsia="Times New Roman" w:cs="Times New Roman"/>
-                <w:szCs w:val="24"/>
-                <w:lang w:eastAsia="en-ID"/>
-              </w:rPr>
-              <w:t>Langkah</w:t>
-            </w:r>
-          </w:p>
-        </w:tc>
-        <w:tc>
-          <w:tcPr>
-            <w:tcW w:w="8499" w:type="dxa"/>
-          </w:tcPr>
-          <w:p>
-            <w:pPr>
-              <w:spacing w:before="60" w:line="360" w:lineRule="auto"/>
-              <w:ind w:firstLine="0"/>
-              <w:jc w:val="left"/>
-              <w:rPr>
-                <w:rFonts w:eastAsia="Times New Roman" w:cs="Times New Roman"/>
-                <w:szCs w:val="24"/>
-                <w:lang w:eastAsia="en-ID"/>
-              </w:rPr>
-            </w:pPr>
-            <w:r>
-              <w:rPr>
-                <w:rFonts w:eastAsia="Times New Roman" w:cs="Times New Roman"/>
-                <w:szCs w:val="24"/>
-                <w:lang w:eastAsia="en-ID"/>
-              </w:rPr>
-              <w:t>Jawaban/Deskripsi</w:t>
-            </w:r>
-          </w:p>
-        </w:tc>
-      </w:tr>
-      <w:tr>
-        <w:tc>
-          <w:tcPr>
-            <w:tcW w:w="1129" w:type="dxa"/>
-          </w:tcPr>
-          <w:p>
-            <w:pPr>
-              <w:spacing w:before="60" w:line="360" w:lineRule="auto"/>
-              <w:ind w:firstLine="0"/>
-              <w:jc w:val="left"/>
-              <w:rPr>
-                <w:rFonts w:eastAsia="Times New Roman" w:cs="Times New Roman"/>
-                <w:szCs w:val="24"/>
-                <w:lang w:val="en-US" w:eastAsia="en-ID"/>
-              </w:rPr>
-            </w:pPr>
-            <w:r>
-              <w:rPr>
-                <w:rFonts w:eastAsia="Times New Roman" w:cs="Times New Roman"/>
-                <w:szCs w:val="24"/>
-                <w:lang w:val="en-US" w:eastAsia="en-ID"/>
-              </w:rPr>
-              <w:t>1</w:t>
-            </w:r>
-          </w:p>
-        </w:tc>
-        <w:tc>
-          <w:tcPr>
-            <w:tcW w:w="8499" w:type="dxa"/>
-          </w:tcPr>
-          <w:p>
-            <w:pPr>
-              <w:spacing w:before="60" w:line="360" w:lineRule="auto"/>
-              <w:ind w:firstLine="0"/>
-              <w:jc w:val="left"/>
-              <w:rPr>
-                <w:rFonts w:eastAsia="Times New Roman" w:cs="Times New Roman"/>
-                <w:szCs w:val="24"/>
-                <w:lang w:val="en-US" w:eastAsia="en-ID"/>
-              </w:rPr>
-            </w:pPr>
-          </w:p>
-        </w:tc>
-      </w:tr>
-      <w:tr>
-        <w:tc>
-          <w:tcPr>
-            <w:tcW w:w="1129" w:type="dxa"/>
-          </w:tcPr>
-          <w:p>
-            <w:pPr>
-              <w:spacing w:before="60" w:line="360" w:lineRule="auto"/>
-              <w:ind w:firstLine="0"/>
-              <w:jc w:val="left"/>
-              <w:rPr>
-                <w:rFonts w:eastAsia="Times New Roman" w:cs="Times New Roman"/>
-                <w:szCs w:val="24"/>
-                <w:lang w:val="en-US" w:eastAsia="en-ID"/>
-              </w:rPr>
-            </w:pPr>
-            <w:r>
-              <w:rPr>
-                <w:rFonts w:eastAsia="Times New Roman" w:cs="Times New Roman"/>
-                <w:szCs w:val="24"/>
-                <w:lang w:val="en-US" w:eastAsia="en-ID"/>
-              </w:rPr>
-              <w:t>2</w:t>
-            </w:r>
-          </w:p>
-        </w:tc>
-        <w:tc>
-          <w:tcPr>
-            <w:tcW w:w="8499" w:type="dxa"/>
-          </w:tcPr>
-          <w:p>
-            <w:pPr>
-              <w:spacing w:before="60" w:line="360" w:lineRule="auto"/>
-              <w:ind w:firstLine="0"/>
-              <w:jc w:val="left"/>
-              <w:rPr>
-                <w:rFonts w:eastAsia="Times New Roman" w:cs="Times New Roman"/>
-                <w:szCs w:val="24"/>
-                <w:lang w:eastAsia="en-ID"/>
-              </w:rPr>
-            </w:pPr>
-          </w:p>
-        </w:tc>
-      </w:tr>
-      <w:tr>
-        <w:tc>
-          <w:tcPr>
-            <w:tcW w:w="1129" w:type="dxa"/>
-          </w:tcPr>
-          <w:p>
-            <w:pPr>
-              <w:spacing w:before="60" w:line="360" w:lineRule="auto"/>
-              <w:ind w:firstLine="0"/>
-              <w:jc w:val="left"/>
-              <w:rPr>
-                <w:rFonts w:eastAsia="Times New Roman" w:cs="Times New Roman"/>
-                <w:szCs w:val="24"/>
-                <w:lang w:val="en-US" w:eastAsia="en-ID"/>
-              </w:rPr>
-            </w:pPr>
-            <w:r>
-              <w:rPr>
-                <w:rFonts w:eastAsia="Times New Roman" w:cs="Times New Roman"/>
-                <w:szCs w:val="24"/>
-                <w:lang w:val="en-US" w:eastAsia="en-ID"/>
-              </w:rPr>
-              <w:t>3</w:t>
-            </w:r>
-          </w:p>
-        </w:tc>
-        <w:tc>
-          <w:tcPr>
-            <w:tcW w:w="8499" w:type="dxa"/>
-          </w:tcPr>
-          <w:p>
-            <w:pPr>
-              <w:spacing w:before="60" w:line="360" w:lineRule="auto"/>
-              <w:ind w:firstLine="0"/>
-              <w:jc w:val="left"/>
-              <w:rPr>
-                <w:rFonts w:eastAsia="Times New Roman" w:cs="Times New Roman"/>
-                <w:szCs w:val="24"/>
-                <w:lang w:val="en-US" w:eastAsia="en-ID"/>
-              </w:rPr>
-            </w:pPr>
-          </w:p>
-        </w:tc>
-      </w:tr>
-      <w:tr>
-        <w:tc>
-          <w:tcPr>
-            <w:tcW w:w="1129" w:type="dxa"/>
-          </w:tcPr>
-          <w:p>
-            <w:pPr>
-              <w:spacing w:before="60" w:line="360" w:lineRule="auto"/>
-              <w:ind w:firstLine="0"/>
-              <w:jc w:val="left"/>
-              <w:rPr>
-                <w:rFonts w:eastAsia="Times New Roman" w:cs="Times New Roman"/>
-                <w:szCs w:val="24"/>
-                <w:lang w:val="en-US" w:eastAsia="en-ID"/>
-              </w:rPr>
-            </w:pPr>
-            <w:r>
-              <w:rPr>
-                <w:rFonts w:eastAsia="Times New Roman" w:cs="Times New Roman"/>
-                <w:szCs w:val="24"/>
-                <w:lang w:val="en-US" w:eastAsia="en-ID"/>
-              </w:rPr>
-              <w:t>4</w:t>
-            </w:r>
-          </w:p>
-        </w:tc>
-        <w:tc>
-          <w:tcPr>
-            <w:tcW w:w="8499" w:type="dxa"/>
-          </w:tcPr>
-          <w:p>
-            <w:pPr>
-              <w:spacing w:before="60" w:line="360" w:lineRule="auto"/>
-              <w:ind w:firstLine="0"/>
-              <w:jc w:val="left"/>
-              <w:rPr>
-                <w:rFonts w:eastAsia="Times New Roman" w:cs="Times New Roman"/>
-                <w:szCs w:val="24"/>
-                <w:lang w:eastAsia="en-ID"/>
-              </w:rPr>
-            </w:pPr>
-          </w:p>
-        </w:tc>
-      </w:tr>
-    </w:tbl>
-    <w:p>
-      <w:pPr>
-        <w:spacing w:before="60" w:line="360" w:lineRule="auto"/>
-        <w:ind w:firstLine="0"/>
-        <w:jc w:val="left"/>
-        <w:rPr>
-          <w:rFonts w:eastAsia="Times New Roman" w:cs="Times New Roman"/>
-          <w:b/>
-          <w:bCs/>
-          <w:kern w:val="0"/>
-          <w:szCs w:val="24"/>
-          <w:lang w:eastAsia="en-ID"/>
-          <w14:ligatures w14:val="none"/>
-        </w:rPr>
-      </w:pPr>
-    </w:p>
-    <w:p>
-      <w:pPr>
-        <w:spacing w:before="60" w:line="360" w:lineRule="auto"/>
-        <w:ind w:firstLine="0"/>
-        <w:jc w:val="left"/>
-        <w:rPr>
-          <w:rFonts w:eastAsia="Times New Roman" w:cs="Times New Roman"/>
-          <w:b/>
-          <w:bCs/>
-          <w:kern w:val="0"/>
-          <w:szCs w:val="24"/>
-          <w:lang w:eastAsia="en-ID"/>
-          <w14:ligatures w14:val="none"/>
-        </w:rPr>
-      </w:pPr>
-      <w:proofErr w:type="spellStart"/>
-      <w:r>
-        <w:rPr>
-          <w:rFonts w:eastAsia="Times New Roman" w:cs="Times New Roman"/>
-          <w:b/>
-          <w:bCs/>
-          <w:kern w:val="0"/>
-          <w:szCs w:val="24"/>
-          <w:lang w:eastAsia="en-ID"/>
-          <w14:ligatures w14:val="none"/>
-        </w:rPr>
-        <w:t>Praktikum</w:t>
-      </w:r>
-      <w:proofErr w:type="spellEnd"/>
-      <w:r>
-        <w:rPr>
-          <w:rFonts w:eastAsia="Times New Roman" w:cs="Times New Roman"/>
-          <w:b/>
-          <w:bCs/>
-          <w:kern w:val="0"/>
-          <w:szCs w:val="24"/>
-          <w:lang w:eastAsia="en-ID"/>
-          <w14:ligatures w14:val="none"/>
-        </w:rPr>
-        <w:t xml:space="preserve"> Ke-3</w:t>
-      </w:r>
-    </w:p>
-    <w:tbl>
-      <w:tblPr>
-        <w:tblStyle w:val="TableGrid"/>
-        <w:tblW w:w="5000" w:type="pct"/>
-        <w:tblLayout w:type="fixed"/>
-        <w:tblLook w:val="04A0" w:firstRow="1" w:lastRow="0" w:firstColumn="1" w:lastColumn="0" w:noHBand="0" w:noVBand="1"/>
-      </w:tblPr>
-      <w:tblGrid>
-        <w:gridCol w:w="1129"/>
-        <w:gridCol w:w="8499"/>
-      </w:tblGrid>
-      <w:tr>
-        <w:tc>
-          <w:tcPr>
-            <w:tcW w:w="1129" w:type="dxa"/>
-          </w:tcPr>
-          <w:p>
-            <w:pPr>
-              <w:spacing w:before="60" w:line="360" w:lineRule="auto"/>
-              <w:ind w:firstLine="0"/>
-              <w:jc w:val="left"/>
-              <w:rPr>
-                <w:rFonts w:eastAsia="Times New Roman" w:cs="Times New Roman"/>
-                <w:szCs w:val="24"/>
-                <w:lang w:eastAsia="en-ID"/>
-              </w:rPr>
-            </w:pPr>
-            <w:r>
-              <w:rPr>
-                <w:rFonts w:eastAsia="Times New Roman" w:cs="Times New Roman"/>
-                <w:szCs w:val="24"/>
-                <w:lang w:eastAsia="en-ID"/>
-              </w:rPr>
-              <w:t>Langkah</w:t>
-            </w:r>
-          </w:p>
-        </w:tc>
-        <w:tc>
-          <w:tcPr>
-            <w:tcW w:w="8499" w:type="dxa"/>
-          </w:tcPr>
-          <w:p>
-            <w:pPr>
-              <w:spacing w:before="60" w:line="360" w:lineRule="auto"/>
-              <w:ind w:firstLine="0"/>
-              <w:jc w:val="left"/>
-              <w:rPr>
-                <w:rFonts w:eastAsia="Times New Roman" w:cs="Times New Roman"/>
-                <w:szCs w:val="24"/>
-                <w:lang w:eastAsia="en-ID"/>
-              </w:rPr>
-            </w:pPr>
-            <w:r>
-              <w:rPr>
-                <w:rFonts w:eastAsia="Times New Roman" w:cs="Times New Roman"/>
-                <w:szCs w:val="24"/>
-                <w:lang w:eastAsia="en-ID"/>
-              </w:rPr>
-              <w:t>Jawaban/Deskripsi</w:t>
-            </w:r>
-          </w:p>
-        </w:tc>
-      </w:tr>
-      <w:tr>
-        <w:tc>
-          <w:tcPr>
-            <w:tcW w:w="1129" w:type="dxa"/>
-          </w:tcPr>
-          <w:p>
-            <w:pPr>
-              <w:spacing w:before="60" w:line="360" w:lineRule="auto"/>
-              <w:ind w:firstLine="0"/>
-              <w:jc w:val="left"/>
-              <w:rPr>
-                <w:rFonts w:eastAsia="Times New Roman" w:cs="Times New Roman"/>
-                <w:szCs w:val="24"/>
-                <w:lang w:val="en-US" w:eastAsia="en-ID"/>
-              </w:rPr>
-            </w:pPr>
-            <w:r>
-              <w:rPr>
-                <w:rFonts w:eastAsia="Times New Roman" w:cs="Times New Roman"/>
-                <w:szCs w:val="24"/>
-                <w:lang w:val="en-US" w:eastAsia="en-ID"/>
-              </w:rPr>
-              <w:t>1</w:t>
-            </w:r>
-          </w:p>
-        </w:tc>
-        <w:tc>
-          <w:tcPr>
-            <w:tcW w:w="8499" w:type="dxa"/>
-          </w:tcPr>
-          <w:p>
-            <w:pPr>
-              <w:spacing w:before="60" w:line="360" w:lineRule="auto"/>
-              <w:ind w:firstLine="0"/>
-              <w:jc w:val="left"/>
-              <w:rPr>
-                <w:rFonts w:eastAsia="Times New Roman" w:cs="Times New Roman"/>
-                <w:szCs w:val="24"/>
-                <w:lang w:val="en-US" w:eastAsia="en-ID"/>
-              </w:rPr>
-            </w:pPr>
-          </w:p>
-        </w:tc>
-      </w:tr>
-      <w:tr>
-        <w:tc>
-          <w:tcPr>
-            <w:tcW w:w="1129" w:type="dxa"/>
-          </w:tcPr>
-          <w:p>
-            <w:pPr>
-              <w:spacing w:before="60" w:line="360" w:lineRule="auto"/>
-              <w:ind w:firstLine="0"/>
-              <w:jc w:val="left"/>
-              <w:rPr>
-                <w:rFonts w:eastAsia="Times New Roman" w:cs="Times New Roman"/>
-                <w:szCs w:val="24"/>
-                <w:lang w:val="en-US" w:eastAsia="en-ID"/>
-              </w:rPr>
-            </w:pPr>
-            <w:r>
-              <w:rPr>
-                <w:rFonts w:eastAsia="Times New Roman" w:cs="Times New Roman"/>
-                <w:szCs w:val="24"/>
-                <w:lang w:val="en-US" w:eastAsia="en-ID"/>
-              </w:rPr>
-              <w:t>2</w:t>
-            </w:r>
-          </w:p>
-        </w:tc>
-        <w:tc>
-          <w:tcPr>
-            <w:tcW w:w="8499" w:type="dxa"/>
-          </w:tcPr>
-          <w:p>
-            <w:pPr>
-              <w:spacing w:before="60" w:line="360" w:lineRule="auto"/>
-              <w:ind w:firstLine="0"/>
-              <w:jc w:val="left"/>
-              <w:rPr>
-                <w:rFonts w:eastAsia="Times New Roman" w:cs="Times New Roman"/>
-                <w:szCs w:val="24"/>
-                <w:lang w:eastAsia="en-ID"/>
-              </w:rPr>
-            </w:pPr>
-          </w:p>
-        </w:tc>
-      </w:tr>
-      <w:tr>
-        <w:tc>
-          <w:tcPr>
-            <w:tcW w:w="1129" w:type="dxa"/>
-          </w:tcPr>
-          <w:p>
-            <w:pPr>
-              <w:spacing w:before="60" w:line="360" w:lineRule="auto"/>
-              <w:ind w:firstLine="0"/>
-              <w:jc w:val="left"/>
-              <w:rPr>
-                <w:rFonts w:eastAsia="Times New Roman" w:cs="Times New Roman"/>
-                <w:szCs w:val="24"/>
-                <w:lang w:val="en-US" w:eastAsia="en-ID"/>
-              </w:rPr>
-            </w:pPr>
-            <w:r>
-              <w:rPr>
-                <w:rFonts w:eastAsia="Times New Roman" w:cs="Times New Roman"/>
-                <w:szCs w:val="24"/>
-                <w:lang w:val="en-US" w:eastAsia="en-ID"/>
-              </w:rPr>
-              <w:t>3</w:t>
-            </w:r>
-          </w:p>
-        </w:tc>
-        <w:tc>
-          <w:tcPr>
-            <w:tcW w:w="8499" w:type="dxa"/>
-          </w:tcPr>
-          <w:p>
-            <w:pPr>
-              <w:spacing w:before="60" w:line="360" w:lineRule="auto"/>
-              <w:ind w:firstLine="0"/>
-              <w:jc w:val="left"/>
-              <w:rPr>
-                <w:rFonts w:eastAsia="Times New Roman" w:cs="Times New Roman"/>
-                <w:szCs w:val="24"/>
-                <w:lang w:val="en-US" w:eastAsia="en-ID"/>
-              </w:rPr>
-            </w:pPr>
-          </w:p>
-        </w:tc>
-      </w:tr>
-      <w:tr>
-        <w:tc>
-          <w:tcPr>
-            <w:tcW w:w="1129" w:type="dxa"/>
-          </w:tcPr>
-          <w:p>
-            <w:pPr>
-              <w:spacing w:before="60" w:line="360" w:lineRule="auto"/>
-              <w:ind w:firstLine="0"/>
-              <w:jc w:val="left"/>
-              <w:rPr>
-                <w:rFonts w:eastAsia="Times New Roman" w:cs="Times New Roman"/>
-                <w:szCs w:val="24"/>
-                <w:lang w:val="en-US" w:eastAsia="en-ID"/>
-              </w:rPr>
-            </w:pPr>
-            <w:r>
-              <w:rPr>
-                <w:rFonts w:eastAsia="Times New Roman" w:cs="Times New Roman"/>
-                <w:szCs w:val="24"/>
-                <w:lang w:val="en-US" w:eastAsia="en-ID"/>
-              </w:rPr>
-              <w:t>4</w:t>
-            </w:r>
-          </w:p>
-        </w:tc>
-        <w:tc>
-          <w:tcPr>
-            <w:tcW w:w="8499" w:type="dxa"/>
-          </w:tcPr>
-          <w:p>
-            <w:pPr>
-              <w:spacing w:before="60" w:line="360" w:lineRule="auto"/>
-              <w:ind w:firstLine="0"/>
-              <w:jc w:val="left"/>
-              <w:rPr>
-                <w:rFonts w:eastAsia="Times New Roman" w:cs="Times New Roman"/>
-                <w:szCs w:val="24"/>
-                <w:lang w:eastAsia="en-ID"/>
-              </w:rPr>
-            </w:pPr>
-          </w:p>
-        </w:tc>
-      </w:tr>
-    </w:tbl>
-    <w:p>
-      <w:pPr>
-        <w:spacing w:before="60" w:line="360" w:lineRule="auto"/>
-        <w:ind w:firstLine="0"/>
-        <w:jc w:val="left"/>
-        <w:rPr>
-          <w:rFonts w:eastAsia="Times New Roman" w:cs="Times New Roman"/>
-          <w:b/>
-          <w:bCs/>
-          <w:kern w:val="0"/>
-          <w:szCs w:val="24"/>
-          <w:lang w:eastAsia="en-ID"/>
-          <w14:ligatures w14:val="none"/>
-        </w:rPr>
-      </w:pPr>
-    </w:p>
     <w:sectPr>
-      <w:headerReference w:type="default" r:id="rId7"/>
-      <w:footerReference w:type="default" r:id="rId8"/>
+      <w:headerReference w:type="default" r:id="rId46"/>
+      <w:footerReference w:type="default" r:id="rId47"/>
       <w:pgSz w:w="11906" w:h="16838" w:code="9"/>
       <w:pgMar w:top="1134" w:right="1134" w:bottom="1134" w:left="1134" w:header="567" w:footer="567" w:gutter="0"/>
       <w:cols w:space="708"/>
@@ -9084,7 +11494,6 @@
   <w:style w:type="character" w:default="1" w:styleId="DefaultParagraphFont">
     <w:name w:val="Default Paragraph Font"/>
     <w:uiPriority w:val="1"/>
-    <w:semiHidden/>
     <w:unhideWhenUsed/>
   </w:style>
   <w:style w:type="table" w:default="1" w:styleId="TableNormal">
